--- a/python/06_리스트와_튜플/06_리스트와_튜플_교안.docx
+++ b/python/06_리스트와_튜플/06_리스트와_튜플_교안.docx
@@ -9009,508 +9009,13 @@
                 <w:rFonts w:ascii="Consolas" w:cs="Consolas" w:eastAsia="맑은 고딕" w:hAnsi="Consolas"/>
                 <w:b w:val="false"/>
                 <w:bCs w:val="false"/>
-                <w:i w:val="false"/>
-                <w:iCs w:val="false"/>
-                <w:color w:val="24292F"/>
-                <w:sz w:val="17"/>
-                <w:szCs w:val="17"/>
-              </w:rPr>
-              <w:t xml:space="preserve">total</w:t>
-            </w:r>
-            <w:r>
-              <w:rPr>
-                <w:rFonts w:ascii="Consolas" w:cs="Consolas" w:eastAsia="맑은 고딕" w:hAnsi="Consolas"/>
-                <w:b w:val="false"/>
-                <w:bCs w:val="false"/>
-                <w:i w:val="false"/>
-                <w:iCs w:val="false"/>
-                <w:color w:val="24292F"/>
-                <w:sz w:val="17"/>
-                <w:szCs w:val="17"/>
-              </w:rPr>
-              <w:t xml:space="preserve"> = </w:t>
-            </w:r>
-            <w:r>
-              <w:rPr>
-                <w:rFonts w:ascii="Consolas" w:cs="Consolas" w:eastAsia="맑은 고딕" w:hAnsi="Consolas"/>
-                <w:b w:val="false"/>
-                <w:bCs w:val="false"/>
-                <w:i w:val="false"/>
-                <w:iCs w:val="false"/>
-                <w:color w:val="098658"/>
-                <w:sz w:val="17"/>
-                <w:szCs w:val="17"/>
-              </w:rPr>
-              <w:t xml:space="preserve">0</w:t>
-            </w:r>
-          </w:p>
-          <w:p>
-            <w:pPr>
-              <w:spacing w:after="0" w:line="252"/>
-            </w:pPr>
-            <w:r>
-              <w:rPr>
-                <w:rFonts w:ascii="Consolas" w:cs="Consolas" w:eastAsia="맑은 고딕" w:hAnsi="Consolas"/>
-                <w:color w:val="A0A0A0"/>
-                <w:sz w:val="17"/>
-                <w:szCs w:val="17"/>
-              </w:rPr>
-              <w:t xml:space="preserve"> 5  </w:t>
-            </w:r>
-            <w:r>
-              <w:rPr>
-                <w:rFonts w:ascii="Consolas" w:cs="Consolas" w:eastAsia="맑은 고딕" w:hAnsi="Consolas"/>
-                <w:b/>
-                <w:bCs/>
-                <w:i w:val="false"/>
-                <w:iCs w:val="false"/>
-                <w:color w:val="0033B3"/>
-                <w:sz w:val="17"/>
-                <w:szCs w:val="17"/>
-              </w:rPr>
-              <w:t xml:space="preserve">for</w:t>
-            </w:r>
-            <w:r>
-              <w:rPr>
-                <w:rFonts w:ascii="Consolas" w:cs="Consolas" w:eastAsia="맑은 고딕" w:hAnsi="Consolas"/>
-                <w:b w:val="false"/>
-                <w:bCs w:val="false"/>
-                <w:i w:val="false"/>
-                <w:iCs w:val="false"/>
-                <w:color w:val="24292F"/>
-                <w:sz w:val="17"/>
-                <w:szCs w:val="17"/>
-              </w:rPr>
-              <w:t xml:space="preserve"> </w:t>
-            </w:r>
-            <w:r>
-              <w:rPr>
-                <w:rFonts w:ascii="Consolas" w:cs="Consolas" w:eastAsia="맑은 고딕" w:hAnsi="Consolas"/>
-                <w:b w:val="false"/>
-                <w:bCs w:val="false"/>
-                <w:i w:val="false"/>
-                <w:iCs w:val="false"/>
-                <w:color w:val="24292F"/>
-                <w:sz w:val="17"/>
-                <w:szCs w:val="17"/>
-              </w:rPr>
-              <w:t xml:space="preserve">s</w:t>
-            </w:r>
-            <w:r>
-              <w:rPr>
-                <w:rFonts w:ascii="Consolas" w:cs="Consolas" w:eastAsia="맑은 고딕" w:hAnsi="Consolas"/>
-                <w:b w:val="false"/>
-                <w:bCs w:val="false"/>
-                <w:i w:val="false"/>
-                <w:iCs w:val="false"/>
-                <w:color w:val="24292F"/>
-                <w:sz w:val="17"/>
-                <w:szCs w:val="17"/>
-              </w:rPr>
-              <w:t xml:space="preserve"> </w:t>
-            </w:r>
-            <w:r>
-              <w:rPr>
-                <w:rFonts w:ascii="Consolas" w:cs="Consolas" w:eastAsia="맑은 고딕" w:hAnsi="Consolas"/>
-                <w:b/>
-                <w:bCs/>
-                <w:i w:val="false"/>
-                <w:iCs w:val="false"/>
-                <w:color w:val="0033B3"/>
-                <w:sz w:val="17"/>
-                <w:szCs w:val="17"/>
-              </w:rPr>
-              <w:t xml:space="preserve">in</w:t>
-            </w:r>
-            <w:r>
-              <w:rPr>
-                <w:rFonts w:ascii="Consolas" w:cs="Consolas" w:eastAsia="맑은 고딕" w:hAnsi="Consolas"/>
-                <w:b w:val="false"/>
-                <w:bCs w:val="false"/>
-                <w:i w:val="false"/>
-                <w:iCs w:val="false"/>
-                <w:color w:val="24292F"/>
-                <w:sz w:val="17"/>
-                <w:szCs w:val="17"/>
-              </w:rPr>
-              <w:t xml:space="preserve"> </w:t>
-            </w:r>
-            <w:r>
-              <w:rPr>
-                <w:rFonts w:ascii="Consolas" w:cs="Consolas" w:eastAsia="맑은 고딕" w:hAnsi="Consolas"/>
-                <w:b w:val="false"/>
-                <w:bCs w:val="false"/>
-                <w:i w:val="false"/>
-                <w:iCs w:val="false"/>
-                <w:color w:val="24292F"/>
-                <w:sz w:val="17"/>
-                <w:szCs w:val="17"/>
-              </w:rPr>
-              <w:t xml:space="preserve">scores</w:t>
-            </w:r>
-            <w:r>
-              <w:rPr>
-                <w:rFonts w:ascii="Consolas" w:cs="Consolas" w:eastAsia="맑은 고딕" w:hAnsi="Consolas"/>
-                <w:b w:val="false"/>
-                <w:bCs w:val="false"/>
-                <w:i w:val="false"/>
-                <w:iCs w:val="false"/>
-                <w:color w:val="24292F"/>
-                <w:sz w:val="17"/>
-                <w:szCs w:val="17"/>
-              </w:rPr>
-              <w:t xml:space="preserve">:</w:t>
-            </w:r>
-          </w:p>
-          <w:p>
-            <w:pPr>
-              <w:spacing w:after="0" w:line="252"/>
-            </w:pPr>
-            <w:r>
-              <w:rPr>
-                <w:rFonts w:ascii="Consolas" w:cs="Consolas" w:eastAsia="맑은 고딕" w:hAnsi="Consolas"/>
-                <w:color w:val="A0A0A0"/>
-                <w:sz w:val="17"/>
-                <w:szCs w:val="17"/>
-              </w:rPr>
-              <w:t xml:space="preserve"> 6  </w:t>
-            </w:r>
-            <w:r>
-              <w:rPr>
-                <w:rFonts w:ascii="Consolas" w:cs="Consolas" w:eastAsia="맑은 고딕" w:hAnsi="Consolas"/>
-                <w:b w:val="false"/>
-                <w:bCs w:val="false"/>
-                <w:i w:val="false"/>
-                <w:iCs w:val="false"/>
-                <w:color w:val="24292F"/>
-                <w:sz w:val="17"/>
-                <w:szCs w:val="17"/>
-              </w:rPr>
-              <w:t xml:space="preserve">    </w:t>
-            </w:r>
-            <w:r>
-              <w:rPr>
-                <w:rFonts w:ascii="Consolas" w:cs="Consolas" w:eastAsia="맑은 고딕" w:hAnsi="Consolas"/>
-                <w:b w:val="false"/>
-                <w:bCs w:val="false"/>
-                <w:i w:val="false"/>
-                <w:iCs w:val="false"/>
-                <w:color w:val="24292F"/>
-                <w:sz w:val="17"/>
-                <w:szCs w:val="17"/>
-              </w:rPr>
-              <w:t xml:space="preserve">total</w:t>
-            </w:r>
-            <w:r>
-              <w:rPr>
-                <w:rFonts w:ascii="Consolas" w:cs="Consolas" w:eastAsia="맑은 고딕" w:hAnsi="Consolas"/>
-                <w:b w:val="false"/>
-                <w:bCs w:val="false"/>
-                <w:i w:val="false"/>
-                <w:iCs w:val="false"/>
-                <w:color w:val="24292F"/>
-                <w:sz w:val="17"/>
-                <w:szCs w:val="17"/>
-              </w:rPr>
-              <w:t xml:space="preserve"> += </w:t>
-            </w:r>
-            <w:r>
-              <w:rPr>
-                <w:rFonts w:ascii="Consolas" w:cs="Consolas" w:eastAsia="맑은 고딕" w:hAnsi="Consolas"/>
-                <w:b w:val="false"/>
-                <w:bCs w:val="false"/>
-                <w:i w:val="false"/>
-                <w:iCs w:val="false"/>
-                <w:color w:val="24292F"/>
-                <w:sz w:val="17"/>
-                <w:szCs w:val="17"/>
-              </w:rPr>
-              <w:t xml:space="preserve">s</w:t>
-            </w:r>
-          </w:p>
-          <w:p>
-            <w:pPr>
-              <w:spacing w:after="0" w:line="252"/>
-            </w:pPr>
-            <w:r>
-              <w:rPr>
-                <w:rFonts w:ascii="Consolas" w:cs="Consolas" w:eastAsia="맑은 고딕" w:hAnsi="Consolas"/>
-                <w:color w:val="A0A0A0"/>
-                <w:sz w:val="17"/>
-                <w:szCs w:val="17"/>
-              </w:rPr>
-              <w:t xml:space="preserve"> 7  </w:t>
-            </w:r>
-            <w:r>
-              <w:rPr>
-                <w:rFonts w:ascii="Consolas" w:cs="Consolas" w:eastAsia="맑은 고딕" w:hAnsi="Consolas"/>
-                <w:b w:val="false"/>
-                <w:bCs w:val="false"/>
-                <w:i w:val="false"/>
-                <w:iCs w:val="false"/>
-                <w:color w:val="795E26"/>
-                <w:sz w:val="17"/>
-                <w:szCs w:val="17"/>
-              </w:rPr>
-              <w:t xml:space="preserve">print</w:t>
-            </w:r>
-            <w:r>
-              <w:rPr>
-                <w:rFonts w:ascii="Consolas" w:cs="Consolas" w:eastAsia="맑은 고딕" w:hAnsi="Consolas"/>
-                <w:b w:val="false"/>
-                <w:bCs w:val="false"/>
-                <w:i w:val="false"/>
-                <w:iCs w:val="false"/>
-                <w:color w:val="24292F"/>
-                <w:sz w:val="17"/>
-                <w:szCs w:val="17"/>
-              </w:rPr>
-              <w:t xml:space="preserve">(</w:t>
-            </w:r>
-            <w:r>
-              <w:rPr>
-                <w:rFonts w:ascii="Consolas" w:cs="Consolas" w:eastAsia="맑은 고딕" w:hAnsi="Consolas"/>
-                <w:b w:val="false"/>
-                <w:bCs w:val="false"/>
-                <w:i w:val="false"/>
-                <w:iCs w:val="false"/>
-                <w:color w:val="A31515"/>
-                <w:sz w:val="17"/>
-                <w:szCs w:val="17"/>
-              </w:rPr>
-              <w:t xml:space="preserve">"합계:"</w:t>
-            </w:r>
-            <w:r>
-              <w:rPr>
-                <w:rFonts w:ascii="Consolas" w:cs="Consolas" w:eastAsia="맑은 고딕" w:hAnsi="Consolas"/>
-                <w:b w:val="false"/>
-                <w:bCs w:val="false"/>
-                <w:i w:val="false"/>
-                <w:iCs w:val="false"/>
-                <w:color w:val="24292F"/>
-                <w:sz w:val="17"/>
-                <w:szCs w:val="17"/>
-              </w:rPr>
-              <w:t xml:space="preserve">, </w:t>
-            </w:r>
-            <w:r>
-              <w:rPr>
-                <w:rFonts w:ascii="Consolas" w:cs="Consolas" w:eastAsia="맑은 고딕" w:hAnsi="Consolas"/>
-                <w:b w:val="false"/>
-                <w:bCs w:val="false"/>
-                <w:i w:val="false"/>
-                <w:iCs w:val="false"/>
-                <w:color w:val="24292F"/>
-                <w:sz w:val="17"/>
-                <w:szCs w:val="17"/>
-              </w:rPr>
-              <w:t xml:space="preserve">total</w:t>
-            </w:r>
-            <w:r>
-              <w:rPr>
-                <w:rFonts w:ascii="Consolas" w:cs="Consolas" w:eastAsia="맑은 고딕" w:hAnsi="Consolas"/>
-                <w:b w:val="false"/>
-                <w:bCs w:val="false"/>
-                <w:i w:val="false"/>
-                <w:iCs w:val="false"/>
-                <w:color w:val="24292F"/>
-                <w:sz w:val="17"/>
-                <w:szCs w:val="17"/>
-              </w:rPr>
-              <w:t xml:space="preserve">)</w:t>
-            </w:r>
-          </w:p>
-          <w:p>
-            <w:pPr>
-              <w:spacing w:after="0" w:line="252"/>
-            </w:pPr>
-            <w:r>
-              <w:rPr>
-                <w:rFonts w:ascii="Consolas" w:cs="Consolas" w:eastAsia="맑은 고딕" w:hAnsi="Consolas"/>
-                <w:color w:val="A0A0A0"/>
-                <w:sz w:val="17"/>
-                <w:szCs w:val="17"/>
-              </w:rPr>
-              <w:t xml:space="preserve"> 8  </w:t>
-            </w:r>
-            <w:r>
-              <w:rPr>
-                <w:rFonts w:ascii="Consolas" w:cs="Consolas" w:eastAsia="맑은 고딕" w:hAnsi="Consolas"/>
-                <w:b w:val="false"/>
-                <w:bCs w:val="false"/>
-                <w:i w:val="false"/>
-                <w:iCs w:val="false"/>
-                <w:color w:val="795E26"/>
-                <w:sz w:val="17"/>
-                <w:szCs w:val="17"/>
-              </w:rPr>
-              <w:t xml:space="preserve">print</w:t>
-            </w:r>
-            <w:r>
-              <w:rPr>
-                <w:rFonts w:ascii="Consolas" w:cs="Consolas" w:eastAsia="맑은 고딕" w:hAnsi="Consolas"/>
-                <w:b w:val="false"/>
-                <w:bCs w:val="false"/>
-                <w:i w:val="false"/>
-                <w:iCs w:val="false"/>
-                <w:color w:val="24292F"/>
-                <w:sz w:val="17"/>
-                <w:szCs w:val="17"/>
-              </w:rPr>
-              <w:t xml:space="preserve">(</w:t>
-            </w:r>
-            <w:r>
-              <w:rPr>
-                <w:rFonts w:ascii="Consolas" w:cs="Consolas" w:eastAsia="맑은 고딕" w:hAnsi="Consolas"/>
-                <w:b w:val="false"/>
-                <w:bCs w:val="false"/>
-                <w:i w:val="false"/>
-                <w:iCs w:val="false"/>
-                <w:color w:val="A31515"/>
-                <w:sz w:val="17"/>
-                <w:szCs w:val="17"/>
-              </w:rPr>
-              <w:t xml:space="preserve">"평균:"</w:t>
-            </w:r>
-            <w:r>
-              <w:rPr>
-                <w:rFonts w:ascii="Consolas" w:cs="Consolas" w:eastAsia="맑은 고딕" w:hAnsi="Consolas"/>
-                <w:b w:val="false"/>
-                <w:bCs w:val="false"/>
-                <w:i w:val="false"/>
-                <w:iCs w:val="false"/>
-                <w:color w:val="24292F"/>
-                <w:sz w:val="17"/>
-                <w:szCs w:val="17"/>
-              </w:rPr>
-              <w:t xml:space="preserve">, </w:t>
-            </w:r>
-            <w:r>
-              <w:rPr>
-                <w:rFonts w:ascii="Consolas" w:cs="Consolas" w:eastAsia="맑은 고딕" w:hAnsi="Consolas"/>
-                <w:b w:val="false"/>
-                <w:bCs w:val="false"/>
-                <w:i w:val="false"/>
-                <w:iCs w:val="false"/>
-                <w:color w:val="24292F"/>
-                <w:sz w:val="17"/>
-                <w:szCs w:val="17"/>
-              </w:rPr>
-              <w:t xml:space="preserve">total</w:t>
-            </w:r>
-            <w:r>
-              <w:rPr>
-                <w:rFonts w:ascii="Consolas" w:cs="Consolas" w:eastAsia="맑은 고딕" w:hAnsi="Consolas"/>
-                <w:b w:val="false"/>
-                <w:bCs w:val="false"/>
-                <w:i w:val="false"/>
-                <w:iCs w:val="false"/>
-                <w:color w:val="24292F"/>
-                <w:sz w:val="17"/>
-                <w:szCs w:val="17"/>
-              </w:rPr>
-              <w:t xml:space="preserve"> / </w:t>
-            </w:r>
-            <w:r>
-              <w:rPr>
-                <w:rFonts w:ascii="Consolas" w:cs="Consolas" w:eastAsia="맑은 고딕" w:hAnsi="Consolas"/>
-                <w:b w:val="false"/>
-                <w:bCs w:val="false"/>
-                <w:i w:val="false"/>
-                <w:iCs w:val="false"/>
-                <w:color w:val="795E26"/>
-                <w:sz w:val="17"/>
-                <w:szCs w:val="17"/>
-              </w:rPr>
-              <w:t xml:space="preserve">len</w:t>
-            </w:r>
-            <w:r>
-              <w:rPr>
-                <w:rFonts w:ascii="Consolas" w:cs="Consolas" w:eastAsia="맑은 고딕" w:hAnsi="Consolas"/>
-                <w:b w:val="false"/>
-                <w:bCs w:val="false"/>
-                <w:i w:val="false"/>
-                <w:iCs w:val="false"/>
-                <w:color w:val="24292F"/>
-                <w:sz w:val="17"/>
-                <w:szCs w:val="17"/>
-              </w:rPr>
-              <w:t xml:space="preserve">(</w:t>
-            </w:r>
-            <w:r>
-              <w:rPr>
-                <w:rFonts w:ascii="Consolas" w:cs="Consolas" w:eastAsia="맑은 고딕" w:hAnsi="Consolas"/>
-                <w:b w:val="false"/>
-                <w:bCs w:val="false"/>
-                <w:i w:val="false"/>
-                <w:iCs w:val="false"/>
-                <w:color w:val="24292F"/>
-                <w:sz w:val="17"/>
-                <w:szCs w:val="17"/>
-              </w:rPr>
-              <w:t xml:space="preserve">scores</w:t>
-            </w:r>
-            <w:r>
-              <w:rPr>
-                <w:rFonts w:ascii="Consolas" w:cs="Consolas" w:eastAsia="맑은 고딕" w:hAnsi="Consolas"/>
-                <w:b w:val="false"/>
-                <w:bCs w:val="false"/>
-                <w:i w:val="false"/>
-                <w:iCs w:val="false"/>
-                <w:color w:val="24292F"/>
-                <w:sz w:val="17"/>
-                <w:szCs w:val="17"/>
-              </w:rPr>
-              <w:t xml:space="preserve">))</w:t>
-            </w:r>
-          </w:p>
-          <w:p>
-            <w:pPr>
-              <w:spacing w:after="0" w:line="252"/>
-            </w:pPr>
-            <w:r>
-              <w:rPr>
-                <w:rFonts w:ascii="Consolas" w:cs="Consolas" w:eastAsia="맑은 고딕" w:hAnsi="Consolas"/>
-                <w:color w:val="A0A0A0"/>
-                <w:sz w:val="17"/>
-                <w:szCs w:val="17"/>
-              </w:rPr>
-              <w:t xml:space="preserve"> 9  </w:t>
-            </w:r>
-            <w:r>
-              <w:rPr>
-                <w:rFonts w:ascii="Consolas" w:cs="Consolas" w:eastAsia="맑은 고딕" w:hAnsi="Consolas"/>
-                <w:sz w:val="17"/>
-                <w:szCs w:val="17"/>
-              </w:rPr>
-              <w:t xml:space="preserve"> </w:t>
-            </w:r>
-          </w:p>
-          <w:p>
-            <w:pPr>
-              <w:spacing w:after="0" w:line="252"/>
-            </w:pPr>
-            <w:r>
-              <w:rPr>
-                <w:rFonts w:ascii="Consolas" w:cs="Consolas" w:eastAsia="맑은 고딕" w:hAnsi="Consolas"/>
-                <w:color w:val="A0A0A0"/>
-                <w:sz w:val="17"/>
-                <w:szCs w:val="17"/>
-              </w:rPr>
-              <w:t xml:space="preserve">10  </w:t>
-            </w:r>
-            <w:r>
-              <w:rPr>
-                <w:rFonts w:ascii="Consolas" w:cs="Consolas" w:eastAsia="맑은 고딕" w:hAnsi="Consolas"/>
-                <w:b w:val="false"/>
-                <w:bCs w:val="false"/>
                 <w:i/>
                 <w:iCs/>
                 <w:color w:val="6A9955"/>
                 <w:sz w:val="17"/>
                 <w:szCs w:val="17"/>
               </w:rPr>
-              <w:t xml:space="preserve"># 내장 함수로 한 번에</w:t>
+              <w:t xml:space="preserve"># for 로 하나씩 꺼내 더하기</w:t>
             </w:r>
           </w:p>
           <w:p>
@@ -9524,7 +9029,244 @@
                 <w:sz w:val="17"/>
                 <w:szCs w:val="17"/>
               </w:rPr>
-              <w:t xml:space="preserve">11  </w:t>
+              <w:t xml:space="preserve"> 5  </w:t>
+            </w:r>
+            <w:r>
+              <w:rPr>
+                <w:rFonts w:ascii="Consolas" w:cs="Consolas" w:eastAsia="맑은 고딕" w:hAnsi="Consolas"/>
+                <w:b w:val="false"/>
+                <w:bCs w:val="false"/>
+                <w:i w:val="false"/>
+                <w:iCs w:val="false"/>
+                <w:color w:val="24292F"/>
+                <w:sz w:val="17"/>
+                <w:szCs w:val="17"/>
+              </w:rPr>
+              <w:t xml:space="preserve">total</w:t>
+            </w:r>
+            <w:r>
+              <w:rPr>
+                <w:rFonts w:ascii="Consolas" w:cs="Consolas" w:eastAsia="맑은 고딕" w:hAnsi="Consolas"/>
+                <w:b w:val="false"/>
+                <w:bCs w:val="false"/>
+                <w:i w:val="false"/>
+                <w:iCs w:val="false"/>
+                <w:color w:val="24292F"/>
+                <w:sz w:val="17"/>
+                <w:szCs w:val="17"/>
+              </w:rPr>
+              <w:t xml:space="preserve"> = </w:t>
+            </w:r>
+            <w:r>
+              <w:rPr>
+                <w:rFonts w:ascii="Consolas" w:cs="Consolas" w:eastAsia="맑은 고딕" w:hAnsi="Consolas"/>
+                <w:b w:val="false"/>
+                <w:bCs w:val="false"/>
+                <w:i w:val="false"/>
+                <w:iCs w:val="false"/>
+                <w:color w:val="098658"/>
+                <w:sz w:val="17"/>
+                <w:szCs w:val="17"/>
+              </w:rPr>
+              <w:t xml:space="preserve">0</w:t>
+            </w:r>
+          </w:p>
+          <w:p>
+            <w:pPr>
+              <w:spacing w:after="0" w:line="252"/>
+            </w:pPr>
+            <w:r>
+              <w:rPr>
+                <w:rFonts w:ascii="Consolas" w:cs="Consolas" w:eastAsia="맑은 고딕" w:hAnsi="Consolas"/>
+                <w:color w:val="A0A0A0"/>
+                <w:sz w:val="17"/>
+                <w:szCs w:val="17"/>
+              </w:rPr>
+              <w:t xml:space="preserve"> 6  </w:t>
+            </w:r>
+            <w:r>
+              <w:rPr>
+                <w:rFonts w:ascii="Consolas" w:cs="Consolas" w:eastAsia="맑은 고딕" w:hAnsi="Consolas"/>
+                <w:b/>
+                <w:bCs/>
+                <w:i w:val="false"/>
+                <w:iCs w:val="false"/>
+                <w:color w:val="0033B3"/>
+                <w:sz w:val="17"/>
+                <w:szCs w:val="17"/>
+              </w:rPr>
+              <w:t xml:space="preserve">for</w:t>
+            </w:r>
+            <w:r>
+              <w:rPr>
+                <w:rFonts w:ascii="Consolas" w:cs="Consolas" w:eastAsia="맑은 고딕" w:hAnsi="Consolas"/>
+                <w:b w:val="false"/>
+                <w:bCs w:val="false"/>
+                <w:i w:val="false"/>
+                <w:iCs w:val="false"/>
+                <w:color w:val="24292F"/>
+                <w:sz w:val="17"/>
+                <w:szCs w:val="17"/>
+              </w:rPr>
+              <w:t xml:space="preserve"> </w:t>
+            </w:r>
+            <w:r>
+              <w:rPr>
+                <w:rFonts w:ascii="Consolas" w:cs="Consolas" w:eastAsia="맑은 고딕" w:hAnsi="Consolas"/>
+                <w:b w:val="false"/>
+                <w:bCs w:val="false"/>
+                <w:i w:val="false"/>
+                <w:iCs w:val="false"/>
+                <w:color w:val="24292F"/>
+                <w:sz w:val="17"/>
+                <w:szCs w:val="17"/>
+              </w:rPr>
+              <w:t xml:space="preserve">s</w:t>
+            </w:r>
+            <w:r>
+              <w:rPr>
+                <w:rFonts w:ascii="Consolas" w:cs="Consolas" w:eastAsia="맑은 고딕" w:hAnsi="Consolas"/>
+                <w:b w:val="false"/>
+                <w:bCs w:val="false"/>
+                <w:i w:val="false"/>
+                <w:iCs w:val="false"/>
+                <w:color w:val="24292F"/>
+                <w:sz w:val="17"/>
+                <w:szCs w:val="17"/>
+              </w:rPr>
+              <w:t xml:space="preserve"> </w:t>
+            </w:r>
+            <w:r>
+              <w:rPr>
+                <w:rFonts w:ascii="Consolas" w:cs="Consolas" w:eastAsia="맑은 고딕" w:hAnsi="Consolas"/>
+                <w:b/>
+                <w:bCs/>
+                <w:i w:val="false"/>
+                <w:iCs w:val="false"/>
+                <w:color w:val="0033B3"/>
+                <w:sz w:val="17"/>
+                <w:szCs w:val="17"/>
+              </w:rPr>
+              <w:t xml:space="preserve">in</w:t>
+            </w:r>
+            <w:r>
+              <w:rPr>
+                <w:rFonts w:ascii="Consolas" w:cs="Consolas" w:eastAsia="맑은 고딕" w:hAnsi="Consolas"/>
+                <w:b w:val="false"/>
+                <w:bCs w:val="false"/>
+                <w:i w:val="false"/>
+                <w:iCs w:val="false"/>
+                <w:color w:val="24292F"/>
+                <w:sz w:val="17"/>
+                <w:szCs w:val="17"/>
+              </w:rPr>
+              <w:t xml:space="preserve"> </w:t>
+            </w:r>
+            <w:r>
+              <w:rPr>
+                <w:rFonts w:ascii="Consolas" w:cs="Consolas" w:eastAsia="맑은 고딕" w:hAnsi="Consolas"/>
+                <w:b w:val="false"/>
+                <w:bCs w:val="false"/>
+                <w:i w:val="false"/>
+                <w:iCs w:val="false"/>
+                <w:color w:val="24292F"/>
+                <w:sz w:val="17"/>
+                <w:szCs w:val="17"/>
+              </w:rPr>
+              <w:t xml:space="preserve">scores</w:t>
+            </w:r>
+            <w:r>
+              <w:rPr>
+                <w:rFonts w:ascii="Consolas" w:cs="Consolas" w:eastAsia="맑은 고딕" w:hAnsi="Consolas"/>
+                <w:b w:val="false"/>
+                <w:bCs w:val="false"/>
+                <w:i w:val="false"/>
+                <w:iCs w:val="false"/>
+                <w:color w:val="24292F"/>
+                <w:sz w:val="17"/>
+                <w:szCs w:val="17"/>
+              </w:rPr>
+              <w:t xml:space="preserve">:</w:t>
+            </w:r>
+          </w:p>
+          <w:p>
+            <w:pPr>
+              <w:spacing w:after="0" w:line="252"/>
+            </w:pPr>
+            <w:r>
+              <w:rPr>
+                <w:rFonts w:ascii="Consolas" w:cs="Consolas" w:eastAsia="맑은 고딕" w:hAnsi="Consolas"/>
+                <w:color w:val="A0A0A0"/>
+                <w:sz w:val="17"/>
+                <w:szCs w:val="17"/>
+              </w:rPr>
+              <w:t xml:space="preserve"> 7  </w:t>
+            </w:r>
+            <w:r>
+              <w:rPr>
+                <w:rFonts w:ascii="Consolas" w:cs="Consolas" w:eastAsia="맑은 고딕" w:hAnsi="Consolas"/>
+                <w:b w:val="false"/>
+                <w:bCs w:val="false"/>
+                <w:i w:val="false"/>
+                <w:iCs w:val="false"/>
+                <w:color w:val="24292F"/>
+                <w:sz w:val="17"/>
+                <w:szCs w:val="17"/>
+              </w:rPr>
+              <w:t xml:space="preserve">    </w:t>
+            </w:r>
+            <w:r>
+              <w:rPr>
+                <w:rFonts w:ascii="Consolas" w:cs="Consolas" w:eastAsia="맑은 고딕" w:hAnsi="Consolas"/>
+                <w:b w:val="false"/>
+                <w:bCs w:val="false"/>
+                <w:i w:val="false"/>
+                <w:iCs w:val="false"/>
+                <w:color w:val="24292F"/>
+                <w:sz w:val="17"/>
+                <w:szCs w:val="17"/>
+              </w:rPr>
+              <w:t xml:space="preserve">total</w:t>
+            </w:r>
+            <w:r>
+              <w:rPr>
+                <w:rFonts w:ascii="Consolas" w:cs="Consolas" w:eastAsia="맑은 고딕" w:hAnsi="Consolas"/>
+                <w:b w:val="false"/>
+                <w:bCs w:val="false"/>
+                <w:i w:val="false"/>
+                <w:iCs w:val="false"/>
+                <w:color w:val="24292F"/>
+                <w:sz w:val="17"/>
+                <w:szCs w:val="17"/>
+              </w:rPr>
+              <w:t xml:space="preserve"> += </w:t>
+            </w:r>
+            <w:r>
+              <w:rPr>
+                <w:rFonts w:ascii="Consolas" w:cs="Consolas" w:eastAsia="맑은 고딕" w:hAnsi="Consolas"/>
+                <w:b w:val="false"/>
+                <w:bCs w:val="false"/>
+                <w:i w:val="false"/>
+                <w:iCs w:val="false"/>
+                <w:color w:val="24292F"/>
+                <w:sz w:val="17"/>
+                <w:szCs w:val="17"/>
+              </w:rPr>
+              <w:t xml:space="preserve">s</w:t>
+            </w:r>
+          </w:p>
+          <w:p>
+            <w:pPr>
+              <w:spacing w:after="0" w:line="252"/>
+            </w:pPr>
+            <w:r>
+              <w:rPr>
+                <w:rFonts w:ascii="Consolas" w:cs="Consolas" w:eastAsia="맑은 고딕" w:hAnsi="Consolas"/>
+                <w:color w:val="A0A0A0"/>
+                <w:sz w:val="17"/>
+                <w:szCs w:val="17"/>
+              </w:rPr>
+              <w:t xml:space="preserve"> 8  </w:t>
             </w:r>
             <w:r>
               <w:rPr>
@@ -9563,7 +9305,7 @@
                 <w:sz w:val="17"/>
                 <w:szCs w:val="17"/>
               </w:rPr>
-              <w:t xml:space="preserve">"sum:"</w:t>
+              <w:t xml:space="preserve">"합계:"</w:t>
             </w:r>
             <w:r>
               <w:rPr>
@@ -9585,206 +9327,24 @@
                 <w:bCs w:val="false"/>
                 <w:i w:val="false"/>
                 <w:iCs w:val="false"/>
-                <w:color w:val="795E26"/>
-                <w:sz w:val="17"/>
-                <w:szCs w:val="17"/>
-              </w:rPr>
-              <w:t xml:space="preserve">sum</w:t>
-            </w:r>
-            <w:r>
-              <w:rPr>
-                <w:rFonts w:ascii="Consolas" w:cs="Consolas" w:eastAsia="맑은 고딕" w:hAnsi="Consolas"/>
-                <w:b w:val="false"/>
-                <w:bCs w:val="false"/>
-                <w:i w:val="false"/>
-                <w:iCs w:val="false"/>
-                <w:color w:val="24292F"/>
-                <w:sz w:val="17"/>
-                <w:szCs w:val="17"/>
-              </w:rPr>
-              <w:t xml:space="preserve">(</w:t>
-            </w:r>
-            <w:r>
-              <w:rPr>
-                <w:rFonts w:ascii="Consolas" w:cs="Consolas" w:eastAsia="맑은 고딕" w:hAnsi="Consolas"/>
-                <w:b w:val="false"/>
-                <w:bCs w:val="false"/>
-                <w:i w:val="false"/>
-                <w:iCs w:val="false"/>
-                <w:color w:val="24292F"/>
-                <w:sz w:val="17"/>
-                <w:szCs w:val="17"/>
-              </w:rPr>
-              <w:t xml:space="preserve">scores</w:t>
-            </w:r>
-            <w:r>
-              <w:rPr>
-                <w:rFonts w:ascii="Consolas" w:cs="Consolas" w:eastAsia="맑은 고딕" w:hAnsi="Consolas"/>
-                <w:b w:val="false"/>
-                <w:bCs w:val="false"/>
-                <w:i w:val="false"/>
-                <w:iCs w:val="false"/>
-                <w:color w:val="24292F"/>
-                <w:sz w:val="17"/>
-                <w:szCs w:val="17"/>
-              </w:rPr>
-              <w:t xml:space="preserve">), </w:t>
-            </w:r>
-            <w:r>
-              <w:rPr>
-                <w:rFonts w:ascii="Consolas" w:cs="Consolas" w:eastAsia="맑은 고딕" w:hAnsi="Consolas"/>
-                <w:b w:val="false"/>
-                <w:bCs w:val="false"/>
-                <w:i w:val="false"/>
-                <w:iCs w:val="false"/>
-                <w:color w:val="A31515"/>
-                <w:sz w:val="17"/>
-                <w:szCs w:val="17"/>
-              </w:rPr>
-              <w:t xml:space="preserve">"max:"</w:t>
-            </w:r>
-            <w:r>
-              <w:rPr>
-                <w:rFonts w:ascii="Consolas" w:cs="Consolas" w:eastAsia="맑은 고딕" w:hAnsi="Consolas"/>
-                <w:b w:val="false"/>
-                <w:bCs w:val="false"/>
-                <w:i w:val="false"/>
-                <w:iCs w:val="false"/>
-                <w:color w:val="24292F"/>
-                <w:sz w:val="17"/>
-                <w:szCs w:val="17"/>
-              </w:rPr>
-              <w:t xml:space="preserve">, </w:t>
-            </w:r>
-            <w:r>
-              <w:rPr>
-                <w:rFonts w:ascii="Consolas" w:cs="Consolas" w:eastAsia="맑은 고딕" w:hAnsi="Consolas"/>
-                <w:b w:val="false"/>
-                <w:bCs w:val="false"/>
-                <w:i w:val="false"/>
-                <w:iCs w:val="false"/>
-                <w:color w:val="795E26"/>
-                <w:sz w:val="17"/>
-                <w:szCs w:val="17"/>
-              </w:rPr>
-              <w:t xml:space="preserve">max</w:t>
-            </w:r>
-            <w:r>
-              <w:rPr>
-                <w:rFonts w:ascii="Consolas" w:cs="Consolas" w:eastAsia="맑은 고딕" w:hAnsi="Consolas"/>
-                <w:b w:val="false"/>
-                <w:bCs w:val="false"/>
-                <w:i w:val="false"/>
-                <w:iCs w:val="false"/>
-                <w:color w:val="24292F"/>
-                <w:sz w:val="17"/>
-                <w:szCs w:val="17"/>
-              </w:rPr>
-              <w:t xml:space="preserve">(</w:t>
-            </w:r>
-            <w:r>
-              <w:rPr>
-                <w:rFonts w:ascii="Consolas" w:cs="Consolas" w:eastAsia="맑은 고딕" w:hAnsi="Consolas"/>
-                <w:b w:val="false"/>
-                <w:bCs w:val="false"/>
-                <w:i w:val="false"/>
-                <w:iCs w:val="false"/>
-                <w:color w:val="24292F"/>
-                <w:sz w:val="17"/>
-                <w:szCs w:val="17"/>
-              </w:rPr>
-              <w:t xml:space="preserve">scores</w:t>
-            </w:r>
-            <w:r>
-              <w:rPr>
-                <w:rFonts w:ascii="Consolas" w:cs="Consolas" w:eastAsia="맑은 고딕" w:hAnsi="Consolas"/>
-                <w:b w:val="false"/>
-                <w:bCs w:val="false"/>
-                <w:i w:val="false"/>
-                <w:iCs w:val="false"/>
-                <w:color w:val="24292F"/>
-                <w:sz w:val="17"/>
-                <w:szCs w:val="17"/>
-              </w:rPr>
-              <w:t xml:space="preserve">), </w:t>
-            </w:r>
-            <w:r>
-              <w:rPr>
-                <w:rFonts w:ascii="Consolas" w:cs="Consolas" w:eastAsia="맑은 고딕" w:hAnsi="Consolas"/>
-                <w:b w:val="false"/>
-                <w:bCs w:val="false"/>
-                <w:i w:val="false"/>
-                <w:iCs w:val="false"/>
-                <w:color w:val="A31515"/>
-                <w:sz w:val="17"/>
-                <w:szCs w:val="17"/>
-              </w:rPr>
-              <w:t xml:space="preserve">"min:"</w:t>
-            </w:r>
-            <w:r>
-              <w:rPr>
-                <w:rFonts w:ascii="Consolas" w:cs="Consolas" w:eastAsia="맑은 고딕" w:hAnsi="Consolas"/>
-                <w:b w:val="false"/>
-                <w:bCs w:val="false"/>
-                <w:i w:val="false"/>
-                <w:iCs w:val="false"/>
-                <w:color w:val="24292F"/>
-                <w:sz w:val="17"/>
-                <w:szCs w:val="17"/>
-              </w:rPr>
-              <w:t xml:space="preserve">, </w:t>
-            </w:r>
-            <w:r>
-              <w:rPr>
-                <w:rFonts w:ascii="Consolas" w:cs="Consolas" w:eastAsia="맑은 고딕" w:hAnsi="Consolas"/>
-                <w:b w:val="false"/>
-                <w:bCs w:val="false"/>
-                <w:i w:val="false"/>
-                <w:iCs w:val="false"/>
-                <w:color w:val="795E26"/>
-                <w:sz w:val="17"/>
-                <w:szCs w:val="17"/>
-              </w:rPr>
-              <w:t xml:space="preserve">min</w:t>
-            </w:r>
-            <w:r>
-              <w:rPr>
-                <w:rFonts w:ascii="Consolas" w:cs="Consolas" w:eastAsia="맑은 고딕" w:hAnsi="Consolas"/>
-                <w:b w:val="false"/>
-                <w:bCs w:val="false"/>
-                <w:i w:val="false"/>
-                <w:iCs w:val="false"/>
-                <w:color w:val="24292F"/>
-                <w:sz w:val="17"/>
-                <w:szCs w:val="17"/>
-              </w:rPr>
-              <w:t xml:space="preserve">(</w:t>
-            </w:r>
-            <w:r>
-              <w:rPr>
-                <w:rFonts w:ascii="Consolas" w:cs="Consolas" w:eastAsia="맑은 고딕" w:hAnsi="Consolas"/>
-                <w:b w:val="false"/>
-                <w:bCs w:val="false"/>
-                <w:i w:val="false"/>
-                <w:iCs w:val="false"/>
-                <w:color w:val="24292F"/>
-                <w:sz w:val="17"/>
-                <w:szCs w:val="17"/>
-              </w:rPr>
-              <w:t xml:space="preserve">scores</w:t>
-            </w:r>
-            <w:r>
-              <w:rPr>
-                <w:rFonts w:ascii="Consolas" w:cs="Consolas" w:eastAsia="맑은 고딕" w:hAnsi="Consolas"/>
-                <w:b w:val="false"/>
-                <w:bCs w:val="false"/>
-                <w:i w:val="false"/>
-                <w:iCs w:val="false"/>
-                <w:color w:val="24292F"/>
-                <w:sz w:val="17"/>
-                <w:szCs w:val="17"/>
-              </w:rPr>
-              <w:t xml:space="preserve">))</w:t>
+                <w:color w:val="24292F"/>
+                <w:sz w:val="17"/>
+                <w:szCs w:val="17"/>
+              </w:rPr>
+              <w:t xml:space="preserve">total</w:t>
+            </w:r>
+            <w:r>
+              <w:rPr>
+                <w:rFonts w:ascii="Consolas" w:cs="Consolas" w:eastAsia="맑은 고딕" w:hAnsi="Consolas"/>
+                <w:b w:val="false"/>
+                <w:bCs w:val="false"/>
+                <w:i w:val="false"/>
+                <w:iCs w:val="false"/>
+                <w:color w:val="24292F"/>
+                <w:sz w:val="17"/>
+                <w:szCs w:val="17"/>
+              </w:rPr>
+              <w:t xml:space="preserve">)</w:t>
             </w:r>
           </w:p>
           <w:p>
@@ -9798,29 +9358,7 @@
                 <w:sz w:val="17"/>
                 <w:szCs w:val="17"/>
               </w:rPr>
-              <w:t xml:space="preserve">12  </w:t>
-            </w:r>
-            <w:r>
-              <w:rPr>
-                <w:rFonts w:ascii="Consolas" w:cs="Consolas" w:eastAsia="맑은 고딕" w:hAnsi="Consolas"/>
-                <w:sz w:val="17"/>
-                <w:szCs w:val="17"/>
-              </w:rPr>
-              <w:t xml:space="preserve"> </w:t>
-            </w:r>
-          </w:p>
-          <w:p>
-            <w:pPr>
-              <w:spacing w:after="0" w:line="252"/>
-            </w:pPr>
-            <w:r>
-              <w:rPr>
-                <w:rFonts w:ascii="Consolas" w:cs="Consolas" w:eastAsia="맑은 고딕" w:hAnsi="Consolas"/>
-                <w:color w:val="A0A0A0"/>
-                <w:sz w:val="17"/>
-                <w:szCs w:val="17"/>
-              </w:rPr>
-              <w:t xml:space="preserve">13  </w:t>
+              <w:t xml:space="preserve"> 9  </w:t>
             </w:r>
             <w:r>
               <w:rPr>
@@ -9833,7 +9371,7 @@
                 <w:sz w:val="17"/>
                 <w:szCs w:val="17"/>
               </w:rPr>
-              <w:t xml:space="preserve"># 80점 이상만 모으기</w:t>
+              <w:t xml:space="preserve"># 평균 = 합계 ÷ 개수(len)</w:t>
             </w:r>
           </w:p>
           <w:p>
@@ -9847,33 +9385,137 @@
                 <w:sz w:val="17"/>
                 <w:szCs w:val="17"/>
               </w:rPr>
-              <w:t xml:space="preserve">14  </w:t>
-            </w:r>
-            <w:r>
-              <w:rPr>
-                <w:rFonts w:ascii="Consolas" w:cs="Consolas" w:eastAsia="맑은 고딕" w:hAnsi="Consolas"/>
-                <w:b w:val="false"/>
-                <w:bCs w:val="false"/>
-                <w:i w:val="false"/>
-                <w:iCs w:val="false"/>
-                <w:color w:val="24292F"/>
-                <w:sz w:val="17"/>
-                <w:szCs w:val="17"/>
-              </w:rPr>
-              <w:t xml:space="preserve">high</w:t>
-            </w:r>
-            <w:r>
-              <w:rPr>
-                <w:rFonts w:ascii="Consolas" w:cs="Consolas" w:eastAsia="맑은 고딕" w:hAnsi="Consolas"/>
-                <w:b w:val="false"/>
-                <w:bCs w:val="false"/>
-                <w:i w:val="false"/>
-                <w:iCs w:val="false"/>
-                <w:color w:val="24292F"/>
-                <w:sz w:val="17"/>
-                <w:szCs w:val="17"/>
-              </w:rPr>
-              <w:t xml:space="preserve"> = []</w:t>
+              <w:t xml:space="preserve">10  </w:t>
+            </w:r>
+            <w:r>
+              <w:rPr>
+                <w:rFonts w:ascii="Consolas" w:cs="Consolas" w:eastAsia="맑은 고딕" w:hAnsi="Consolas"/>
+                <w:b w:val="false"/>
+                <w:bCs w:val="false"/>
+                <w:i w:val="false"/>
+                <w:iCs w:val="false"/>
+                <w:color w:val="795E26"/>
+                <w:sz w:val="17"/>
+                <w:szCs w:val="17"/>
+              </w:rPr>
+              <w:t xml:space="preserve">print</w:t>
+            </w:r>
+            <w:r>
+              <w:rPr>
+                <w:rFonts w:ascii="Consolas" w:cs="Consolas" w:eastAsia="맑은 고딕" w:hAnsi="Consolas"/>
+                <w:b w:val="false"/>
+                <w:bCs w:val="false"/>
+                <w:i w:val="false"/>
+                <w:iCs w:val="false"/>
+                <w:color w:val="24292F"/>
+                <w:sz w:val="17"/>
+                <w:szCs w:val="17"/>
+              </w:rPr>
+              <w:t xml:space="preserve">(</w:t>
+            </w:r>
+            <w:r>
+              <w:rPr>
+                <w:rFonts w:ascii="Consolas" w:cs="Consolas" w:eastAsia="맑은 고딕" w:hAnsi="Consolas"/>
+                <w:b w:val="false"/>
+                <w:bCs w:val="false"/>
+                <w:i w:val="false"/>
+                <w:iCs w:val="false"/>
+                <w:color w:val="A31515"/>
+                <w:sz w:val="17"/>
+                <w:szCs w:val="17"/>
+              </w:rPr>
+              <w:t xml:space="preserve">"평균:"</w:t>
+            </w:r>
+            <w:r>
+              <w:rPr>
+                <w:rFonts w:ascii="Consolas" w:cs="Consolas" w:eastAsia="맑은 고딕" w:hAnsi="Consolas"/>
+                <w:b w:val="false"/>
+                <w:bCs w:val="false"/>
+                <w:i w:val="false"/>
+                <w:iCs w:val="false"/>
+                <w:color w:val="24292F"/>
+                <w:sz w:val="17"/>
+                <w:szCs w:val="17"/>
+              </w:rPr>
+              <w:t xml:space="preserve">, </w:t>
+            </w:r>
+            <w:r>
+              <w:rPr>
+                <w:rFonts w:ascii="Consolas" w:cs="Consolas" w:eastAsia="맑은 고딕" w:hAnsi="Consolas"/>
+                <w:b w:val="false"/>
+                <w:bCs w:val="false"/>
+                <w:i w:val="false"/>
+                <w:iCs w:val="false"/>
+                <w:color w:val="24292F"/>
+                <w:sz w:val="17"/>
+                <w:szCs w:val="17"/>
+              </w:rPr>
+              <w:t xml:space="preserve">total</w:t>
+            </w:r>
+            <w:r>
+              <w:rPr>
+                <w:rFonts w:ascii="Consolas" w:cs="Consolas" w:eastAsia="맑은 고딕" w:hAnsi="Consolas"/>
+                <w:b w:val="false"/>
+                <w:bCs w:val="false"/>
+                <w:i w:val="false"/>
+                <w:iCs w:val="false"/>
+                <w:color w:val="24292F"/>
+                <w:sz w:val="17"/>
+                <w:szCs w:val="17"/>
+              </w:rPr>
+              <w:t xml:space="preserve"> / </w:t>
+            </w:r>
+            <w:r>
+              <w:rPr>
+                <w:rFonts w:ascii="Consolas" w:cs="Consolas" w:eastAsia="맑은 고딕" w:hAnsi="Consolas"/>
+                <w:b w:val="false"/>
+                <w:bCs w:val="false"/>
+                <w:i w:val="false"/>
+                <w:iCs w:val="false"/>
+                <w:color w:val="795E26"/>
+                <w:sz w:val="17"/>
+                <w:szCs w:val="17"/>
+              </w:rPr>
+              <w:t xml:space="preserve">len</w:t>
+            </w:r>
+            <w:r>
+              <w:rPr>
+                <w:rFonts w:ascii="Consolas" w:cs="Consolas" w:eastAsia="맑은 고딕" w:hAnsi="Consolas"/>
+                <w:b w:val="false"/>
+                <w:bCs w:val="false"/>
+                <w:i w:val="false"/>
+                <w:iCs w:val="false"/>
+                <w:color w:val="24292F"/>
+                <w:sz w:val="17"/>
+                <w:szCs w:val="17"/>
+              </w:rPr>
+              <w:t xml:space="preserve">(</w:t>
+            </w:r>
+            <w:r>
+              <w:rPr>
+                <w:rFonts w:ascii="Consolas" w:cs="Consolas" w:eastAsia="맑은 고딕" w:hAnsi="Consolas"/>
+                <w:b w:val="false"/>
+                <w:bCs w:val="false"/>
+                <w:i w:val="false"/>
+                <w:iCs w:val="false"/>
+                <w:color w:val="24292F"/>
+                <w:sz w:val="17"/>
+                <w:szCs w:val="17"/>
+              </w:rPr>
+              <w:t xml:space="preserve">scores</w:t>
+            </w:r>
+            <w:r>
+              <w:rPr>
+                <w:rFonts w:ascii="Consolas" w:cs="Consolas" w:eastAsia="맑은 고딕" w:hAnsi="Consolas"/>
+                <w:b w:val="false"/>
+                <w:bCs w:val="false"/>
+                <w:i w:val="false"/>
+                <w:iCs w:val="false"/>
+                <w:color w:val="24292F"/>
+                <w:sz w:val="17"/>
+                <w:szCs w:val="17"/>
+              </w:rPr>
+              <w:t xml:space="preserve">))</w:t>
             </w:r>
           </w:p>
           <w:p>
@@ -9887,112 +9529,16 @@
                 <w:sz w:val="17"/>
                 <w:szCs w:val="17"/>
               </w:rPr>
-              <w:t xml:space="preserve">15  </w:t>
-            </w:r>
-            <w:r>
-              <w:rPr>
-                <w:rFonts w:ascii="Consolas" w:cs="Consolas" w:eastAsia="맑은 고딕" w:hAnsi="Consolas"/>
-                <w:b/>
-                <w:bCs/>
-                <w:i w:val="false"/>
-                <w:iCs w:val="false"/>
-                <w:color w:val="0033B3"/>
-                <w:sz w:val="17"/>
-                <w:szCs w:val="17"/>
-              </w:rPr>
-              <w:t xml:space="preserve">for</w:t>
-            </w:r>
-            <w:r>
-              <w:rPr>
-                <w:rFonts w:ascii="Consolas" w:cs="Consolas" w:eastAsia="맑은 고딕" w:hAnsi="Consolas"/>
-                <w:b w:val="false"/>
-                <w:bCs w:val="false"/>
-                <w:i w:val="false"/>
-                <w:iCs w:val="false"/>
-                <w:color w:val="24292F"/>
+              <w:t xml:space="preserve">11  </w:t>
+            </w:r>
+            <w:r>
+              <w:rPr>
+                <w:rFonts w:ascii="Consolas" w:cs="Consolas" w:eastAsia="맑은 고딕" w:hAnsi="Consolas"/>
                 <w:sz w:val="17"/>
                 <w:szCs w:val="17"/>
               </w:rPr>
               <w:t xml:space="preserve"> </w:t>
             </w:r>
-            <w:r>
-              <w:rPr>
-                <w:rFonts w:ascii="Consolas" w:cs="Consolas" w:eastAsia="맑은 고딕" w:hAnsi="Consolas"/>
-                <w:b w:val="false"/>
-                <w:bCs w:val="false"/>
-                <w:i w:val="false"/>
-                <w:iCs w:val="false"/>
-                <w:color w:val="24292F"/>
-                <w:sz w:val="17"/>
-                <w:szCs w:val="17"/>
-              </w:rPr>
-              <w:t xml:space="preserve">s</w:t>
-            </w:r>
-            <w:r>
-              <w:rPr>
-                <w:rFonts w:ascii="Consolas" w:cs="Consolas" w:eastAsia="맑은 고딕" w:hAnsi="Consolas"/>
-                <w:b w:val="false"/>
-                <w:bCs w:val="false"/>
-                <w:i w:val="false"/>
-                <w:iCs w:val="false"/>
-                <w:color w:val="24292F"/>
-                <w:sz w:val="17"/>
-                <w:szCs w:val="17"/>
-              </w:rPr>
-              <w:t xml:space="preserve"> </w:t>
-            </w:r>
-            <w:r>
-              <w:rPr>
-                <w:rFonts w:ascii="Consolas" w:cs="Consolas" w:eastAsia="맑은 고딕" w:hAnsi="Consolas"/>
-                <w:b/>
-                <w:bCs/>
-                <w:i w:val="false"/>
-                <w:iCs w:val="false"/>
-                <w:color w:val="0033B3"/>
-                <w:sz w:val="17"/>
-                <w:szCs w:val="17"/>
-              </w:rPr>
-              <w:t xml:space="preserve">in</w:t>
-            </w:r>
-            <w:r>
-              <w:rPr>
-                <w:rFonts w:ascii="Consolas" w:cs="Consolas" w:eastAsia="맑은 고딕" w:hAnsi="Consolas"/>
-                <w:b w:val="false"/>
-                <w:bCs w:val="false"/>
-                <w:i w:val="false"/>
-                <w:iCs w:val="false"/>
-                <w:color w:val="24292F"/>
-                <w:sz w:val="17"/>
-                <w:szCs w:val="17"/>
-              </w:rPr>
-              <w:t xml:space="preserve"> </w:t>
-            </w:r>
-            <w:r>
-              <w:rPr>
-                <w:rFonts w:ascii="Consolas" w:cs="Consolas" w:eastAsia="맑은 고딕" w:hAnsi="Consolas"/>
-                <w:b w:val="false"/>
-                <w:bCs w:val="false"/>
-                <w:i w:val="false"/>
-                <w:iCs w:val="false"/>
-                <w:color w:val="24292F"/>
-                <w:sz w:val="17"/>
-                <w:szCs w:val="17"/>
-              </w:rPr>
-              <w:t xml:space="preserve">scores</w:t>
-            </w:r>
-            <w:r>
-              <w:rPr>
-                <w:rFonts w:ascii="Consolas" w:cs="Consolas" w:eastAsia="맑은 고딕" w:hAnsi="Consolas"/>
-                <w:b w:val="false"/>
-                <w:bCs w:val="false"/>
-                <w:i w:val="false"/>
-                <w:iCs w:val="false"/>
-                <w:color w:val="24292F"/>
-                <w:sz w:val="17"/>
-                <w:szCs w:val="17"/>
-              </w:rPr>
-              <w:t xml:space="preserve">:</w:t>
-            </w:r>
           </w:p>
           <w:p>
             <w:pPr>
@@ -10005,331 +9551,7 @@
                 <w:sz w:val="17"/>
                 <w:szCs w:val="17"/>
               </w:rPr>
-              <w:t xml:space="preserve">16  </w:t>
-            </w:r>
-            <w:r>
-              <w:rPr>
-                <w:rFonts w:ascii="Consolas" w:cs="Consolas" w:eastAsia="맑은 고딕" w:hAnsi="Consolas"/>
-                <w:b w:val="false"/>
-                <w:bCs w:val="false"/>
-                <w:i w:val="false"/>
-                <w:iCs w:val="false"/>
-                <w:color w:val="24292F"/>
-                <w:sz w:val="17"/>
-                <w:szCs w:val="17"/>
-              </w:rPr>
-              <w:t xml:space="preserve">    </w:t>
-            </w:r>
-            <w:r>
-              <w:rPr>
-                <w:rFonts w:ascii="Consolas" w:cs="Consolas" w:eastAsia="맑은 고딕" w:hAnsi="Consolas"/>
-                <w:b/>
-                <w:bCs/>
-                <w:i w:val="false"/>
-                <w:iCs w:val="false"/>
-                <w:color w:val="0033B3"/>
-                <w:sz w:val="17"/>
-                <w:szCs w:val="17"/>
-              </w:rPr>
-              <w:t xml:space="preserve">if</w:t>
-            </w:r>
-            <w:r>
-              <w:rPr>
-                <w:rFonts w:ascii="Consolas" w:cs="Consolas" w:eastAsia="맑은 고딕" w:hAnsi="Consolas"/>
-                <w:b w:val="false"/>
-                <w:bCs w:val="false"/>
-                <w:i w:val="false"/>
-                <w:iCs w:val="false"/>
-                <w:color w:val="24292F"/>
-                <w:sz w:val="17"/>
-                <w:szCs w:val="17"/>
-              </w:rPr>
-              <w:t xml:space="preserve"> </w:t>
-            </w:r>
-            <w:r>
-              <w:rPr>
-                <w:rFonts w:ascii="Consolas" w:cs="Consolas" w:eastAsia="맑은 고딕" w:hAnsi="Consolas"/>
-                <w:b w:val="false"/>
-                <w:bCs w:val="false"/>
-                <w:i w:val="false"/>
-                <w:iCs w:val="false"/>
-                <w:color w:val="24292F"/>
-                <w:sz w:val="17"/>
-                <w:szCs w:val="17"/>
-              </w:rPr>
-              <w:t xml:space="preserve">s</w:t>
-            </w:r>
-            <w:r>
-              <w:rPr>
-                <w:rFonts w:ascii="Consolas" w:cs="Consolas" w:eastAsia="맑은 고딕" w:hAnsi="Consolas"/>
-                <w:b w:val="false"/>
-                <w:bCs w:val="false"/>
-                <w:i w:val="false"/>
-                <w:iCs w:val="false"/>
-                <w:color w:val="24292F"/>
-                <w:sz w:val="17"/>
-                <w:szCs w:val="17"/>
-              </w:rPr>
-              <w:t xml:space="preserve"> &gt;= </w:t>
-            </w:r>
-            <w:r>
-              <w:rPr>
-                <w:rFonts w:ascii="Consolas" w:cs="Consolas" w:eastAsia="맑은 고딕" w:hAnsi="Consolas"/>
-                <w:b w:val="false"/>
-                <w:bCs w:val="false"/>
-                <w:i w:val="false"/>
-                <w:iCs w:val="false"/>
-                <w:color w:val="098658"/>
-                <w:sz w:val="17"/>
-                <w:szCs w:val="17"/>
-              </w:rPr>
-              <w:t xml:space="preserve">80</w:t>
-            </w:r>
-            <w:r>
-              <w:rPr>
-                <w:rFonts w:ascii="Consolas" w:cs="Consolas" w:eastAsia="맑은 고딕" w:hAnsi="Consolas"/>
-                <w:b w:val="false"/>
-                <w:bCs w:val="false"/>
-                <w:i w:val="false"/>
-                <w:iCs w:val="false"/>
-                <w:color w:val="24292F"/>
-                <w:sz w:val="17"/>
-                <w:szCs w:val="17"/>
-              </w:rPr>
-              <w:t xml:space="preserve">:</w:t>
-            </w:r>
-          </w:p>
-          <w:p>
-            <w:pPr>
-              <w:spacing w:after="0" w:line="252"/>
-            </w:pPr>
-            <w:r>
-              <w:rPr>
-                <w:rFonts w:ascii="Consolas" w:cs="Consolas" w:eastAsia="맑은 고딕" w:hAnsi="Consolas"/>
-                <w:color w:val="A0A0A0"/>
-                <w:sz w:val="17"/>
-                <w:szCs w:val="17"/>
-              </w:rPr>
-              <w:t xml:space="preserve">17  </w:t>
-            </w:r>
-            <w:r>
-              <w:rPr>
-                <w:rFonts w:ascii="Consolas" w:cs="Consolas" w:eastAsia="맑은 고딕" w:hAnsi="Consolas"/>
-                <w:b w:val="false"/>
-                <w:bCs w:val="false"/>
-                <w:i w:val="false"/>
-                <w:iCs w:val="false"/>
-                <w:color w:val="24292F"/>
-                <w:sz w:val="17"/>
-                <w:szCs w:val="17"/>
-              </w:rPr>
-              <w:t xml:space="preserve">        </w:t>
-            </w:r>
-            <w:r>
-              <w:rPr>
-                <w:rFonts w:ascii="Consolas" w:cs="Consolas" w:eastAsia="맑은 고딕" w:hAnsi="Consolas"/>
-                <w:b w:val="false"/>
-                <w:bCs w:val="false"/>
-                <w:i w:val="false"/>
-                <w:iCs w:val="false"/>
-                <w:color w:val="24292F"/>
-                <w:sz w:val="17"/>
-                <w:szCs w:val="17"/>
-              </w:rPr>
-              <w:t xml:space="preserve">high</w:t>
-            </w:r>
-            <w:r>
-              <w:rPr>
-                <w:rFonts w:ascii="Consolas" w:cs="Consolas" w:eastAsia="맑은 고딕" w:hAnsi="Consolas"/>
-                <w:b w:val="false"/>
-                <w:bCs w:val="false"/>
-                <w:i w:val="false"/>
-                <w:iCs w:val="false"/>
-                <w:color w:val="24292F"/>
-                <w:sz w:val="17"/>
-                <w:szCs w:val="17"/>
-              </w:rPr>
-              <w:t xml:space="preserve">.</w:t>
-            </w:r>
-            <w:r>
-              <w:rPr>
-                <w:rFonts w:ascii="Consolas" w:cs="Consolas" w:eastAsia="맑은 고딕" w:hAnsi="Consolas"/>
-                <w:b w:val="false"/>
-                <w:bCs w:val="false"/>
-                <w:i w:val="false"/>
-                <w:iCs w:val="false"/>
-                <w:color w:val="24292F"/>
-                <w:sz w:val="17"/>
-                <w:szCs w:val="17"/>
-              </w:rPr>
-              <w:t xml:space="preserve">append</w:t>
-            </w:r>
-            <w:r>
-              <w:rPr>
-                <w:rFonts w:ascii="Consolas" w:cs="Consolas" w:eastAsia="맑은 고딕" w:hAnsi="Consolas"/>
-                <w:b w:val="false"/>
-                <w:bCs w:val="false"/>
-                <w:i w:val="false"/>
-                <w:iCs w:val="false"/>
-                <w:color w:val="24292F"/>
-                <w:sz w:val="17"/>
-                <w:szCs w:val="17"/>
-              </w:rPr>
-              <w:t xml:space="preserve">(</w:t>
-            </w:r>
-            <w:r>
-              <w:rPr>
-                <w:rFonts w:ascii="Consolas" w:cs="Consolas" w:eastAsia="맑은 고딕" w:hAnsi="Consolas"/>
-                <w:b w:val="false"/>
-                <w:bCs w:val="false"/>
-                <w:i w:val="false"/>
-                <w:iCs w:val="false"/>
-                <w:color w:val="24292F"/>
-                <w:sz w:val="17"/>
-                <w:szCs w:val="17"/>
-              </w:rPr>
-              <w:t xml:space="preserve">s</w:t>
-            </w:r>
-            <w:r>
-              <w:rPr>
-                <w:rFonts w:ascii="Consolas" w:cs="Consolas" w:eastAsia="맑은 고딕" w:hAnsi="Consolas"/>
-                <w:b w:val="false"/>
-                <w:bCs w:val="false"/>
-                <w:i w:val="false"/>
-                <w:iCs w:val="false"/>
-                <w:color w:val="24292F"/>
-                <w:sz w:val="17"/>
-                <w:szCs w:val="17"/>
-              </w:rPr>
-              <w:t xml:space="preserve">)</w:t>
-            </w:r>
-          </w:p>
-          <w:p>
-            <w:pPr>
-              <w:spacing w:after="0" w:line="252"/>
-            </w:pPr>
-            <w:r>
-              <w:rPr>
-                <w:rFonts w:ascii="Consolas" w:cs="Consolas" w:eastAsia="맑은 고딕" w:hAnsi="Consolas"/>
-                <w:color w:val="A0A0A0"/>
-                <w:sz w:val="17"/>
-                <w:szCs w:val="17"/>
-              </w:rPr>
-              <w:t xml:space="preserve">18  </w:t>
-            </w:r>
-            <w:r>
-              <w:rPr>
-                <w:rFonts w:ascii="Consolas" w:cs="Consolas" w:eastAsia="맑은 고딕" w:hAnsi="Consolas"/>
-                <w:b w:val="false"/>
-                <w:bCs w:val="false"/>
-                <w:i w:val="false"/>
-                <w:iCs w:val="false"/>
-                <w:color w:val="795E26"/>
-                <w:sz w:val="17"/>
-                <w:szCs w:val="17"/>
-              </w:rPr>
-              <w:t xml:space="preserve">print</w:t>
-            </w:r>
-            <w:r>
-              <w:rPr>
-                <w:rFonts w:ascii="Consolas" w:cs="Consolas" w:eastAsia="맑은 고딕" w:hAnsi="Consolas"/>
-                <w:b w:val="false"/>
-                <w:bCs w:val="false"/>
-                <w:i w:val="false"/>
-                <w:iCs w:val="false"/>
-                <w:color w:val="24292F"/>
-                <w:sz w:val="17"/>
-                <w:szCs w:val="17"/>
-              </w:rPr>
-              <w:t xml:space="preserve">(</w:t>
-            </w:r>
-            <w:r>
-              <w:rPr>
-                <w:rFonts w:ascii="Consolas" w:cs="Consolas" w:eastAsia="맑은 고딕" w:hAnsi="Consolas"/>
-                <w:b w:val="false"/>
-                <w:bCs w:val="false"/>
-                <w:i w:val="false"/>
-                <w:iCs w:val="false"/>
-                <w:color w:val="A31515"/>
-                <w:sz w:val="17"/>
-                <w:szCs w:val="17"/>
-              </w:rPr>
-              <w:t xml:space="preserve">"80점 이상:"</w:t>
-            </w:r>
-            <w:r>
-              <w:rPr>
-                <w:rFonts w:ascii="Consolas" w:cs="Consolas" w:eastAsia="맑은 고딕" w:hAnsi="Consolas"/>
-                <w:b w:val="false"/>
-                <w:bCs w:val="false"/>
-                <w:i w:val="false"/>
-                <w:iCs w:val="false"/>
-                <w:color w:val="24292F"/>
-                <w:sz w:val="17"/>
-                <w:szCs w:val="17"/>
-              </w:rPr>
-              <w:t xml:space="preserve">, </w:t>
-            </w:r>
-            <w:r>
-              <w:rPr>
-                <w:rFonts w:ascii="Consolas" w:cs="Consolas" w:eastAsia="맑은 고딕" w:hAnsi="Consolas"/>
-                <w:b w:val="false"/>
-                <w:bCs w:val="false"/>
-                <w:i w:val="false"/>
-                <w:iCs w:val="false"/>
-                <w:color w:val="24292F"/>
-                <w:sz w:val="17"/>
-                <w:szCs w:val="17"/>
-              </w:rPr>
-              <w:t xml:space="preserve">high</w:t>
-            </w:r>
-            <w:r>
-              <w:rPr>
-                <w:rFonts w:ascii="Consolas" w:cs="Consolas" w:eastAsia="맑은 고딕" w:hAnsi="Consolas"/>
-                <w:b w:val="false"/>
-                <w:bCs w:val="false"/>
-                <w:i w:val="false"/>
-                <w:iCs w:val="false"/>
-                <w:color w:val="24292F"/>
-                <w:sz w:val="17"/>
-                <w:szCs w:val="17"/>
-              </w:rPr>
-              <w:t xml:space="preserve">)</w:t>
-            </w:r>
-          </w:p>
-          <w:p>
-            <w:pPr>
-              <w:spacing w:after="0" w:line="252"/>
-            </w:pPr>
-            <w:r>
-              <w:rPr>
-                <w:rFonts w:ascii="Consolas" w:cs="Consolas" w:eastAsia="맑은 고딕" w:hAnsi="Consolas"/>
-                <w:color w:val="A0A0A0"/>
-                <w:sz w:val="17"/>
-                <w:szCs w:val="17"/>
-              </w:rPr>
-              <w:t xml:space="preserve">19  </w:t>
-            </w:r>
-            <w:r>
-              <w:rPr>
-                <w:rFonts w:ascii="Consolas" w:cs="Consolas" w:eastAsia="맑은 고딕" w:hAnsi="Consolas"/>
-                <w:sz w:val="17"/>
-                <w:szCs w:val="17"/>
-              </w:rPr>
-              <w:t xml:space="preserve"> </w:t>
-            </w:r>
-          </w:p>
-          <w:p>
-            <w:pPr>
-              <w:spacing w:after="0" w:line="252"/>
-            </w:pPr>
-            <w:r>
-              <w:rPr>
-                <w:rFonts w:ascii="Consolas" w:cs="Consolas" w:eastAsia="맑은 고딕" w:hAnsi="Consolas"/>
-                <w:color w:val="A0A0A0"/>
-                <w:sz w:val="17"/>
-                <w:szCs w:val="17"/>
-              </w:rPr>
-              <w:t xml:space="preserve">20  </w:t>
+              <w:t xml:space="preserve">12  </w:t>
             </w:r>
             <w:r>
               <w:rPr>
@@ -10342,7 +9564,7 @@
                 <w:sz w:val="17"/>
                 <w:szCs w:val="17"/>
               </w:rPr>
-              <w:t xml:space="preserve"># 번호와 함께</w:t>
+              <w:t xml:space="preserve"># 내장 함수로 한 번에</w:t>
             </w:r>
           </w:p>
           <w:p>
@@ -10356,7 +9578,397 @@
                 <w:sz w:val="17"/>
                 <w:szCs w:val="17"/>
               </w:rPr>
-              <w:t xml:space="preserve">21  </w:t>
+              <w:t xml:space="preserve">13  </w:t>
+            </w:r>
+            <w:r>
+              <w:rPr>
+                <w:rFonts w:ascii="Consolas" w:cs="Consolas" w:eastAsia="맑은 고딕" w:hAnsi="Consolas"/>
+                <w:b w:val="false"/>
+                <w:bCs w:val="false"/>
+                <w:i w:val="false"/>
+                <w:iCs w:val="false"/>
+                <w:color w:val="795E26"/>
+                <w:sz w:val="17"/>
+                <w:szCs w:val="17"/>
+              </w:rPr>
+              <w:t xml:space="preserve">print</w:t>
+            </w:r>
+            <w:r>
+              <w:rPr>
+                <w:rFonts w:ascii="Consolas" w:cs="Consolas" w:eastAsia="맑은 고딕" w:hAnsi="Consolas"/>
+                <w:b w:val="false"/>
+                <w:bCs w:val="false"/>
+                <w:i w:val="false"/>
+                <w:iCs w:val="false"/>
+                <w:color w:val="24292F"/>
+                <w:sz w:val="17"/>
+                <w:szCs w:val="17"/>
+              </w:rPr>
+              <w:t xml:space="preserve">(</w:t>
+            </w:r>
+            <w:r>
+              <w:rPr>
+                <w:rFonts w:ascii="Consolas" w:cs="Consolas" w:eastAsia="맑은 고딕" w:hAnsi="Consolas"/>
+                <w:b w:val="false"/>
+                <w:bCs w:val="false"/>
+                <w:i w:val="false"/>
+                <w:iCs w:val="false"/>
+                <w:color w:val="A31515"/>
+                <w:sz w:val="17"/>
+                <w:szCs w:val="17"/>
+              </w:rPr>
+              <w:t xml:space="preserve">"sum:"</w:t>
+            </w:r>
+            <w:r>
+              <w:rPr>
+                <w:rFonts w:ascii="Consolas" w:cs="Consolas" w:eastAsia="맑은 고딕" w:hAnsi="Consolas"/>
+                <w:b w:val="false"/>
+                <w:bCs w:val="false"/>
+                <w:i w:val="false"/>
+                <w:iCs w:val="false"/>
+                <w:color w:val="24292F"/>
+                <w:sz w:val="17"/>
+                <w:szCs w:val="17"/>
+              </w:rPr>
+              <w:t xml:space="preserve">, </w:t>
+            </w:r>
+            <w:r>
+              <w:rPr>
+                <w:rFonts w:ascii="Consolas" w:cs="Consolas" w:eastAsia="맑은 고딕" w:hAnsi="Consolas"/>
+                <w:b w:val="false"/>
+                <w:bCs w:val="false"/>
+                <w:i w:val="false"/>
+                <w:iCs w:val="false"/>
+                <w:color w:val="795E26"/>
+                <w:sz w:val="17"/>
+                <w:szCs w:val="17"/>
+              </w:rPr>
+              <w:t xml:space="preserve">sum</w:t>
+            </w:r>
+            <w:r>
+              <w:rPr>
+                <w:rFonts w:ascii="Consolas" w:cs="Consolas" w:eastAsia="맑은 고딕" w:hAnsi="Consolas"/>
+                <w:b w:val="false"/>
+                <w:bCs w:val="false"/>
+                <w:i w:val="false"/>
+                <w:iCs w:val="false"/>
+                <w:color w:val="24292F"/>
+                <w:sz w:val="17"/>
+                <w:szCs w:val="17"/>
+              </w:rPr>
+              <w:t xml:space="preserve">(</w:t>
+            </w:r>
+            <w:r>
+              <w:rPr>
+                <w:rFonts w:ascii="Consolas" w:cs="Consolas" w:eastAsia="맑은 고딕" w:hAnsi="Consolas"/>
+                <w:b w:val="false"/>
+                <w:bCs w:val="false"/>
+                <w:i w:val="false"/>
+                <w:iCs w:val="false"/>
+                <w:color w:val="24292F"/>
+                <w:sz w:val="17"/>
+                <w:szCs w:val="17"/>
+              </w:rPr>
+              <w:t xml:space="preserve">scores</w:t>
+            </w:r>
+            <w:r>
+              <w:rPr>
+                <w:rFonts w:ascii="Consolas" w:cs="Consolas" w:eastAsia="맑은 고딕" w:hAnsi="Consolas"/>
+                <w:b w:val="false"/>
+                <w:bCs w:val="false"/>
+                <w:i w:val="false"/>
+                <w:iCs w:val="false"/>
+                <w:color w:val="24292F"/>
+                <w:sz w:val="17"/>
+                <w:szCs w:val="17"/>
+              </w:rPr>
+              <w:t xml:space="preserve">), </w:t>
+            </w:r>
+            <w:r>
+              <w:rPr>
+                <w:rFonts w:ascii="Consolas" w:cs="Consolas" w:eastAsia="맑은 고딕" w:hAnsi="Consolas"/>
+                <w:b w:val="false"/>
+                <w:bCs w:val="false"/>
+                <w:i w:val="false"/>
+                <w:iCs w:val="false"/>
+                <w:color w:val="A31515"/>
+                <w:sz w:val="17"/>
+                <w:szCs w:val="17"/>
+              </w:rPr>
+              <w:t xml:space="preserve">"max:"</w:t>
+            </w:r>
+            <w:r>
+              <w:rPr>
+                <w:rFonts w:ascii="Consolas" w:cs="Consolas" w:eastAsia="맑은 고딕" w:hAnsi="Consolas"/>
+                <w:b w:val="false"/>
+                <w:bCs w:val="false"/>
+                <w:i w:val="false"/>
+                <w:iCs w:val="false"/>
+                <w:color w:val="24292F"/>
+                <w:sz w:val="17"/>
+                <w:szCs w:val="17"/>
+              </w:rPr>
+              <w:t xml:space="preserve">, </w:t>
+            </w:r>
+            <w:r>
+              <w:rPr>
+                <w:rFonts w:ascii="Consolas" w:cs="Consolas" w:eastAsia="맑은 고딕" w:hAnsi="Consolas"/>
+                <w:b w:val="false"/>
+                <w:bCs w:val="false"/>
+                <w:i w:val="false"/>
+                <w:iCs w:val="false"/>
+                <w:color w:val="795E26"/>
+                <w:sz w:val="17"/>
+                <w:szCs w:val="17"/>
+              </w:rPr>
+              <w:t xml:space="preserve">max</w:t>
+            </w:r>
+            <w:r>
+              <w:rPr>
+                <w:rFonts w:ascii="Consolas" w:cs="Consolas" w:eastAsia="맑은 고딕" w:hAnsi="Consolas"/>
+                <w:b w:val="false"/>
+                <w:bCs w:val="false"/>
+                <w:i w:val="false"/>
+                <w:iCs w:val="false"/>
+                <w:color w:val="24292F"/>
+                <w:sz w:val="17"/>
+                <w:szCs w:val="17"/>
+              </w:rPr>
+              <w:t xml:space="preserve">(</w:t>
+            </w:r>
+            <w:r>
+              <w:rPr>
+                <w:rFonts w:ascii="Consolas" w:cs="Consolas" w:eastAsia="맑은 고딕" w:hAnsi="Consolas"/>
+                <w:b w:val="false"/>
+                <w:bCs w:val="false"/>
+                <w:i w:val="false"/>
+                <w:iCs w:val="false"/>
+                <w:color w:val="24292F"/>
+                <w:sz w:val="17"/>
+                <w:szCs w:val="17"/>
+              </w:rPr>
+              <w:t xml:space="preserve">scores</w:t>
+            </w:r>
+            <w:r>
+              <w:rPr>
+                <w:rFonts w:ascii="Consolas" w:cs="Consolas" w:eastAsia="맑은 고딕" w:hAnsi="Consolas"/>
+                <w:b w:val="false"/>
+                <w:bCs w:val="false"/>
+                <w:i w:val="false"/>
+                <w:iCs w:val="false"/>
+                <w:color w:val="24292F"/>
+                <w:sz w:val="17"/>
+                <w:szCs w:val="17"/>
+              </w:rPr>
+              <w:t xml:space="preserve">), </w:t>
+            </w:r>
+            <w:r>
+              <w:rPr>
+                <w:rFonts w:ascii="Consolas" w:cs="Consolas" w:eastAsia="맑은 고딕" w:hAnsi="Consolas"/>
+                <w:b w:val="false"/>
+                <w:bCs w:val="false"/>
+                <w:i w:val="false"/>
+                <w:iCs w:val="false"/>
+                <w:color w:val="A31515"/>
+                <w:sz w:val="17"/>
+                <w:szCs w:val="17"/>
+              </w:rPr>
+              <w:t xml:space="preserve">"min:"</w:t>
+            </w:r>
+            <w:r>
+              <w:rPr>
+                <w:rFonts w:ascii="Consolas" w:cs="Consolas" w:eastAsia="맑은 고딕" w:hAnsi="Consolas"/>
+                <w:b w:val="false"/>
+                <w:bCs w:val="false"/>
+                <w:i w:val="false"/>
+                <w:iCs w:val="false"/>
+                <w:color w:val="24292F"/>
+                <w:sz w:val="17"/>
+                <w:szCs w:val="17"/>
+              </w:rPr>
+              <w:t xml:space="preserve">, </w:t>
+            </w:r>
+            <w:r>
+              <w:rPr>
+                <w:rFonts w:ascii="Consolas" w:cs="Consolas" w:eastAsia="맑은 고딕" w:hAnsi="Consolas"/>
+                <w:b w:val="false"/>
+                <w:bCs w:val="false"/>
+                <w:i w:val="false"/>
+                <w:iCs w:val="false"/>
+                <w:color w:val="795E26"/>
+                <w:sz w:val="17"/>
+                <w:szCs w:val="17"/>
+              </w:rPr>
+              <w:t xml:space="preserve">min</w:t>
+            </w:r>
+            <w:r>
+              <w:rPr>
+                <w:rFonts w:ascii="Consolas" w:cs="Consolas" w:eastAsia="맑은 고딕" w:hAnsi="Consolas"/>
+                <w:b w:val="false"/>
+                <w:bCs w:val="false"/>
+                <w:i w:val="false"/>
+                <w:iCs w:val="false"/>
+                <w:color w:val="24292F"/>
+                <w:sz w:val="17"/>
+                <w:szCs w:val="17"/>
+              </w:rPr>
+              <w:t xml:space="preserve">(</w:t>
+            </w:r>
+            <w:r>
+              <w:rPr>
+                <w:rFonts w:ascii="Consolas" w:cs="Consolas" w:eastAsia="맑은 고딕" w:hAnsi="Consolas"/>
+                <w:b w:val="false"/>
+                <w:bCs w:val="false"/>
+                <w:i w:val="false"/>
+                <w:iCs w:val="false"/>
+                <w:color w:val="24292F"/>
+                <w:sz w:val="17"/>
+                <w:szCs w:val="17"/>
+              </w:rPr>
+              <w:t xml:space="preserve">scores</w:t>
+            </w:r>
+            <w:r>
+              <w:rPr>
+                <w:rFonts w:ascii="Consolas" w:cs="Consolas" w:eastAsia="맑은 고딕" w:hAnsi="Consolas"/>
+                <w:b w:val="false"/>
+                <w:bCs w:val="false"/>
+                <w:i w:val="false"/>
+                <w:iCs w:val="false"/>
+                <w:color w:val="24292F"/>
+                <w:sz w:val="17"/>
+                <w:szCs w:val="17"/>
+              </w:rPr>
+              <w:t xml:space="preserve">))</w:t>
+            </w:r>
+          </w:p>
+          <w:p>
+            <w:pPr>
+              <w:spacing w:after="0" w:line="252"/>
+            </w:pPr>
+            <w:r>
+              <w:rPr>
+                <w:rFonts w:ascii="Consolas" w:cs="Consolas" w:eastAsia="맑은 고딕" w:hAnsi="Consolas"/>
+                <w:color w:val="A0A0A0"/>
+                <w:sz w:val="17"/>
+                <w:szCs w:val="17"/>
+              </w:rPr>
+              <w:t xml:space="preserve">14  </w:t>
+            </w:r>
+            <w:r>
+              <w:rPr>
+                <w:rFonts w:ascii="Consolas" w:cs="Consolas" w:eastAsia="맑은 고딕" w:hAnsi="Consolas"/>
+                <w:sz w:val="17"/>
+                <w:szCs w:val="17"/>
+              </w:rPr>
+              <w:t xml:space="preserve"> </w:t>
+            </w:r>
+          </w:p>
+          <w:p>
+            <w:pPr>
+              <w:spacing w:after="0" w:line="252"/>
+            </w:pPr>
+            <w:r>
+              <w:rPr>
+                <w:rFonts w:ascii="Consolas" w:cs="Consolas" w:eastAsia="맑은 고딕" w:hAnsi="Consolas"/>
+                <w:color w:val="A0A0A0"/>
+                <w:sz w:val="17"/>
+                <w:szCs w:val="17"/>
+              </w:rPr>
+              <w:t xml:space="preserve">15  </w:t>
+            </w:r>
+            <w:r>
+              <w:rPr>
+                <w:rFonts w:ascii="Consolas" w:cs="Consolas" w:eastAsia="맑은 고딕" w:hAnsi="Consolas"/>
+                <w:b w:val="false"/>
+                <w:bCs w:val="false"/>
+                <w:i/>
+                <w:iCs/>
+                <w:color w:val="6A9955"/>
+                <w:sz w:val="17"/>
+                <w:szCs w:val="17"/>
+              </w:rPr>
+              <w:t xml:space="preserve"># 80점 이상만 모으기</w:t>
+            </w:r>
+          </w:p>
+          <w:p>
+            <w:pPr>
+              <w:spacing w:after="0" w:line="252"/>
+            </w:pPr>
+            <w:r>
+              <w:rPr>
+                <w:rFonts w:ascii="Consolas" w:cs="Consolas" w:eastAsia="맑은 고딕" w:hAnsi="Consolas"/>
+                <w:color w:val="A0A0A0"/>
+                <w:sz w:val="17"/>
+                <w:szCs w:val="17"/>
+              </w:rPr>
+              <w:t xml:space="preserve">16  </w:t>
+            </w:r>
+            <w:r>
+              <w:rPr>
+                <w:rFonts w:ascii="Consolas" w:cs="Consolas" w:eastAsia="맑은 고딕" w:hAnsi="Consolas"/>
+                <w:b w:val="false"/>
+                <w:bCs w:val="false"/>
+                <w:i/>
+                <w:iCs/>
+                <w:color w:val="6A9955"/>
+                <w:sz w:val="17"/>
+                <w:szCs w:val="17"/>
+              </w:rPr>
+              <w:t xml:space="preserve"># 조건에 맞는 것만 빈 리스트에 append 로 추가</w:t>
+            </w:r>
+          </w:p>
+          <w:p>
+            <w:pPr>
+              <w:spacing w:after="0" w:line="252"/>
+            </w:pPr>
+            <w:r>
+              <w:rPr>
+                <w:rFonts w:ascii="Consolas" w:cs="Consolas" w:eastAsia="맑은 고딕" w:hAnsi="Consolas"/>
+                <w:color w:val="A0A0A0"/>
+                <w:sz w:val="17"/>
+                <w:szCs w:val="17"/>
+              </w:rPr>
+              <w:t xml:space="preserve">17  </w:t>
+            </w:r>
+            <w:r>
+              <w:rPr>
+                <w:rFonts w:ascii="Consolas" w:cs="Consolas" w:eastAsia="맑은 고딕" w:hAnsi="Consolas"/>
+                <w:b w:val="false"/>
+                <w:bCs w:val="false"/>
+                <w:i w:val="false"/>
+                <w:iCs w:val="false"/>
+                <w:color w:val="24292F"/>
+                <w:sz w:val="17"/>
+                <w:szCs w:val="17"/>
+              </w:rPr>
+              <w:t xml:space="preserve">high</w:t>
+            </w:r>
+            <w:r>
+              <w:rPr>
+                <w:rFonts w:ascii="Consolas" w:cs="Consolas" w:eastAsia="맑은 고딕" w:hAnsi="Consolas"/>
+                <w:b w:val="false"/>
+                <w:bCs w:val="false"/>
+                <w:i w:val="false"/>
+                <w:iCs w:val="false"/>
+                <w:color w:val="24292F"/>
+                <w:sz w:val="17"/>
+                <w:szCs w:val="17"/>
+              </w:rPr>
+              <w:t xml:space="preserve"> = []</w:t>
+            </w:r>
+          </w:p>
+          <w:p>
+            <w:pPr>
+              <w:spacing w:after="0" w:line="252"/>
+            </w:pPr>
+            <w:r>
+              <w:rPr>
+                <w:rFonts w:ascii="Consolas" w:cs="Consolas" w:eastAsia="맑은 고딕" w:hAnsi="Consolas"/>
+                <w:color w:val="A0A0A0"/>
+                <w:sz w:val="17"/>
+                <w:szCs w:val="17"/>
+              </w:rPr>
+              <w:t xml:space="preserve">18  </w:t>
             </w:r>
             <w:r>
               <w:rPr>
@@ -10395,32 +10007,6 @@
                 <w:sz w:val="17"/>
                 <w:szCs w:val="17"/>
               </w:rPr>
-              <w:t xml:space="preserve">i</w:t>
-            </w:r>
-            <w:r>
-              <w:rPr>
-                <w:rFonts w:ascii="Consolas" w:cs="Consolas" w:eastAsia="맑은 고딕" w:hAnsi="Consolas"/>
-                <w:b w:val="false"/>
-                <w:bCs w:val="false"/>
-                <w:i w:val="false"/>
-                <w:iCs w:val="false"/>
-                <w:color w:val="24292F"/>
-                <w:sz w:val="17"/>
-                <w:szCs w:val="17"/>
-              </w:rPr>
-              <w:t xml:space="preserve">, </w:t>
-            </w:r>
-            <w:r>
-              <w:rPr>
-                <w:rFonts w:ascii="Consolas" w:cs="Consolas" w:eastAsia="맑은 고딕" w:hAnsi="Consolas"/>
-                <w:b w:val="false"/>
-                <w:bCs w:val="false"/>
-                <w:i w:val="false"/>
-                <w:iCs w:val="false"/>
-                <w:color w:val="24292F"/>
-                <w:sz w:val="17"/>
-                <w:szCs w:val="17"/>
-              </w:rPr>
               <w:t xml:space="preserve">s</w:t>
             </w:r>
             <w:r>
@@ -10469,10 +10055,532 @@
                 <w:bCs w:val="false"/>
                 <w:i w:val="false"/>
                 <w:iCs w:val="false"/>
+                <w:color w:val="24292F"/>
+                <w:sz w:val="17"/>
+                <w:szCs w:val="17"/>
+              </w:rPr>
+              <w:t xml:space="preserve">scores</w:t>
+            </w:r>
+            <w:r>
+              <w:rPr>
+                <w:rFonts w:ascii="Consolas" w:cs="Consolas" w:eastAsia="맑은 고딕" w:hAnsi="Consolas"/>
+                <w:b w:val="false"/>
+                <w:bCs w:val="false"/>
+                <w:i w:val="false"/>
+                <w:iCs w:val="false"/>
+                <w:color w:val="24292F"/>
+                <w:sz w:val="17"/>
+                <w:szCs w:val="17"/>
+              </w:rPr>
+              <w:t xml:space="preserve">:</w:t>
+            </w:r>
+          </w:p>
+          <w:p>
+            <w:pPr>
+              <w:spacing w:after="0" w:line="252"/>
+            </w:pPr>
+            <w:r>
+              <w:rPr>
+                <w:rFonts w:ascii="Consolas" w:cs="Consolas" w:eastAsia="맑은 고딕" w:hAnsi="Consolas"/>
+                <w:color w:val="A0A0A0"/>
+                <w:sz w:val="17"/>
+                <w:szCs w:val="17"/>
+              </w:rPr>
+              <w:t xml:space="preserve">19  </w:t>
+            </w:r>
+            <w:r>
+              <w:rPr>
+                <w:rFonts w:ascii="Consolas" w:cs="Consolas" w:eastAsia="맑은 고딕" w:hAnsi="Consolas"/>
+                <w:b w:val="false"/>
+                <w:bCs w:val="false"/>
+                <w:i w:val="false"/>
+                <w:iCs w:val="false"/>
+                <w:color w:val="24292F"/>
+                <w:sz w:val="17"/>
+                <w:szCs w:val="17"/>
+              </w:rPr>
+              <w:t xml:space="preserve">    </w:t>
+            </w:r>
+            <w:r>
+              <w:rPr>
+                <w:rFonts w:ascii="Consolas" w:cs="Consolas" w:eastAsia="맑은 고딕" w:hAnsi="Consolas"/>
+                <w:b/>
+                <w:bCs/>
+                <w:i w:val="false"/>
+                <w:iCs w:val="false"/>
+                <w:color w:val="0033B3"/>
+                <w:sz w:val="17"/>
+                <w:szCs w:val="17"/>
+              </w:rPr>
+              <w:t xml:space="preserve">if</w:t>
+            </w:r>
+            <w:r>
+              <w:rPr>
+                <w:rFonts w:ascii="Consolas" w:cs="Consolas" w:eastAsia="맑은 고딕" w:hAnsi="Consolas"/>
+                <w:b w:val="false"/>
+                <w:bCs w:val="false"/>
+                <w:i w:val="false"/>
+                <w:iCs w:val="false"/>
+                <w:color w:val="24292F"/>
+                <w:sz w:val="17"/>
+                <w:szCs w:val="17"/>
+              </w:rPr>
+              <w:t xml:space="preserve"> </w:t>
+            </w:r>
+            <w:r>
+              <w:rPr>
+                <w:rFonts w:ascii="Consolas" w:cs="Consolas" w:eastAsia="맑은 고딕" w:hAnsi="Consolas"/>
+                <w:b w:val="false"/>
+                <w:bCs w:val="false"/>
+                <w:i w:val="false"/>
+                <w:iCs w:val="false"/>
+                <w:color w:val="24292F"/>
+                <w:sz w:val="17"/>
+                <w:szCs w:val="17"/>
+              </w:rPr>
+              <w:t xml:space="preserve">s</w:t>
+            </w:r>
+            <w:r>
+              <w:rPr>
+                <w:rFonts w:ascii="Consolas" w:cs="Consolas" w:eastAsia="맑은 고딕" w:hAnsi="Consolas"/>
+                <w:b w:val="false"/>
+                <w:bCs w:val="false"/>
+                <w:i w:val="false"/>
+                <w:iCs w:val="false"/>
+                <w:color w:val="24292F"/>
+                <w:sz w:val="17"/>
+                <w:szCs w:val="17"/>
+              </w:rPr>
+              <w:t xml:space="preserve"> &gt;= </w:t>
+            </w:r>
+            <w:r>
+              <w:rPr>
+                <w:rFonts w:ascii="Consolas" w:cs="Consolas" w:eastAsia="맑은 고딕" w:hAnsi="Consolas"/>
+                <w:b w:val="false"/>
+                <w:bCs w:val="false"/>
+                <w:i w:val="false"/>
+                <w:iCs w:val="false"/>
+                <w:color w:val="098658"/>
+                <w:sz w:val="17"/>
+                <w:szCs w:val="17"/>
+              </w:rPr>
+              <w:t xml:space="preserve">80</w:t>
+            </w:r>
+            <w:r>
+              <w:rPr>
+                <w:rFonts w:ascii="Consolas" w:cs="Consolas" w:eastAsia="맑은 고딕" w:hAnsi="Consolas"/>
+                <w:b w:val="false"/>
+                <w:bCs w:val="false"/>
+                <w:i w:val="false"/>
+                <w:iCs w:val="false"/>
+                <w:color w:val="24292F"/>
+                <w:sz w:val="17"/>
+                <w:szCs w:val="17"/>
+              </w:rPr>
+              <w:t xml:space="preserve">:</w:t>
+            </w:r>
+          </w:p>
+          <w:p>
+            <w:pPr>
+              <w:spacing w:after="0" w:line="252"/>
+            </w:pPr>
+            <w:r>
+              <w:rPr>
+                <w:rFonts w:ascii="Consolas" w:cs="Consolas" w:eastAsia="맑은 고딕" w:hAnsi="Consolas"/>
+                <w:color w:val="A0A0A0"/>
+                <w:sz w:val="17"/>
+                <w:szCs w:val="17"/>
+              </w:rPr>
+              <w:t xml:space="preserve">20  </w:t>
+            </w:r>
+            <w:r>
+              <w:rPr>
+                <w:rFonts w:ascii="Consolas" w:cs="Consolas" w:eastAsia="맑은 고딕" w:hAnsi="Consolas"/>
+                <w:b w:val="false"/>
+                <w:bCs w:val="false"/>
+                <w:i w:val="false"/>
+                <w:iCs w:val="false"/>
+                <w:color w:val="24292F"/>
+                <w:sz w:val="17"/>
+                <w:szCs w:val="17"/>
+              </w:rPr>
+              <w:t xml:space="preserve">        </w:t>
+            </w:r>
+            <w:r>
+              <w:rPr>
+                <w:rFonts w:ascii="Consolas" w:cs="Consolas" w:eastAsia="맑은 고딕" w:hAnsi="Consolas"/>
+                <w:b w:val="false"/>
+                <w:bCs w:val="false"/>
+                <w:i w:val="false"/>
+                <w:iCs w:val="false"/>
+                <w:color w:val="24292F"/>
+                <w:sz w:val="17"/>
+                <w:szCs w:val="17"/>
+              </w:rPr>
+              <w:t xml:space="preserve">high</w:t>
+            </w:r>
+            <w:r>
+              <w:rPr>
+                <w:rFonts w:ascii="Consolas" w:cs="Consolas" w:eastAsia="맑은 고딕" w:hAnsi="Consolas"/>
+                <w:b w:val="false"/>
+                <w:bCs w:val="false"/>
+                <w:i w:val="false"/>
+                <w:iCs w:val="false"/>
+                <w:color w:val="24292F"/>
+                <w:sz w:val="17"/>
+                <w:szCs w:val="17"/>
+              </w:rPr>
+              <w:t xml:space="preserve">.</w:t>
+            </w:r>
+            <w:r>
+              <w:rPr>
+                <w:rFonts w:ascii="Consolas" w:cs="Consolas" w:eastAsia="맑은 고딕" w:hAnsi="Consolas"/>
+                <w:b w:val="false"/>
+                <w:bCs w:val="false"/>
+                <w:i w:val="false"/>
+                <w:iCs w:val="false"/>
+                <w:color w:val="24292F"/>
+                <w:sz w:val="17"/>
+                <w:szCs w:val="17"/>
+              </w:rPr>
+              <w:t xml:space="preserve">append</w:t>
+            </w:r>
+            <w:r>
+              <w:rPr>
+                <w:rFonts w:ascii="Consolas" w:cs="Consolas" w:eastAsia="맑은 고딕" w:hAnsi="Consolas"/>
+                <w:b w:val="false"/>
+                <w:bCs w:val="false"/>
+                <w:i w:val="false"/>
+                <w:iCs w:val="false"/>
+                <w:color w:val="24292F"/>
+                <w:sz w:val="17"/>
+                <w:szCs w:val="17"/>
+              </w:rPr>
+              <w:t xml:space="preserve">(</w:t>
+            </w:r>
+            <w:r>
+              <w:rPr>
+                <w:rFonts w:ascii="Consolas" w:cs="Consolas" w:eastAsia="맑은 고딕" w:hAnsi="Consolas"/>
+                <w:b w:val="false"/>
+                <w:bCs w:val="false"/>
+                <w:i w:val="false"/>
+                <w:iCs w:val="false"/>
+                <w:color w:val="24292F"/>
+                <w:sz w:val="17"/>
+                <w:szCs w:val="17"/>
+              </w:rPr>
+              <w:t xml:space="preserve">s</w:t>
+            </w:r>
+            <w:r>
+              <w:rPr>
+                <w:rFonts w:ascii="Consolas" w:cs="Consolas" w:eastAsia="맑은 고딕" w:hAnsi="Consolas"/>
+                <w:b w:val="false"/>
+                <w:bCs w:val="false"/>
+                <w:i w:val="false"/>
+                <w:iCs w:val="false"/>
+                <w:color w:val="24292F"/>
+                <w:sz w:val="17"/>
+                <w:szCs w:val="17"/>
+              </w:rPr>
+              <w:t xml:space="preserve">)</w:t>
+            </w:r>
+          </w:p>
+          <w:p>
+            <w:pPr>
+              <w:spacing w:after="0" w:line="252"/>
+            </w:pPr>
+            <w:r>
+              <w:rPr>
+                <w:rFonts w:ascii="Consolas" w:cs="Consolas" w:eastAsia="맑은 고딕" w:hAnsi="Consolas"/>
+                <w:color w:val="A0A0A0"/>
+                <w:sz w:val="17"/>
+                <w:szCs w:val="17"/>
+              </w:rPr>
+              <w:t xml:space="preserve">21  </w:t>
+            </w:r>
+            <w:r>
+              <w:rPr>
+                <w:rFonts w:ascii="Consolas" w:cs="Consolas" w:eastAsia="맑은 고딕" w:hAnsi="Consolas"/>
+                <w:b w:val="false"/>
+                <w:bCs w:val="false"/>
+                <w:i w:val="false"/>
+                <w:iCs w:val="false"/>
                 <w:color w:val="795E26"/>
                 <w:sz w:val="17"/>
                 <w:szCs w:val="17"/>
               </w:rPr>
+              <w:t xml:space="preserve">print</w:t>
+            </w:r>
+            <w:r>
+              <w:rPr>
+                <w:rFonts w:ascii="Consolas" w:cs="Consolas" w:eastAsia="맑은 고딕" w:hAnsi="Consolas"/>
+                <w:b w:val="false"/>
+                <w:bCs w:val="false"/>
+                <w:i w:val="false"/>
+                <w:iCs w:val="false"/>
+                <w:color w:val="24292F"/>
+                <w:sz w:val="17"/>
+                <w:szCs w:val="17"/>
+              </w:rPr>
+              <w:t xml:space="preserve">(</w:t>
+            </w:r>
+            <w:r>
+              <w:rPr>
+                <w:rFonts w:ascii="Consolas" w:cs="Consolas" w:eastAsia="맑은 고딕" w:hAnsi="Consolas"/>
+                <w:b w:val="false"/>
+                <w:bCs w:val="false"/>
+                <w:i w:val="false"/>
+                <w:iCs w:val="false"/>
+                <w:color w:val="A31515"/>
+                <w:sz w:val="17"/>
+                <w:szCs w:val="17"/>
+              </w:rPr>
+              <w:t xml:space="preserve">"80점 이상:"</w:t>
+            </w:r>
+            <w:r>
+              <w:rPr>
+                <w:rFonts w:ascii="Consolas" w:cs="Consolas" w:eastAsia="맑은 고딕" w:hAnsi="Consolas"/>
+                <w:b w:val="false"/>
+                <w:bCs w:val="false"/>
+                <w:i w:val="false"/>
+                <w:iCs w:val="false"/>
+                <w:color w:val="24292F"/>
+                <w:sz w:val="17"/>
+                <w:szCs w:val="17"/>
+              </w:rPr>
+              <w:t xml:space="preserve">, </w:t>
+            </w:r>
+            <w:r>
+              <w:rPr>
+                <w:rFonts w:ascii="Consolas" w:cs="Consolas" w:eastAsia="맑은 고딕" w:hAnsi="Consolas"/>
+                <w:b w:val="false"/>
+                <w:bCs w:val="false"/>
+                <w:i w:val="false"/>
+                <w:iCs w:val="false"/>
+                <w:color w:val="24292F"/>
+                <w:sz w:val="17"/>
+                <w:szCs w:val="17"/>
+              </w:rPr>
+              <w:t xml:space="preserve">high</w:t>
+            </w:r>
+            <w:r>
+              <w:rPr>
+                <w:rFonts w:ascii="Consolas" w:cs="Consolas" w:eastAsia="맑은 고딕" w:hAnsi="Consolas"/>
+                <w:b w:val="false"/>
+                <w:bCs w:val="false"/>
+                <w:i w:val="false"/>
+                <w:iCs w:val="false"/>
+                <w:color w:val="24292F"/>
+                <w:sz w:val="17"/>
+                <w:szCs w:val="17"/>
+              </w:rPr>
+              <w:t xml:space="preserve">)</w:t>
+            </w:r>
+          </w:p>
+          <w:p>
+            <w:pPr>
+              <w:spacing w:after="0" w:line="252"/>
+            </w:pPr>
+            <w:r>
+              <w:rPr>
+                <w:rFonts w:ascii="Consolas" w:cs="Consolas" w:eastAsia="맑은 고딕" w:hAnsi="Consolas"/>
+                <w:color w:val="A0A0A0"/>
+                <w:sz w:val="17"/>
+                <w:szCs w:val="17"/>
+              </w:rPr>
+              <w:t xml:space="preserve">22  </w:t>
+            </w:r>
+            <w:r>
+              <w:rPr>
+                <w:rFonts w:ascii="Consolas" w:cs="Consolas" w:eastAsia="맑은 고딕" w:hAnsi="Consolas"/>
+                <w:sz w:val="17"/>
+                <w:szCs w:val="17"/>
+              </w:rPr>
+              <w:t xml:space="preserve"> </w:t>
+            </w:r>
+          </w:p>
+          <w:p>
+            <w:pPr>
+              <w:spacing w:after="0" w:line="252"/>
+            </w:pPr>
+            <w:r>
+              <w:rPr>
+                <w:rFonts w:ascii="Consolas" w:cs="Consolas" w:eastAsia="맑은 고딕" w:hAnsi="Consolas"/>
+                <w:color w:val="A0A0A0"/>
+                <w:sz w:val="17"/>
+                <w:szCs w:val="17"/>
+              </w:rPr>
+              <w:t xml:space="preserve">23  </w:t>
+            </w:r>
+            <w:r>
+              <w:rPr>
+                <w:rFonts w:ascii="Consolas" w:cs="Consolas" w:eastAsia="맑은 고딕" w:hAnsi="Consolas"/>
+                <w:b w:val="false"/>
+                <w:bCs w:val="false"/>
+                <w:i/>
+                <w:iCs/>
+                <w:color w:val="6A9955"/>
+                <w:sz w:val="17"/>
+                <w:szCs w:val="17"/>
+              </w:rPr>
+              <w:t xml:space="preserve"># 번호와 함께</w:t>
+            </w:r>
+          </w:p>
+          <w:p>
+            <w:pPr>
+              <w:spacing w:after="0" w:line="252"/>
+            </w:pPr>
+            <w:r>
+              <w:rPr>
+                <w:rFonts w:ascii="Consolas" w:cs="Consolas" w:eastAsia="맑은 고딕" w:hAnsi="Consolas"/>
+                <w:color w:val="A0A0A0"/>
+                <w:sz w:val="17"/>
+                <w:szCs w:val="17"/>
+              </w:rPr>
+              <w:t xml:space="preserve">24  </w:t>
+            </w:r>
+            <w:r>
+              <w:rPr>
+                <w:rFonts w:ascii="Consolas" w:cs="Consolas" w:eastAsia="맑은 고딕" w:hAnsi="Consolas"/>
+                <w:b w:val="false"/>
+                <w:bCs w:val="false"/>
+                <w:i/>
+                <w:iCs/>
+                <w:color w:val="6A9955"/>
+                <w:sz w:val="17"/>
+                <w:szCs w:val="17"/>
+              </w:rPr>
+              <w:t xml:space="preserve"># enumerate(리스트, start=1): (번호, 값)을 함께 꺼내기</w:t>
+            </w:r>
+          </w:p>
+          <w:p>
+            <w:pPr>
+              <w:spacing w:after="0" w:line="252"/>
+            </w:pPr>
+            <w:r>
+              <w:rPr>
+                <w:rFonts w:ascii="Consolas" w:cs="Consolas" w:eastAsia="맑은 고딕" w:hAnsi="Consolas"/>
+                <w:color w:val="A0A0A0"/>
+                <w:sz w:val="17"/>
+                <w:szCs w:val="17"/>
+              </w:rPr>
+              <w:t xml:space="preserve">25  </w:t>
+            </w:r>
+            <w:r>
+              <w:rPr>
+                <w:rFonts w:ascii="Consolas" w:cs="Consolas" w:eastAsia="맑은 고딕" w:hAnsi="Consolas"/>
+                <w:b/>
+                <w:bCs/>
+                <w:i w:val="false"/>
+                <w:iCs w:val="false"/>
+                <w:color w:val="0033B3"/>
+                <w:sz w:val="17"/>
+                <w:szCs w:val="17"/>
+              </w:rPr>
+              <w:t xml:space="preserve">for</w:t>
+            </w:r>
+            <w:r>
+              <w:rPr>
+                <w:rFonts w:ascii="Consolas" w:cs="Consolas" w:eastAsia="맑은 고딕" w:hAnsi="Consolas"/>
+                <w:b w:val="false"/>
+                <w:bCs w:val="false"/>
+                <w:i w:val="false"/>
+                <w:iCs w:val="false"/>
+                <w:color w:val="24292F"/>
+                <w:sz w:val="17"/>
+                <w:szCs w:val="17"/>
+              </w:rPr>
+              <w:t xml:space="preserve"> </w:t>
+            </w:r>
+            <w:r>
+              <w:rPr>
+                <w:rFonts w:ascii="Consolas" w:cs="Consolas" w:eastAsia="맑은 고딕" w:hAnsi="Consolas"/>
+                <w:b w:val="false"/>
+                <w:bCs w:val="false"/>
+                <w:i w:val="false"/>
+                <w:iCs w:val="false"/>
+                <w:color w:val="24292F"/>
+                <w:sz w:val="17"/>
+                <w:szCs w:val="17"/>
+              </w:rPr>
+              <w:t xml:space="preserve">i</w:t>
+            </w:r>
+            <w:r>
+              <w:rPr>
+                <w:rFonts w:ascii="Consolas" w:cs="Consolas" w:eastAsia="맑은 고딕" w:hAnsi="Consolas"/>
+                <w:b w:val="false"/>
+                <w:bCs w:val="false"/>
+                <w:i w:val="false"/>
+                <w:iCs w:val="false"/>
+                <w:color w:val="24292F"/>
+                <w:sz w:val="17"/>
+                <w:szCs w:val="17"/>
+              </w:rPr>
+              <w:t xml:space="preserve">, </w:t>
+            </w:r>
+            <w:r>
+              <w:rPr>
+                <w:rFonts w:ascii="Consolas" w:cs="Consolas" w:eastAsia="맑은 고딕" w:hAnsi="Consolas"/>
+                <w:b w:val="false"/>
+                <w:bCs w:val="false"/>
+                <w:i w:val="false"/>
+                <w:iCs w:val="false"/>
+                <w:color w:val="24292F"/>
+                <w:sz w:val="17"/>
+                <w:szCs w:val="17"/>
+              </w:rPr>
+              <w:t xml:space="preserve">s</w:t>
+            </w:r>
+            <w:r>
+              <w:rPr>
+                <w:rFonts w:ascii="Consolas" w:cs="Consolas" w:eastAsia="맑은 고딕" w:hAnsi="Consolas"/>
+                <w:b w:val="false"/>
+                <w:bCs w:val="false"/>
+                <w:i w:val="false"/>
+                <w:iCs w:val="false"/>
+                <w:color w:val="24292F"/>
+                <w:sz w:val="17"/>
+                <w:szCs w:val="17"/>
+              </w:rPr>
+              <w:t xml:space="preserve"> </w:t>
+            </w:r>
+            <w:r>
+              <w:rPr>
+                <w:rFonts w:ascii="Consolas" w:cs="Consolas" w:eastAsia="맑은 고딕" w:hAnsi="Consolas"/>
+                <w:b/>
+                <w:bCs/>
+                <w:i w:val="false"/>
+                <w:iCs w:val="false"/>
+                <w:color w:val="0033B3"/>
+                <w:sz w:val="17"/>
+                <w:szCs w:val="17"/>
+              </w:rPr>
+              <w:t xml:space="preserve">in</w:t>
+            </w:r>
+            <w:r>
+              <w:rPr>
+                <w:rFonts w:ascii="Consolas" w:cs="Consolas" w:eastAsia="맑은 고딕" w:hAnsi="Consolas"/>
+                <w:b w:val="false"/>
+                <w:bCs w:val="false"/>
+                <w:i w:val="false"/>
+                <w:iCs w:val="false"/>
+                <w:color w:val="24292F"/>
+                <w:sz w:val="17"/>
+                <w:szCs w:val="17"/>
+              </w:rPr>
+              <w:t xml:space="preserve"> </w:t>
+            </w:r>
+            <w:r>
+              <w:rPr>
+                <w:rFonts w:ascii="Consolas" w:cs="Consolas" w:eastAsia="맑은 고딕" w:hAnsi="Consolas"/>
+                <w:b w:val="false"/>
+                <w:bCs w:val="false"/>
+                <w:i w:val="false"/>
+                <w:iCs w:val="false"/>
+                <w:color w:val="795E26"/>
+                <w:sz w:val="17"/>
+                <w:szCs w:val="17"/>
+              </w:rPr>
               <w:t xml:space="preserve">enumerate</w:t>
             </w:r>
             <w:r>
@@ -10578,7 +10686,7 @@
                 <w:sz w:val="17"/>
                 <w:szCs w:val="17"/>
               </w:rPr>
-              <w:t xml:space="preserve">22  </w:t>
+              <w:t xml:space="preserve">26  </w:t>
             </w:r>
             <w:r>
               <w:rPr>
@@ -10842,7 +10950,7 @@
                 <w:sz w:val="19"/>
                 <w:szCs w:val="19"/>
               </w:rPr>
-              <w:t xml:space="preserve">5</w:t>
+              <w:t xml:space="preserve">6</w:t>
             </w:r>
           </w:p>
         </w:tc>
@@ -10944,7 +11052,7 @@
                 <w:sz w:val="19"/>
                 <w:szCs w:val="19"/>
               </w:rPr>
-              <w:t xml:space="preserve">8</w:t>
+              <w:t xml:space="preserve">10</w:t>
             </w:r>
           </w:p>
         </w:tc>
@@ -11046,7 +11154,7 @@
                 <w:sz w:val="19"/>
                 <w:szCs w:val="19"/>
               </w:rPr>
-              <w:t xml:space="preserve">11</w:t>
+              <w:t xml:space="preserve">13</w:t>
             </w:r>
           </w:p>
         </w:tc>
@@ -11199,7 +11307,7 @@
                 <w:sz w:val="19"/>
                 <w:szCs w:val="19"/>
               </w:rPr>
-              <w:t xml:space="preserve">17</w:t>
+              <w:t xml:space="preserve">20</w:t>
             </w:r>
           </w:p>
         </w:tc>
@@ -11301,7 +11409,7 @@
                 <w:sz w:val="19"/>
                 <w:szCs w:val="19"/>
               </w:rPr>
-              <w:t xml:space="preserve">21</w:t>
+              <w:t xml:space="preserve">25</w:t>
             </w:r>
           </w:p>
         </w:tc>
@@ -13172,1165 +13280,13 @@
                 <w:rFonts w:ascii="Consolas" w:cs="Consolas" w:eastAsia="맑은 고딕" w:hAnsi="Consolas"/>
                 <w:b w:val="false"/>
                 <w:bCs w:val="false"/>
-                <w:i w:val="false"/>
-                <w:iCs w:val="false"/>
-                <w:color w:val="24292F"/>
-                <w:sz w:val="17"/>
-                <w:szCs w:val="17"/>
-              </w:rPr>
-              <w:t xml:space="preserve">squares</w:t>
-            </w:r>
-            <w:r>
-              <w:rPr>
-                <w:rFonts w:ascii="Consolas" w:cs="Consolas" w:eastAsia="맑은 고딕" w:hAnsi="Consolas"/>
-                <w:b w:val="false"/>
-                <w:bCs w:val="false"/>
-                <w:i w:val="false"/>
-                <w:iCs w:val="false"/>
-                <w:color w:val="24292F"/>
-                <w:sz w:val="17"/>
-                <w:szCs w:val="17"/>
-              </w:rPr>
-              <w:t xml:space="preserve"> = [</w:t>
-            </w:r>
-            <w:r>
-              <w:rPr>
-                <w:rFonts w:ascii="Consolas" w:cs="Consolas" w:eastAsia="맑은 고딕" w:hAnsi="Consolas"/>
-                <w:b w:val="false"/>
-                <w:bCs w:val="false"/>
-                <w:i w:val="false"/>
-                <w:iCs w:val="false"/>
-                <w:color w:val="24292F"/>
-                <w:sz w:val="17"/>
-                <w:szCs w:val="17"/>
-              </w:rPr>
-              <w:t xml:space="preserve">x</w:t>
-            </w:r>
-            <w:r>
-              <w:rPr>
-                <w:rFonts w:ascii="Consolas" w:cs="Consolas" w:eastAsia="맑은 고딕" w:hAnsi="Consolas"/>
-                <w:b w:val="false"/>
-                <w:bCs w:val="false"/>
-                <w:i w:val="false"/>
-                <w:iCs w:val="false"/>
-                <w:color w:val="24292F"/>
-                <w:sz w:val="17"/>
-                <w:szCs w:val="17"/>
-              </w:rPr>
-              <w:t xml:space="preserve"> ** </w:t>
-            </w:r>
-            <w:r>
-              <w:rPr>
-                <w:rFonts w:ascii="Consolas" w:cs="Consolas" w:eastAsia="맑은 고딕" w:hAnsi="Consolas"/>
-                <w:b w:val="false"/>
-                <w:bCs w:val="false"/>
-                <w:i w:val="false"/>
-                <w:iCs w:val="false"/>
-                <w:color w:val="098658"/>
-                <w:sz w:val="17"/>
-                <w:szCs w:val="17"/>
-              </w:rPr>
-              <w:t xml:space="preserve">2</w:t>
-            </w:r>
-            <w:r>
-              <w:rPr>
-                <w:rFonts w:ascii="Consolas" w:cs="Consolas" w:eastAsia="맑은 고딕" w:hAnsi="Consolas"/>
-                <w:b w:val="false"/>
-                <w:bCs w:val="false"/>
-                <w:i w:val="false"/>
-                <w:iCs w:val="false"/>
-                <w:color w:val="24292F"/>
-                <w:sz w:val="17"/>
-                <w:szCs w:val="17"/>
-              </w:rPr>
-              <w:t xml:space="preserve"> </w:t>
-            </w:r>
-            <w:r>
-              <w:rPr>
-                <w:rFonts w:ascii="Consolas" w:cs="Consolas" w:eastAsia="맑은 고딕" w:hAnsi="Consolas"/>
-                <w:b/>
-                <w:bCs/>
-                <w:i w:val="false"/>
-                <w:iCs w:val="false"/>
-                <w:color w:val="0033B3"/>
-                <w:sz w:val="17"/>
-                <w:szCs w:val="17"/>
-              </w:rPr>
-              <w:t xml:space="preserve">for</w:t>
-            </w:r>
-            <w:r>
-              <w:rPr>
-                <w:rFonts w:ascii="Consolas" w:cs="Consolas" w:eastAsia="맑은 고딕" w:hAnsi="Consolas"/>
-                <w:b w:val="false"/>
-                <w:bCs w:val="false"/>
-                <w:i w:val="false"/>
-                <w:iCs w:val="false"/>
-                <w:color w:val="24292F"/>
-                <w:sz w:val="17"/>
-                <w:szCs w:val="17"/>
-              </w:rPr>
-              <w:t xml:space="preserve"> </w:t>
-            </w:r>
-            <w:r>
-              <w:rPr>
-                <w:rFonts w:ascii="Consolas" w:cs="Consolas" w:eastAsia="맑은 고딕" w:hAnsi="Consolas"/>
-                <w:b w:val="false"/>
-                <w:bCs w:val="false"/>
-                <w:i w:val="false"/>
-                <w:iCs w:val="false"/>
-                <w:color w:val="24292F"/>
-                <w:sz w:val="17"/>
-                <w:szCs w:val="17"/>
-              </w:rPr>
-              <w:t xml:space="preserve">x</w:t>
-            </w:r>
-            <w:r>
-              <w:rPr>
-                <w:rFonts w:ascii="Consolas" w:cs="Consolas" w:eastAsia="맑은 고딕" w:hAnsi="Consolas"/>
-                <w:b w:val="false"/>
-                <w:bCs w:val="false"/>
-                <w:i w:val="false"/>
-                <w:iCs w:val="false"/>
-                <w:color w:val="24292F"/>
-                <w:sz w:val="17"/>
-                <w:szCs w:val="17"/>
-              </w:rPr>
-              <w:t xml:space="preserve"> </w:t>
-            </w:r>
-            <w:r>
-              <w:rPr>
-                <w:rFonts w:ascii="Consolas" w:cs="Consolas" w:eastAsia="맑은 고딕" w:hAnsi="Consolas"/>
-                <w:b/>
-                <w:bCs/>
-                <w:i w:val="false"/>
-                <w:iCs w:val="false"/>
-                <w:color w:val="0033B3"/>
-                <w:sz w:val="17"/>
-                <w:szCs w:val="17"/>
-              </w:rPr>
-              <w:t xml:space="preserve">in</w:t>
-            </w:r>
-            <w:r>
-              <w:rPr>
-                <w:rFonts w:ascii="Consolas" w:cs="Consolas" w:eastAsia="맑은 고딕" w:hAnsi="Consolas"/>
-                <w:b w:val="false"/>
-                <w:bCs w:val="false"/>
-                <w:i w:val="false"/>
-                <w:iCs w:val="false"/>
-                <w:color w:val="24292F"/>
-                <w:sz w:val="17"/>
-                <w:szCs w:val="17"/>
-              </w:rPr>
-              <w:t xml:space="preserve"> </w:t>
-            </w:r>
-            <w:r>
-              <w:rPr>
-                <w:rFonts w:ascii="Consolas" w:cs="Consolas" w:eastAsia="맑은 고딕" w:hAnsi="Consolas"/>
-                <w:b w:val="false"/>
-                <w:bCs w:val="false"/>
-                <w:i w:val="false"/>
-                <w:iCs w:val="false"/>
-                <w:color w:val="795E26"/>
-                <w:sz w:val="17"/>
-                <w:szCs w:val="17"/>
-              </w:rPr>
-              <w:t xml:space="preserve">range</w:t>
-            </w:r>
-            <w:r>
-              <w:rPr>
-                <w:rFonts w:ascii="Consolas" w:cs="Consolas" w:eastAsia="맑은 고딕" w:hAnsi="Consolas"/>
-                <w:b w:val="false"/>
-                <w:bCs w:val="false"/>
-                <w:i w:val="false"/>
-                <w:iCs w:val="false"/>
-                <w:color w:val="24292F"/>
-                <w:sz w:val="17"/>
-                <w:szCs w:val="17"/>
-              </w:rPr>
-              <w:t xml:space="preserve">(</w:t>
-            </w:r>
-            <w:r>
-              <w:rPr>
-                <w:rFonts w:ascii="Consolas" w:cs="Consolas" w:eastAsia="맑은 고딕" w:hAnsi="Consolas"/>
-                <w:b w:val="false"/>
-                <w:bCs w:val="false"/>
-                <w:i w:val="false"/>
-                <w:iCs w:val="false"/>
-                <w:color w:val="098658"/>
-                <w:sz w:val="17"/>
-                <w:szCs w:val="17"/>
-              </w:rPr>
-              <w:t xml:space="preserve">1</w:t>
-            </w:r>
-            <w:r>
-              <w:rPr>
-                <w:rFonts w:ascii="Consolas" w:cs="Consolas" w:eastAsia="맑은 고딕" w:hAnsi="Consolas"/>
-                <w:b w:val="false"/>
-                <w:bCs w:val="false"/>
-                <w:i w:val="false"/>
-                <w:iCs w:val="false"/>
-                <w:color w:val="24292F"/>
-                <w:sz w:val="17"/>
-                <w:szCs w:val="17"/>
-              </w:rPr>
-              <w:t xml:space="preserve">, </w:t>
-            </w:r>
-            <w:r>
-              <w:rPr>
-                <w:rFonts w:ascii="Consolas" w:cs="Consolas" w:eastAsia="맑은 고딕" w:hAnsi="Consolas"/>
-                <w:b w:val="false"/>
-                <w:bCs w:val="false"/>
-                <w:i w:val="false"/>
-                <w:iCs w:val="false"/>
-                <w:color w:val="098658"/>
-                <w:sz w:val="17"/>
-                <w:szCs w:val="17"/>
-              </w:rPr>
-              <w:t xml:space="preserve">6</w:t>
-            </w:r>
-            <w:r>
-              <w:rPr>
-                <w:rFonts w:ascii="Consolas" w:cs="Consolas" w:eastAsia="맑은 고딕" w:hAnsi="Consolas"/>
-                <w:b w:val="false"/>
-                <w:bCs w:val="false"/>
-                <w:i w:val="false"/>
-                <w:iCs w:val="false"/>
-                <w:color w:val="24292F"/>
-                <w:sz w:val="17"/>
-                <w:szCs w:val="17"/>
-              </w:rPr>
-              <w:t xml:space="preserve">)]</w:t>
-            </w:r>
-          </w:p>
-          <w:p>
-            <w:pPr>
-              <w:spacing w:after="0" w:line="252"/>
-            </w:pPr>
-            <w:r>
-              <w:rPr>
-                <w:rFonts w:ascii="Consolas" w:cs="Consolas" w:eastAsia="맑은 고딕" w:hAnsi="Consolas"/>
-                <w:color w:val="A0A0A0"/>
-                <w:sz w:val="17"/>
-                <w:szCs w:val="17"/>
-              </w:rPr>
-              <w:t xml:space="preserve"> 3  </w:t>
-            </w:r>
-            <w:r>
-              <w:rPr>
-                <w:rFonts w:ascii="Consolas" w:cs="Consolas" w:eastAsia="맑은 고딕" w:hAnsi="Consolas"/>
-                <w:b w:val="false"/>
-                <w:bCs w:val="false"/>
-                <w:i w:val="false"/>
-                <w:iCs w:val="false"/>
-                <w:color w:val="795E26"/>
-                <w:sz w:val="17"/>
-                <w:szCs w:val="17"/>
-              </w:rPr>
-              <w:t xml:space="preserve">print</w:t>
-            </w:r>
-            <w:r>
-              <w:rPr>
-                <w:rFonts w:ascii="Consolas" w:cs="Consolas" w:eastAsia="맑은 고딕" w:hAnsi="Consolas"/>
-                <w:b w:val="false"/>
-                <w:bCs w:val="false"/>
-                <w:i w:val="false"/>
-                <w:iCs w:val="false"/>
-                <w:color w:val="24292F"/>
-                <w:sz w:val="17"/>
-                <w:szCs w:val="17"/>
-              </w:rPr>
-              <w:t xml:space="preserve">(</w:t>
-            </w:r>
-            <w:r>
-              <w:rPr>
-                <w:rFonts w:ascii="Consolas" w:cs="Consolas" w:eastAsia="맑은 고딕" w:hAnsi="Consolas"/>
-                <w:b w:val="false"/>
-                <w:bCs w:val="false"/>
-                <w:i w:val="false"/>
-                <w:iCs w:val="false"/>
-                <w:color w:val="24292F"/>
-                <w:sz w:val="17"/>
-                <w:szCs w:val="17"/>
-              </w:rPr>
-              <w:t xml:space="preserve">squares</w:t>
-            </w:r>
-            <w:r>
-              <w:rPr>
-                <w:rFonts w:ascii="Consolas" w:cs="Consolas" w:eastAsia="맑은 고딕" w:hAnsi="Consolas"/>
-                <w:b w:val="false"/>
-                <w:bCs w:val="false"/>
-                <w:i w:val="false"/>
-                <w:iCs w:val="false"/>
-                <w:color w:val="24292F"/>
-                <w:sz w:val="17"/>
-                <w:szCs w:val="17"/>
-              </w:rPr>
-              <w:t xml:space="preserve">)</w:t>
-            </w:r>
-          </w:p>
-          <w:p>
-            <w:pPr>
-              <w:spacing w:after="0" w:line="252"/>
-            </w:pPr>
-            <w:r>
-              <w:rPr>
-                <w:rFonts w:ascii="Consolas" w:cs="Consolas" w:eastAsia="맑은 고딕" w:hAnsi="Consolas"/>
-                <w:color w:val="A0A0A0"/>
-                <w:sz w:val="17"/>
-                <w:szCs w:val="17"/>
-              </w:rPr>
-              <w:t xml:space="preserve"> 4  </w:t>
-            </w:r>
-            <w:r>
-              <w:rPr>
-                <w:rFonts w:ascii="Consolas" w:cs="Consolas" w:eastAsia="맑은 고딕" w:hAnsi="Consolas"/>
-                <w:sz w:val="17"/>
-                <w:szCs w:val="17"/>
-              </w:rPr>
-              <w:t xml:space="preserve"> </w:t>
-            </w:r>
-          </w:p>
-          <w:p>
-            <w:pPr>
-              <w:spacing w:after="0" w:line="252"/>
-            </w:pPr>
-            <w:r>
-              <w:rPr>
-                <w:rFonts w:ascii="Consolas" w:cs="Consolas" w:eastAsia="맑은 고딕" w:hAnsi="Consolas"/>
-                <w:color w:val="A0A0A0"/>
-                <w:sz w:val="17"/>
-                <w:szCs w:val="17"/>
-              </w:rPr>
-              <w:t xml:space="preserve"> 5  </w:t>
-            </w:r>
-            <w:r>
-              <w:rPr>
-                <w:rFonts w:ascii="Consolas" w:cs="Consolas" w:eastAsia="맑은 고딕" w:hAnsi="Consolas"/>
-                <w:b w:val="false"/>
-                <w:bCs w:val="false"/>
-                <w:i w:val="false"/>
-                <w:iCs w:val="false"/>
-                <w:color w:val="24292F"/>
-                <w:sz w:val="17"/>
-                <w:szCs w:val="17"/>
-              </w:rPr>
-              <w:t xml:space="preserve">evens</w:t>
-            </w:r>
-            <w:r>
-              <w:rPr>
-                <w:rFonts w:ascii="Consolas" w:cs="Consolas" w:eastAsia="맑은 고딕" w:hAnsi="Consolas"/>
-                <w:b w:val="false"/>
-                <w:bCs w:val="false"/>
-                <w:i w:val="false"/>
-                <w:iCs w:val="false"/>
-                <w:color w:val="24292F"/>
-                <w:sz w:val="17"/>
-                <w:szCs w:val="17"/>
-              </w:rPr>
-              <w:t xml:space="preserve"> = [</w:t>
-            </w:r>
-            <w:r>
-              <w:rPr>
-                <w:rFonts w:ascii="Consolas" w:cs="Consolas" w:eastAsia="맑은 고딕" w:hAnsi="Consolas"/>
-                <w:b w:val="false"/>
-                <w:bCs w:val="false"/>
-                <w:i w:val="false"/>
-                <w:iCs w:val="false"/>
-                <w:color w:val="24292F"/>
-                <w:sz w:val="17"/>
-                <w:szCs w:val="17"/>
-              </w:rPr>
-              <w:t xml:space="preserve">x</w:t>
-            </w:r>
-            <w:r>
-              <w:rPr>
-                <w:rFonts w:ascii="Consolas" w:cs="Consolas" w:eastAsia="맑은 고딕" w:hAnsi="Consolas"/>
-                <w:b w:val="false"/>
-                <w:bCs w:val="false"/>
-                <w:i w:val="false"/>
-                <w:iCs w:val="false"/>
-                <w:color w:val="24292F"/>
-                <w:sz w:val="17"/>
-                <w:szCs w:val="17"/>
-              </w:rPr>
-              <w:t xml:space="preserve"> </w:t>
-            </w:r>
-            <w:r>
-              <w:rPr>
-                <w:rFonts w:ascii="Consolas" w:cs="Consolas" w:eastAsia="맑은 고딕" w:hAnsi="Consolas"/>
-                <w:b/>
-                <w:bCs/>
-                <w:i w:val="false"/>
-                <w:iCs w:val="false"/>
-                <w:color w:val="0033B3"/>
-                <w:sz w:val="17"/>
-                <w:szCs w:val="17"/>
-              </w:rPr>
-              <w:t xml:space="preserve">for</w:t>
-            </w:r>
-            <w:r>
-              <w:rPr>
-                <w:rFonts w:ascii="Consolas" w:cs="Consolas" w:eastAsia="맑은 고딕" w:hAnsi="Consolas"/>
-                <w:b w:val="false"/>
-                <w:bCs w:val="false"/>
-                <w:i w:val="false"/>
-                <w:iCs w:val="false"/>
-                <w:color w:val="24292F"/>
-                <w:sz w:val="17"/>
-                <w:szCs w:val="17"/>
-              </w:rPr>
-              <w:t xml:space="preserve"> </w:t>
-            </w:r>
-            <w:r>
-              <w:rPr>
-                <w:rFonts w:ascii="Consolas" w:cs="Consolas" w:eastAsia="맑은 고딕" w:hAnsi="Consolas"/>
-                <w:b w:val="false"/>
-                <w:bCs w:val="false"/>
-                <w:i w:val="false"/>
-                <w:iCs w:val="false"/>
-                <w:color w:val="24292F"/>
-                <w:sz w:val="17"/>
-                <w:szCs w:val="17"/>
-              </w:rPr>
-              <w:t xml:space="preserve">x</w:t>
-            </w:r>
-            <w:r>
-              <w:rPr>
-                <w:rFonts w:ascii="Consolas" w:cs="Consolas" w:eastAsia="맑은 고딕" w:hAnsi="Consolas"/>
-                <w:b w:val="false"/>
-                <w:bCs w:val="false"/>
-                <w:i w:val="false"/>
-                <w:iCs w:val="false"/>
-                <w:color w:val="24292F"/>
-                <w:sz w:val="17"/>
-                <w:szCs w:val="17"/>
-              </w:rPr>
-              <w:t xml:space="preserve"> </w:t>
-            </w:r>
-            <w:r>
-              <w:rPr>
-                <w:rFonts w:ascii="Consolas" w:cs="Consolas" w:eastAsia="맑은 고딕" w:hAnsi="Consolas"/>
-                <w:b/>
-                <w:bCs/>
-                <w:i w:val="false"/>
-                <w:iCs w:val="false"/>
-                <w:color w:val="0033B3"/>
-                <w:sz w:val="17"/>
-                <w:szCs w:val="17"/>
-              </w:rPr>
-              <w:t xml:space="preserve">in</w:t>
-            </w:r>
-            <w:r>
-              <w:rPr>
-                <w:rFonts w:ascii="Consolas" w:cs="Consolas" w:eastAsia="맑은 고딕" w:hAnsi="Consolas"/>
-                <w:b w:val="false"/>
-                <w:bCs w:val="false"/>
-                <w:i w:val="false"/>
-                <w:iCs w:val="false"/>
-                <w:color w:val="24292F"/>
-                <w:sz w:val="17"/>
-                <w:szCs w:val="17"/>
-              </w:rPr>
-              <w:t xml:space="preserve"> </w:t>
-            </w:r>
-            <w:r>
-              <w:rPr>
-                <w:rFonts w:ascii="Consolas" w:cs="Consolas" w:eastAsia="맑은 고딕" w:hAnsi="Consolas"/>
-                <w:b w:val="false"/>
-                <w:bCs w:val="false"/>
-                <w:i w:val="false"/>
-                <w:iCs w:val="false"/>
-                <w:color w:val="795E26"/>
-                <w:sz w:val="17"/>
-                <w:szCs w:val="17"/>
-              </w:rPr>
-              <w:t xml:space="preserve">range</w:t>
-            </w:r>
-            <w:r>
-              <w:rPr>
-                <w:rFonts w:ascii="Consolas" w:cs="Consolas" w:eastAsia="맑은 고딕" w:hAnsi="Consolas"/>
-                <w:b w:val="false"/>
-                <w:bCs w:val="false"/>
-                <w:i w:val="false"/>
-                <w:iCs w:val="false"/>
-                <w:color w:val="24292F"/>
-                <w:sz w:val="17"/>
-                <w:szCs w:val="17"/>
-              </w:rPr>
-              <w:t xml:space="preserve">(</w:t>
-            </w:r>
-            <w:r>
-              <w:rPr>
-                <w:rFonts w:ascii="Consolas" w:cs="Consolas" w:eastAsia="맑은 고딕" w:hAnsi="Consolas"/>
-                <w:b w:val="false"/>
-                <w:bCs w:val="false"/>
-                <w:i w:val="false"/>
-                <w:iCs w:val="false"/>
-                <w:color w:val="098658"/>
-                <w:sz w:val="17"/>
-                <w:szCs w:val="17"/>
-              </w:rPr>
-              <w:t xml:space="preserve">1</w:t>
-            </w:r>
-            <w:r>
-              <w:rPr>
-                <w:rFonts w:ascii="Consolas" w:cs="Consolas" w:eastAsia="맑은 고딕" w:hAnsi="Consolas"/>
-                <w:b w:val="false"/>
-                <w:bCs w:val="false"/>
-                <w:i w:val="false"/>
-                <w:iCs w:val="false"/>
-                <w:color w:val="24292F"/>
-                <w:sz w:val="17"/>
-                <w:szCs w:val="17"/>
-              </w:rPr>
-              <w:t xml:space="preserve">, </w:t>
-            </w:r>
-            <w:r>
-              <w:rPr>
-                <w:rFonts w:ascii="Consolas" w:cs="Consolas" w:eastAsia="맑은 고딕" w:hAnsi="Consolas"/>
-                <w:b w:val="false"/>
-                <w:bCs w:val="false"/>
-                <w:i w:val="false"/>
-                <w:iCs w:val="false"/>
-                <w:color w:val="098658"/>
-                <w:sz w:val="17"/>
-                <w:szCs w:val="17"/>
-              </w:rPr>
-              <w:t xml:space="preserve">11</w:t>
-            </w:r>
-            <w:r>
-              <w:rPr>
-                <w:rFonts w:ascii="Consolas" w:cs="Consolas" w:eastAsia="맑은 고딕" w:hAnsi="Consolas"/>
-                <w:b w:val="false"/>
-                <w:bCs w:val="false"/>
-                <w:i w:val="false"/>
-                <w:iCs w:val="false"/>
-                <w:color w:val="24292F"/>
-                <w:sz w:val="17"/>
-                <w:szCs w:val="17"/>
-              </w:rPr>
-              <w:t xml:space="preserve">) </w:t>
-            </w:r>
-            <w:r>
-              <w:rPr>
-                <w:rFonts w:ascii="Consolas" w:cs="Consolas" w:eastAsia="맑은 고딕" w:hAnsi="Consolas"/>
-                <w:b/>
-                <w:bCs/>
-                <w:i w:val="false"/>
-                <w:iCs w:val="false"/>
-                <w:color w:val="0033B3"/>
-                <w:sz w:val="17"/>
-                <w:szCs w:val="17"/>
-              </w:rPr>
-              <w:t xml:space="preserve">if</w:t>
-            </w:r>
-            <w:r>
-              <w:rPr>
-                <w:rFonts w:ascii="Consolas" w:cs="Consolas" w:eastAsia="맑은 고딕" w:hAnsi="Consolas"/>
-                <w:b w:val="false"/>
-                <w:bCs w:val="false"/>
-                <w:i w:val="false"/>
-                <w:iCs w:val="false"/>
-                <w:color w:val="24292F"/>
-                <w:sz w:val="17"/>
-                <w:szCs w:val="17"/>
-              </w:rPr>
-              <w:t xml:space="preserve"> </w:t>
-            </w:r>
-            <w:r>
-              <w:rPr>
-                <w:rFonts w:ascii="Consolas" w:cs="Consolas" w:eastAsia="맑은 고딕" w:hAnsi="Consolas"/>
-                <w:b w:val="false"/>
-                <w:bCs w:val="false"/>
-                <w:i w:val="false"/>
-                <w:iCs w:val="false"/>
-                <w:color w:val="24292F"/>
-                <w:sz w:val="17"/>
-                <w:szCs w:val="17"/>
-              </w:rPr>
-              <w:t xml:space="preserve">x</w:t>
-            </w:r>
-            <w:r>
-              <w:rPr>
-                <w:rFonts w:ascii="Consolas" w:cs="Consolas" w:eastAsia="맑은 고딕" w:hAnsi="Consolas"/>
-                <w:b w:val="false"/>
-                <w:bCs w:val="false"/>
-                <w:i w:val="false"/>
-                <w:iCs w:val="false"/>
-                <w:color w:val="24292F"/>
-                <w:sz w:val="17"/>
-                <w:szCs w:val="17"/>
-              </w:rPr>
-              <w:t xml:space="preserve"> % </w:t>
-            </w:r>
-            <w:r>
-              <w:rPr>
-                <w:rFonts w:ascii="Consolas" w:cs="Consolas" w:eastAsia="맑은 고딕" w:hAnsi="Consolas"/>
-                <w:b w:val="false"/>
-                <w:bCs w:val="false"/>
-                <w:i w:val="false"/>
-                <w:iCs w:val="false"/>
-                <w:color w:val="098658"/>
-                <w:sz w:val="17"/>
-                <w:szCs w:val="17"/>
-              </w:rPr>
-              <w:t xml:space="preserve">2</w:t>
-            </w:r>
-            <w:r>
-              <w:rPr>
-                <w:rFonts w:ascii="Consolas" w:cs="Consolas" w:eastAsia="맑은 고딕" w:hAnsi="Consolas"/>
-                <w:b w:val="false"/>
-                <w:bCs w:val="false"/>
-                <w:i w:val="false"/>
-                <w:iCs w:val="false"/>
-                <w:color w:val="24292F"/>
-                <w:sz w:val="17"/>
-                <w:szCs w:val="17"/>
-              </w:rPr>
-              <w:t xml:space="preserve"> == </w:t>
-            </w:r>
-            <w:r>
-              <w:rPr>
-                <w:rFonts w:ascii="Consolas" w:cs="Consolas" w:eastAsia="맑은 고딕" w:hAnsi="Consolas"/>
-                <w:b w:val="false"/>
-                <w:bCs w:val="false"/>
-                <w:i w:val="false"/>
-                <w:iCs w:val="false"/>
-                <w:color w:val="098658"/>
-                <w:sz w:val="17"/>
-                <w:szCs w:val="17"/>
-              </w:rPr>
-              <w:t xml:space="preserve">0</w:t>
-            </w:r>
-            <w:r>
-              <w:rPr>
-                <w:rFonts w:ascii="Consolas" w:cs="Consolas" w:eastAsia="맑은 고딕" w:hAnsi="Consolas"/>
-                <w:b w:val="false"/>
-                <w:bCs w:val="false"/>
-                <w:i w:val="false"/>
-                <w:iCs w:val="false"/>
-                <w:color w:val="24292F"/>
-                <w:sz w:val="17"/>
-                <w:szCs w:val="17"/>
-              </w:rPr>
-              <w:t xml:space="preserve">]</w:t>
-            </w:r>
-          </w:p>
-          <w:p>
-            <w:pPr>
-              <w:spacing w:after="0" w:line="252"/>
-            </w:pPr>
-            <w:r>
-              <w:rPr>
-                <w:rFonts w:ascii="Consolas" w:cs="Consolas" w:eastAsia="맑은 고딕" w:hAnsi="Consolas"/>
-                <w:color w:val="A0A0A0"/>
-                <w:sz w:val="17"/>
-                <w:szCs w:val="17"/>
-              </w:rPr>
-              <w:t xml:space="preserve"> 6  </w:t>
-            </w:r>
-            <w:r>
-              <w:rPr>
-                <w:rFonts w:ascii="Consolas" w:cs="Consolas" w:eastAsia="맑은 고딕" w:hAnsi="Consolas"/>
-                <w:b w:val="false"/>
-                <w:bCs w:val="false"/>
-                <w:i w:val="false"/>
-                <w:iCs w:val="false"/>
-                <w:color w:val="795E26"/>
-                <w:sz w:val="17"/>
-                <w:szCs w:val="17"/>
-              </w:rPr>
-              <w:t xml:space="preserve">print</w:t>
-            </w:r>
-            <w:r>
-              <w:rPr>
-                <w:rFonts w:ascii="Consolas" w:cs="Consolas" w:eastAsia="맑은 고딕" w:hAnsi="Consolas"/>
-                <w:b w:val="false"/>
-                <w:bCs w:val="false"/>
-                <w:i w:val="false"/>
-                <w:iCs w:val="false"/>
-                <w:color w:val="24292F"/>
-                <w:sz w:val="17"/>
-                <w:szCs w:val="17"/>
-              </w:rPr>
-              <w:t xml:space="preserve">(</w:t>
-            </w:r>
-            <w:r>
-              <w:rPr>
-                <w:rFonts w:ascii="Consolas" w:cs="Consolas" w:eastAsia="맑은 고딕" w:hAnsi="Consolas"/>
-                <w:b w:val="false"/>
-                <w:bCs w:val="false"/>
-                <w:i w:val="false"/>
-                <w:iCs w:val="false"/>
-                <w:color w:val="24292F"/>
-                <w:sz w:val="17"/>
-                <w:szCs w:val="17"/>
-              </w:rPr>
-              <w:t xml:space="preserve">evens</w:t>
-            </w:r>
-            <w:r>
-              <w:rPr>
-                <w:rFonts w:ascii="Consolas" w:cs="Consolas" w:eastAsia="맑은 고딕" w:hAnsi="Consolas"/>
-                <w:b w:val="false"/>
-                <w:bCs w:val="false"/>
-                <w:i w:val="false"/>
-                <w:iCs w:val="false"/>
-                <w:color w:val="24292F"/>
-                <w:sz w:val="17"/>
-                <w:szCs w:val="17"/>
-              </w:rPr>
-              <w:t xml:space="preserve">)</w:t>
-            </w:r>
-          </w:p>
-          <w:p>
-            <w:pPr>
-              <w:spacing w:after="0" w:line="252"/>
-            </w:pPr>
-            <w:r>
-              <w:rPr>
-                <w:rFonts w:ascii="Consolas" w:cs="Consolas" w:eastAsia="맑은 고딕" w:hAnsi="Consolas"/>
-                <w:color w:val="A0A0A0"/>
-                <w:sz w:val="17"/>
-                <w:szCs w:val="17"/>
-              </w:rPr>
-              <w:t xml:space="preserve"> 7  </w:t>
-            </w:r>
-            <w:r>
-              <w:rPr>
-                <w:rFonts w:ascii="Consolas" w:cs="Consolas" w:eastAsia="맑은 고딕" w:hAnsi="Consolas"/>
-                <w:sz w:val="17"/>
-                <w:szCs w:val="17"/>
-              </w:rPr>
-              <w:t xml:space="preserve"> </w:t>
-            </w:r>
-          </w:p>
-          <w:p>
-            <w:pPr>
-              <w:spacing w:after="0" w:line="252"/>
-            </w:pPr>
-            <w:r>
-              <w:rPr>
-                <w:rFonts w:ascii="Consolas" w:cs="Consolas" w:eastAsia="맑은 고딕" w:hAnsi="Consolas"/>
-                <w:color w:val="A0A0A0"/>
-                <w:sz w:val="17"/>
-                <w:szCs w:val="17"/>
-              </w:rPr>
-              <w:t xml:space="preserve"> 8  </w:t>
-            </w:r>
-            <w:r>
-              <w:rPr>
-                <w:rFonts w:ascii="Consolas" w:cs="Consolas" w:eastAsia="맑은 고딕" w:hAnsi="Consolas"/>
-                <w:b w:val="false"/>
-                <w:bCs w:val="false"/>
-                <w:i w:val="false"/>
-                <w:iCs w:val="false"/>
-                <w:color w:val="24292F"/>
-                <w:sz w:val="17"/>
-                <w:szCs w:val="17"/>
-              </w:rPr>
-              <w:t xml:space="preserve">names</w:t>
-            </w:r>
-            <w:r>
-              <w:rPr>
-                <w:rFonts w:ascii="Consolas" w:cs="Consolas" w:eastAsia="맑은 고딕" w:hAnsi="Consolas"/>
-                <w:b w:val="false"/>
-                <w:bCs w:val="false"/>
-                <w:i w:val="false"/>
-                <w:iCs w:val="false"/>
-                <w:color w:val="24292F"/>
-                <w:sz w:val="17"/>
-                <w:szCs w:val="17"/>
-              </w:rPr>
-              <w:t xml:space="preserve"> = [</w:t>
-            </w:r>
-            <w:r>
-              <w:rPr>
-                <w:rFonts w:ascii="Consolas" w:cs="Consolas" w:eastAsia="맑은 고딕" w:hAnsi="Consolas"/>
-                <w:b w:val="false"/>
-                <w:bCs w:val="false"/>
-                <w:i w:val="false"/>
-                <w:iCs w:val="false"/>
-                <w:color w:val="A31515"/>
-                <w:sz w:val="17"/>
-                <w:szCs w:val="17"/>
-              </w:rPr>
-              <w:t xml:space="preserve">"kim"</w:t>
-            </w:r>
-            <w:r>
-              <w:rPr>
-                <w:rFonts w:ascii="Consolas" w:cs="Consolas" w:eastAsia="맑은 고딕" w:hAnsi="Consolas"/>
-                <w:b w:val="false"/>
-                <w:bCs w:val="false"/>
-                <w:i w:val="false"/>
-                <w:iCs w:val="false"/>
-                <w:color w:val="24292F"/>
-                <w:sz w:val="17"/>
-                <w:szCs w:val="17"/>
-              </w:rPr>
-              <w:t xml:space="preserve">, </w:t>
-            </w:r>
-            <w:r>
-              <w:rPr>
-                <w:rFonts w:ascii="Consolas" w:cs="Consolas" w:eastAsia="맑은 고딕" w:hAnsi="Consolas"/>
-                <w:b w:val="false"/>
-                <w:bCs w:val="false"/>
-                <w:i w:val="false"/>
-                <w:iCs w:val="false"/>
-                <w:color w:val="A31515"/>
-                <w:sz w:val="17"/>
-                <w:szCs w:val="17"/>
-              </w:rPr>
-              <w:t xml:space="preserve">"lee"</w:t>
-            </w:r>
-            <w:r>
-              <w:rPr>
-                <w:rFonts w:ascii="Consolas" w:cs="Consolas" w:eastAsia="맑은 고딕" w:hAnsi="Consolas"/>
-                <w:b w:val="false"/>
-                <w:bCs w:val="false"/>
-                <w:i w:val="false"/>
-                <w:iCs w:val="false"/>
-                <w:color w:val="24292F"/>
-                <w:sz w:val="17"/>
-                <w:szCs w:val="17"/>
-              </w:rPr>
-              <w:t xml:space="preserve">, </w:t>
-            </w:r>
-            <w:r>
-              <w:rPr>
-                <w:rFonts w:ascii="Consolas" w:cs="Consolas" w:eastAsia="맑은 고딕" w:hAnsi="Consolas"/>
-                <w:b w:val="false"/>
-                <w:bCs w:val="false"/>
-                <w:i w:val="false"/>
-                <w:iCs w:val="false"/>
-                <w:color w:val="A31515"/>
-                <w:sz w:val="17"/>
-                <w:szCs w:val="17"/>
-              </w:rPr>
-              <w:t xml:space="preserve">"park"</w:t>
-            </w:r>
-            <w:r>
-              <w:rPr>
-                <w:rFonts w:ascii="Consolas" w:cs="Consolas" w:eastAsia="맑은 고딕" w:hAnsi="Consolas"/>
-                <w:b w:val="false"/>
-                <w:bCs w:val="false"/>
-                <w:i w:val="false"/>
-                <w:iCs w:val="false"/>
-                <w:color w:val="24292F"/>
-                <w:sz w:val="17"/>
-                <w:szCs w:val="17"/>
-              </w:rPr>
-              <w:t xml:space="preserve">]</w:t>
-            </w:r>
-          </w:p>
-          <w:p>
-            <w:pPr>
-              <w:spacing w:after="0" w:line="252"/>
-            </w:pPr>
-            <w:r>
-              <w:rPr>
-                <w:rFonts w:ascii="Consolas" w:cs="Consolas" w:eastAsia="맑은 고딕" w:hAnsi="Consolas"/>
-                <w:color w:val="A0A0A0"/>
-                <w:sz w:val="17"/>
-                <w:szCs w:val="17"/>
-              </w:rPr>
-              <w:t xml:space="preserve"> 9  </w:t>
-            </w:r>
-            <w:r>
-              <w:rPr>
-                <w:rFonts w:ascii="Consolas" w:cs="Consolas" w:eastAsia="맑은 고딕" w:hAnsi="Consolas"/>
-                <w:b w:val="false"/>
-                <w:bCs w:val="false"/>
-                <w:i w:val="false"/>
-                <w:iCs w:val="false"/>
-                <w:color w:val="24292F"/>
-                <w:sz w:val="17"/>
-                <w:szCs w:val="17"/>
-              </w:rPr>
-              <w:t xml:space="preserve">upper_names</w:t>
-            </w:r>
-            <w:r>
-              <w:rPr>
-                <w:rFonts w:ascii="Consolas" w:cs="Consolas" w:eastAsia="맑은 고딕" w:hAnsi="Consolas"/>
-                <w:b w:val="false"/>
-                <w:bCs w:val="false"/>
-                <w:i w:val="false"/>
-                <w:iCs w:val="false"/>
-                <w:color w:val="24292F"/>
-                <w:sz w:val="17"/>
-                <w:szCs w:val="17"/>
-              </w:rPr>
-              <w:t xml:space="preserve"> = [</w:t>
-            </w:r>
-            <w:r>
-              <w:rPr>
-                <w:rFonts w:ascii="Consolas" w:cs="Consolas" w:eastAsia="맑은 고딕" w:hAnsi="Consolas"/>
-                <w:b w:val="false"/>
-                <w:bCs w:val="false"/>
-                <w:i w:val="false"/>
-                <w:iCs w:val="false"/>
-                <w:color w:val="24292F"/>
-                <w:sz w:val="17"/>
-                <w:szCs w:val="17"/>
-              </w:rPr>
-              <w:t xml:space="preserve">n</w:t>
-            </w:r>
-            <w:r>
-              <w:rPr>
-                <w:rFonts w:ascii="Consolas" w:cs="Consolas" w:eastAsia="맑은 고딕" w:hAnsi="Consolas"/>
-                <w:b w:val="false"/>
-                <w:bCs w:val="false"/>
-                <w:i w:val="false"/>
-                <w:iCs w:val="false"/>
-                <w:color w:val="24292F"/>
-                <w:sz w:val="17"/>
-                <w:szCs w:val="17"/>
-              </w:rPr>
-              <w:t xml:space="preserve">.</w:t>
-            </w:r>
-            <w:r>
-              <w:rPr>
-                <w:rFonts w:ascii="Consolas" w:cs="Consolas" w:eastAsia="맑은 고딕" w:hAnsi="Consolas"/>
-                <w:b w:val="false"/>
-                <w:bCs w:val="false"/>
-                <w:i w:val="false"/>
-                <w:iCs w:val="false"/>
-                <w:color w:val="24292F"/>
-                <w:sz w:val="17"/>
-                <w:szCs w:val="17"/>
-              </w:rPr>
-              <w:t xml:space="preserve">upper</w:t>
-            </w:r>
-            <w:r>
-              <w:rPr>
-                <w:rFonts w:ascii="Consolas" w:cs="Consolas" w:eastAsia="맑은 고딕" w:hAnsi="Consolas"/>
-                <w:b w:val="false"/>
-                <w:bCs w:val="false"/>
-                <w:i w:val="false"/>
-                <w:iCs w:val="false"/>
-                <w:color w:val="24292F"/>
-                <w:sz w:val="17"/>
-                <w:szCs w:val="17"/>
-              </w:rPr>
-              <w:t xml:space="preserve">() </w:t>
-            </w:r>
-            <w:r>
-              <w:rPr>
-                <w:rFonts w:ascii="Consolas" w:cs="Consolas" w:eastAsia="맑은 고딕" w:hAnsi="Consolas"/>
-                <w:b/>
-                <w:bCs/>
-                <w:i w:val="false"/>
-                <w:iCs w:val="false"/>
-                <w:color w:val="0033B3"/>
-                <w:sz w:val="17"/>
-                <w:szCs w:val="17"/>
-              </w:rPr>
-              <w:t xml:space="preserve">for</w:t>
-            </w:r>
-            <w:r>
-              <w:rPr>
-                <w:rFonts w:ascii="Consolas" w:cs="Consolas" w:eastAsia="맑은 고딕" w:hAnsi="Consolas"/>
-                <w:b w:val="false"/>
-                <w:bCs w:val="false"/>
-                <w:i w:val="false"/>
-                <w:iCs w:val="false"/>
-                <w:color w:val="24292F"/>
-                <w:sz w:val="17"/>
-                <w:szCs w:val="17"/>
-              </w:rPr>
-              <w:t xml:space="preserve"> </w:t>
-            </w:r>
-            <w:r>
-              <w:rPr>
-                <w:rFonts w:ascii="Consolas" w:cs="Consolas" w:eastAsia="맑은 고딕" w:hAnsi="Consolas"/>
-                <w:b w:val="false"/>
-                <w:bCs w:val="false"/>
-                <w:i w:val="false"/>
-                <w:iCs w:val="false"/>
-                <w:color w:val="24292F"/>
-                <w:sz w:val="17"/>
-                <w:szCs w:val="17"/>
-              </w:rPr>
-              <w:t xml:space="preserve">n</w:t>
-            </w:r>
-            <w:r>
-              <w:rPr>
-                <w:rFonts w:ascii="Consolas" w:cs="Consolas" w:eastAsia="맑은 고딕" w:hAnsi="Consolas"/>
-                <w:b w:val="false"/>
-                <w:bCs w:val="false"/>
-                <w:i w:val="false"/>
-                <w:iCs w:val="false"/>
-                <w:color w:val="24292F"/>
-                <w:sz w:val="17"/>
-                <w:szCs w:val="17"/>
-              </w:rPr>
-              <w:t xml:space="preserve"> </w:t>
-            </w:r>
-            <w:r>
-              <w:rPr>
-                <w:rFonts w:ascii="Consolas" w:cs="Consolas" w:eastAsia="맑은 고딕" w:hAnsi="Consolas"/>
-                <w:b/>
-                <w:bCs/>
-                <w:i w:val="false"/>
-                <w:iCs w:val="false"/>
-                <w:color w:val="0033B3"/>
-                <w:sz w:val="17"/>
-                <w:szCs w:val="17"/>
-              </w:rPr>
-              <w:t xml:space="preserve">in</w:t>
-            </w:r>
-            <w:r>
-              <w:rPr>
-                <w:rFonts w:ascii="Consolas" w:cs="Consolas" w:eastAsia="맑은 고딕" w:hAnsi="Consolas"/>
-                <w:b w:val="false"/>
-                <w:bCs w:val="false"/>
-                <w:i w:val="false"/>
-                <w:iCs w:val="false"/>
-                <w:color w:val="24292F"/>
-                <w:sz w:val="17"/>
-                <w:szCs w:val="17"/>
-              </w:rPr>
-              <w:t xml:space="preserve"> </w:t>
-            </w:r>
-            <w:r>
-              <w:rPr>
-                <w:rFonts w:ascii="Consolas" w:cs="Consolas" w:eastAsia="맑은 고딕" w:hAnsi="Consolas"/>
-                <w:b w:val="false"/>
-                <w:bCs w:val="false"/>
-                <w:i w:val="false"/>
-                <w:iCs w:val="false"/>
-                <w:color w:val="24292F"/>
-                <w:sz w:val="17"/>
-                <w:szCs w:val="17"/>
-              </w:rPr>
-              <w:t xml:space="preserve">names</w:t>
-            </w:r>
-            <w:r>
-              <w:rPr>
-                <w:rFonts w:ascii="Consolas" w:cs="Consolas" w:eastAsia="맑은 고딕" w:hAnsi="Consolas"/>
-                <w:b w:val="false"/>
-                <w:bCs w:val="false"/>
-                <w:i w:val="false"/>
-                <w:iCs w:val="false"/>
-                <w:color w:val="24292F"/>
-                <w:sz w:val="17"/>
-                <w:szCs w:val="17"/>
-              </w:rPr>
-              <w:t xml:space="preserve">]</w:t>
-            </w:r>
-          </w:p>
-          <w:p>
-            <w:pPr>
-              <w:spacing w:after="0" w:line="252"/>
-            </w:pPr>
-            <w:r>
-              <w:rPr>
-                <w:rFonts w:ascii="Consolas" w:cs="Consolas" w:eastAsia="맑은 고딕" w:hAnsi="Consolas"/>
-                <w:color w:val="A0A0A0"/>
-                <w:sz w:val="17"/>
-                <w:szCs w:val="17"/>
-              </w:rPr>
-              <w:t xml:space="preserve">10  </w:t>
-            </w:r>
-            <w:r>
-              <w:rPr>
-                <w:rFonts w:ascii="Consolas" w:cs="Consolas" w:eastAsia="맑은 고딕" w:hAnsi="Consolas"/>
-                <w:b w:val="false"/>
-                <w:bCs w:val="false"/>
-                <w:i w:val="false"/>
-                <w:iCs w:val="false"/>
-                <w:color w:val="795E26"/>
-                <w:sz w:val="17"/>
-                <w:szCs w:val="17"/>
-              </w:rPr>
-              <w:t xml:space="preserve">print</w:t>
-            </w:r>
-            <w:r>
-              <w:rPr>
-                <w:rFonts w:ascii="Consolas" w:cs="Consolas" w:eastAsia="맑은 고딕" w:hAnsi="Consolas"/>
-                <w:b w:val="false"/>
-                <w:bCs w:val="false"/>
-                <w:i w:val="false"/>
-                <w:iCs w:val="false"/>
-                <w:color w:val="24292F"/>
-                <w:sz w:val="17"/>
-                <w:szCs w:val="17"/>
-              </w:rPr>
-              <w:t xml:space="preserve">(</w:t>
-            </w:r>
-            <w:r>
-              <w:rPr>
-                <w:rFonts w:ascii="Consolas" w:cs="Consolas" w:eastAsia="맑은 고딕" w:hAnsi="Consolas"/>
-                <w:b w:val="false"/>
-                <w:bCs w:val="false"/>
-                <w:i w:val="false"/>
-                <w:iCs w:val="false"/>
-                <w:color w:val="24292F"/>
-                <w:sz w:val="17"/>
-                <w:szCs w:val="17"/>
-              </w:rPr>
-              <w:t xml:space="preserve">upper_names</w:t>
-            </w:r>
-            <w:r>
-              <w:rPr>
-                <w:rFonts w:ascii="Consolas" w:cs="Consolas" w:eastAsia="맑은 고딕" w:hAnsi="Consolas"/>
-                <w:b w:val="false"/>
-                <w:bCs w:val="false"/>
-                <w:i w:val="false"/>
-                <w:iCs w:val="false"/>
-                <w:color w:val="24292F"/>
-                <w:sz w:val="17"/>
-                <w:szCs w:val="17"/>
-              </w:rPr>
-              <w:t xml:space="preserve">)</w:t>
-            </w:r>
-          </w:p>
-          <w:p>
-            <w:pPr>
-              <w:spacing w:after="0" w:line="252"/>
-            </w:pPr>
-            <w:r>
-              <w:rPr>
-                <w:rFonts w:ascii="Consolas" w:cs="Consolas" w:eastAsia="맑은 고딕" w:hAnsi="Consolas"/>
-                <w:color w:val="A0A0A0"/>
-                <w:sz w:val="17"/>
-                <w:szCs w:val="17"/>
-              </w:rPr>
-              <w:t xml:space="preserve">11  </w:t>
-            </w:r>
-            <w:r>
-              <w:rPr>
-                <w:rFonts w:ascii="Consolas" w:cs="Consolas" w:eastAsia="맑은 고딕" w:hAnsi="Consolas"/>
-                <w:sz w:val="17"/>
-                <w:szCs w:val="17"/>
-              </w:rPr>
-              <w:t xml:space="preserve"> </w:t>
-            </w:r>
-          </w:p>
-          <w:p>
-            <w:pPr>
-              <w:spacing w:after="0" w:line="252"/>
-            </w:pPr>
-            <w:r>
-              <w:rPr>
-                <w:rFonts w:ascii="Consolas" w:cs="Consolas" w:eastAsia="맑은 고딕" w:hAnsi="Consolas"/>
-                <w:color w:val="A0A0A0"/>
-                <w:sz w:val="17"/>
-                <w:szCs w:val="17"/>
-              </w:rPr>
-              <w:t xml:space="preserve">12  </w:t>
-            </w:r>
-            <w:r>
-              <w:rPr>
-                <w:rFonts w:ascii="Consolas" w:cs="Consolas" w:eastAsia="맑은 고딕" w:hAnsi="Consolas"/>
-                <w:b w:val="false"/>
-                <w:bCs w:val="false"/>
                 <w:i/>
                 <w:iCs/>
                 <w:color w:val="6A9955"/>
                 <w:sz w:val="17"/>
                 <w:szCs w:val="17"/>
               </w:rPr>
-              <w:t xml:space="preserve"># 같은 일을 for 문으로 하면</w:t>
+              <w:t xml:space="preserve"># 1 ~ 5 의 제곱 → [1, 4, 9, 16, 25]</w:t>
             </w:r>
           </w:p>
           <w:p>
@@ -14344,47 +13300,85 @@
                 <w:sz w:val="17"/>
                 <w:szCs w:val="17"/>
               </w:rPr>
-              <w:t xml:space="preserve">13  </w:t>
-            </w:r>
-            <w:r>
-              <w:rPr>
-                <w:rFonts w:ascii="Consolas" w:cs="Consolas" w:eastAsia="맑은 고딕" w:hAnsi="Consolas"/>
-                <w:b w:val="false"/>
-                <w:bCs w:val="false"/>
-                <w:i w:val="false"/>
-                <w:iCs w:val="false"/>
-                <w:color w:val="24292F"/>
-                <w:sz w:val="17"/>
-                <w:szCs w:val="17"/>
-              </w:rPr>
-              <w:t xml:space="preserve">squares2</w:t>
-            </w:r>
-            <w:r>
-              <w:rPr>
-                <w:rFonts w:ascii="Consolas" w:cs="Consolas" w:eastAsia="맑은 고딕" w:hAnsi="Consolas"/>
-                <w:b w:val="false"/>
-                <w:bCs w:val="false"/>
-                <w:i w:val="false"/>
-                <w:iCs w:val="false"/>
-                <w:color w:val="24292F"/>
-                <w:sz w:val="17"/>
-                <w:szCs w:val="17"/>
-              </w:rPr>
-              <w:t xml:space="preserve"> = []</w:t>
-            </w:r>
-          </w:p>
-          <w:p>
-            <w:pPr>
-              <w:spacing w:after="0" w:line="252"/>
-            </w:pPr>
-            <w:r>
-              <w:rPr>
-                <w:rFonts w:ascii="Consolas" w:cs="Consolas" w:eastAsia="맑은 고딕" w:hAnsi="Consolas"/>
-                <w:color w:val="A0A0A0"/>
-                <w:sz w:val="17"/>
-                <w:szCs w:val="17"/>
-              </w:rPr>
-              <w:t xml:space="preserve">14  </w:t>
+              <w:t xml:space="preserve"> 3  </w:t>
+            </w:r>
+            <w:r>
+              <w:rPr>
+                <w:rFonts w:ascii="Consolas" w:cs="Consolas" w:eastAsia="맑은 고딕" w:hAnsi="Consolas"/>
+                <w:b w:val="false"/>
+                <w:bCs w:val="false"/>
+                <w:i w:val="false"/>
+                <w:iCs w:val="false"/>
+                <w:color w:val="24292F"/>
+                <w:sz w:val="17"/>
+                <w:szCs w:val="17"/>
+              </w:rPr>
+              <w:t xml:space="preserve">squares</w:t>
+            </w:r>
+            <w:r>
+              <w:rPr>
+                <w:rFonts w:ascii="Consolas" w:cs="Consolas" w:eastAsia="맑은 고딕" w:hAnsi="Consolas"/>
+                <w:b w:val="false"/>
+                <w:bCs w:val="false"/>
+                <w:i w:val="false"/>
+                <w:iCs w:val="false"/>
+                <w:color w:val="24292F"/>
+                <w:sz w:val="17"/>
+                <w:szCs w:val="17"/>
+              </w:rPr>
+              <w:t xml:space="preserve"> = [</w:t>
+            </w:r>
+            <w:r>
+              <w:rPr>
+                <w:rFonts w:ascii="Consolas" w:cs="Consolas" w:eastAsia="맑은 고딕" w:hAnsi="Consolas"/>
+                <w:b w:val="false"/>
+                <w:bCs w:val="false"/>
+                <w:i w:val="false"/>
+                <w:iCs w:val="false"/>
+                <w:color w:val="24292F"/>
+                <w:sz w:val="17"/>
+                <w:szCs w:val="17"/>
+              </w:rPr>
+              <w:t xml:space="preserve">x</w:t>
+            </w:r>
+            <w:r>
+              <w:rPr>
+                <w:rFonts w:ascii="Consolas" w:cs="Consolas" w:eastAsia="맑은 고딕" w:hAnsi="Consolas"/>
+                <w:b w:val="false"/>
+                <w:bCs w:val="false"/>
+                <w:i w:val="false"/>
+                <w:iCs w:val="false"/>
+                <w:color w:val="24292F"/>
+                <w:sz w:val="17"/>
+                <w:szCs w:val="17"/>
+              </w:rPr>
+              <w:t xml:space="preserve"> ** </w:t>
+            </w:r>
+            <w:r>
+              <w:rPr>
+                <w:rFonts w:ascii="Consolas" w:cs="Consolas" w:eastAsia="맑은 고딕" w:hAnsi="Consolas"/>
+                <w:b w:val="false"/>
+                <w:bCs w:val="false"/>
+                <w:i w:val="false"/>
+                <w:iCs w:val="false"/>
+                <w:color w:val="098658"/>
+                <w:sz w:val="17"/>
+                <w:szCs w:val="17"/>
+              </w:rPr>
+              <w:t xml:space="preserve">2</w:t>
+            </w:r>
+            <w:r>
+              <w:rPr>
+                <w:rFonts w:ascii="Consolas" w:cs="Consolas" w:eastAsia="맑은 고딕" w:hAnsi="Consolas"/>
+                <w:b w:val="false"/>
+                <w:bCs w:val="false"/>
+                <w:i w:val="false"/>
+                <w:iCs w:val="false"/>
+                <w:color w:val="24292F"/>
+                <w:sz w:val="17"/>
+                <w:szCs w:val="17"/>
+              </w:rPr>
+              <w:t xml:space="preserve"> </w:t>
             </w:r>
             <w:r>
               <w:rPr>
@@ -14540,6 +13534,1201 @@
                 <w:sz w:val="17"/>
                 <w:szCs w:val="17"/>
               </w:rPr>
+              <w:t xml:space="preserve">)]</w:t>
+            </w:r>
+          </w:p>
+          <w:p>
+            <w:pPr>
+              <w:spacing w:after="0" w:line="252"/>
+            </w:pPr>
+            <w:r>
+              <w:rPr>
+                <w:rFonts w:ascii="Consolas" w:cs="Consolas" w:eastAsia="맑은 고딕" w:hAnsi="Consolas"/>
+                <w:color w:val="A0A0A0"/>
+                <w:sz w:val="17"/>
+                <w:szCs w:val="17"/>
+              </w:rPr>
+              <w:t xml:space="preserve"> 4  </w:t>
+            </w:r>
+            <w:r>
+              <w:rPr>
+                <w:rFonts w:ascii="Consolas" w:cs="Consolas" w:eastAsia="맑은 고딕" w:hAnsi="Consolas"/>
+                <w:b w:val="false"/>
+                <w:bCs w:val="false"/>
+                <w:i w:val="false"/>
+                <w:iCs w:val="false"/>
+                <w:color w:val="795E26"/>
+                <w:sz w:val="17"/>
+                <w:szCs w:val="17"/>
+              </w:rPr>
+              <w:t xml:space="preserve">print</w:t>
+            </w:r>
+            <w:r>
+              <w:rPr>
+                <w:rFonts w:ascii="Consolas" w:cs="Consolas" w:eastAsia="맑은 고딕" w:hAnsi="Consolas"/>
+                <w:b w:val="false"/>
+                <w:bCs w:val="false"/>
+                <w:i w:val="false"/>
+                <w:iCs w:val="false"/>
+                <w:color w:val="24292F"/>
+                <w:sz w:val="17"/>
+                <w:szCs w:val="17"/>
+              </w:rPr>
+              <w:t xml:space="preserve">(</w:t>
+            </w:r>
+            <w:r>
+              <w:rPr>
+                <w:rFonts w:ascii="Consolas" w:cs="Consolas" w:eastAsia="맑은 고딕" w:hAnsi="Consolas"/>
+                <w:b w:val="false"/>
+                <w:bCs w:val="false"/>
+                <w:i w:val="false"/>
+                <w:iCs w:val="false"/>
+                <w:color w:val="24292F"/>
+                <w:sz w:val="17"/>
+                <w:szCs w:val="17"/>
+              </w:rPr>
+              <w:t xml:space="preserve">squares</w:t>
+            </w:r>
+            <w:r>
+              <w:rPr>
+                <w:rFonts w:ascii="Consolas" w:cs="Consolas" w:eastAsia="맑은 고딕" w:hAnsi="Consolas"/>
+                <w:b w:val="false"/>
+                <w:bCs w:val="false"/>
+                <w:i w:val="false"/>
+                <w:iCs w:val="false"/>
+                <w:color w:val="24292F"/>
+                <w:sz w:val="17"/>
+                <w:szCs w:val="17"/>
+              </w:rPr>
+              <w:t xml:space="preserve">)</w:t>
+            </w:r>
+          </w:p>
+          <w:p>
+            <w:pPr>
+              <w:spacing w:after="0" w:line="252"/>
+            </w:pPr>
+            <w:r>
+              <w:rPr>
+                <w:rFonts w:ascii="Consolas" w:cs="Consolas" w:eastAsia="맑은 고딕" w:hAnsi="Consolas"/>
+                <w:color w:val="A0A0A0"/>
+                <w:sz w:val="17"/>
+                <w:szCs w:val="17"/>
+              </w:rPr>
+              <w:t xml:space="preserve"> 5  </w:t>
+            </w:r>
+            <w:r>
+              <w:rPr>
+                <w:rFonts w:ascii="Consolas" w:cs="Consolas" w:eastAsia="맑은 고딕" w:hAnsi="Consolas"/>
+                <w:sz w:val="17"/>
+                <w:szCs w:val="17"/>
+              </w:rPr>
+              <w:t xml:space="preserve"> </w:t>
+            </w:r>
+          </w:p>
+          <w:p>
+            <w:pPr>
+              <w:spacing w:after="0" w:line="252"/>
+            </w:pPr>
+            <w:r>
+              <w:rPr>
+                <w:rFonts w:ascii="Consolas" w:cs="Consolas" w:eastAsia="맑은 고딕" w:hAnsi="Consolas"/>
+                <w:color w:val="A0A0A0"/>
+                <w:sz w:val="17"/>
+                <w:szCs w:val="17"/>
+              </w:rPr>
+              <w:t xml:space="preserve"> 6  </w:t>
+            </w:r>
+            <w:r>
+              <w:rPr>
+                <w:rFonts w:ascii="Consolas" w:cs="Consolas" w:eastAsia="맑은 고딕" w:hAnsi="Consolas"/>
+                <w:b w:val="false"/>
+                <w:bCs w:val="false"/>
+                <w:i/>
+                <w:iCs/>
+                <w:color w:val="6A9955"/>
+                <w:sz w:val="17"/>
+                <w:szCs w:val="17"/>
+              </w:rPr>
+              <w:t xml:space="preserve"># if 조건을 붙이면 조건에 맞는 것만 → 짝수만</w:t>
+            </w:r>
+          </w:p>
+          <w:p>
+            <w:pPr>
+              <w:spacing w:after="0" w:line="252"/>
+            </w:pPr>
+            <w:r>
+              <w:rPr>
+                <w:rFonts w:ascii="Consolas" w:cs="Consolas" w:eastAsia="맑은 고딕" w:hAnsi="Consolas"/>
+                <w:color w:val="A0A0A0"/>
+                <w:sz w:val="17"/>
+                <w:szCs w:val="17"/>
+              </w:rPr>
+              <w:t xml:space="preserve"> 7  </w:t>
+            </w:r>
+            <w:r>
+              <w:rPr>
+                <w:rFonts w:ascii="Consolas" w:cs="Consolas" w:eastAsia="맑은 고딕" w:hAnsi="Consolas"/>
+                <w:b w:val="false"/>
+                <w:bCs w:val="false"/>
+                <w:i w:val="false"/>
+                <w:iCs w:val="false"/>
+                <w:color w:val="24292F"/>
+                <w:sz w:val="17"/>
+                <w:szCs w:val="17"/>
+              </w:rPr>
+              <w:t xml:space="preserve">evens</w:t>
+            </w:r>
+            <w:r>
+              <w:rPr>
+                <w:rFonts w:ascii="Consolas" w:cs="Consolas" w:eastAsia="맑은 고딕" w:hAnsi="Consolas"/>
+                <w:b w:val="false"/>
+                <w:bCs w:val="false"/>
+                <w:i w:val="false"/>
+                <w:iCs w:val="false"/>
+                <w:color w:val="24292F"/>
+                <w:sz w:val="17"/>
+                <w:szCs w:val="17"/>
+              </w:rPr>
+              <w:t xml:space="preserve"> = [</w:t>
+            </w:r>
+            <w:r>
+              <w:rPr>
+                <w:rFonts w:ascii="Consolas" w:cs="Consolas" w:eastAsia="맑은 고딕" w:hAnsi="Consolas"/>
+                <w:b w:val="false"/>
+                <w:bCs w:val="false"/>
+                <w:i w:val="false"/>
+                <w:iCs w:val="false"/>
+                <w:color w:val="24292F"/>
+                <w:sz w:val="17"/>
+                <w:szCs w:val="17"/>
+              </w:rPr>
+              <w:t xml:space="preserve">x</w:t>
+            </w:r>
+            <w:r>
+              <w:rPr>
+                <w:rFonts w:ascii="Consolas" w:cs="Consolas" w:eastAsia="맑은 고딕" w:hAnsi="Consolas"/>
+                <w:b w:val="false"/>
+                <w:bCs w:val="false"/>
+                <w:i w:val="false"/>
+                <w:iCs w:val="false"/>
+                <w:color w:val="24292F"/>
+                <w:sz w:val="17"/>
+                <w:szCs w:val="17"/>
+              </w:rPr>
+              <w:t xml:space="preserve"> </w:t>
+            </w:r>
+            <w:r>
+              <w:rPr>
+                <w:rFonts w:ascii="Consolas" w:cs="Consolas" w:eastAsia="맑은 고딕" w:hAnsi="Consolas"/>
+                <w:b/>
+                <w:bCs/>
+                <w:i w:val="false"/>
+                <w:iCs w:val="false"/>
+                <w:color w:val="0033B3"/>
+                <w:sz w:val="17"/>
+                <w:szCs w:val="17"/>
+              </w:rPr>
+              <w:t xml:space="preserve">for</w:t>
+            </w:r>
+            <w:r>
+              <w:rPr>
+                <w:rFonts w:ascii="Consolas" w:cs="Consolas" w:eastAsia="맑은 고딕" w:hAnsi="Consolas"/>
+                <w:b w:val="false"/>
+                <w:bCs w:val="false"/>
+                <w:i w:val="false"/>
+                <w:iCs w:val="false"/>
+                <w:color w:val="24292F"/>
+                <w:sz w:val="17"/>
+                <w:szCs w:val="17"/>
+              </w:rPr>
+              <w:t xml:space="preserve"> </w:t>
+            </w:r>
+            <w:r>
+              <w:rPr>
+                <w:rFonts w:ascii="Consolas" w:cs="Consolas" w:eastAsia="맑은 고딕" w:hAnsi="Consolas"/>
+                <w:b w:val="false"/>
+                <w:bCs w:val="false"/>
+                <w:i w:val="false"/>
+                <w:iCs w:val="false"/>
+                <w:color w:val="24292F"/>
+                <w:sz w:val="17"/>
+                <w:szCs w:val="17"/>
+              </w:rPr>
+              <w:t xml:space="preserve">x</w:t>
+            </w:r>
+            <w:r>
+              <w:rPr>
+                <w:rFonts w:ascii="Consolas" w:cs="Consolas" w:eastAsia="맑은 고딕" w:hAnsi="Consolas"/>
+                <w:b w:val="false"/>
+                <w:bCs w:val="false"/>
+                <w:i w:val="false"/>
+                <w:iCs w:val="false"/>
+                <w:color w:val="24292F"/>
+                <w:sz w:val="17"/>
+                <w:szCs w:val="17"/>
+              </w:rPr>
+              <w:t xml:space="preserve"> </w:t>
+            </w:r>
+            <w:r>
+              <w:rPr>
+                <w:rFonts w:ascii="Consolas" w:cs="Consolas" w:eastAsia="맑은 고딕" w:hAnsi="Consolas"/>
+                <w:b/>
+                <w:bCs/>
+                <w:i w:val="false"/>
+                <w:iCs w:val="false"/>
+                <w:color w:val="0033B3"/>
+                <w:sz w:val="17"/>
+                <w:szCs w:val="17"/>
+              </w:rPr>
+              <w:t xml:space="preserve">in</w:t>
+            </w:r>
+            <w:r>
+              <w:rPr>
+                <w:rFonts w:ascii="Consolas" w:cs="Consolas" w:eastAsia="맑은 고딕" w:hAnsi="Consolas"/>
+                <w:b w:val="false"/>
+                <w:bCs w:val="false"/>
+                <w:i w:val="false"/>
+                <w:iCs w:val="false"/>
+                <w:color w:val="24292F"/>
+                <w:sz w:val="17"/>
+                <w:szCs w:val="17"/>
+              </w:rPr>
+              <w:t xml:space="preserve"> </w:t>
+            </w:r>
+            <w:r>
+              <w:rPr>
+                <w:rFonts w:ascii="Consolas" w:cs="Consolas" w:eastAsia="맑은 고딕" w:hAnsi="Consolas"/>
+                <w:b w:val="false"/>
+                <w:bCs w:val="false"/>
+                <w:i w:val="false"/>
+                <w:iCs w:val="false"/>
+                <w:color w:val="795E26"/>
+                <w:sz w:val="17"/>
+                <w:szCs w:val="17"/>
+              </w:rPr>
+              <w:t xml:space="preserve">range</w:t>
+            </w:r>
+            <w:r>
+              <w:rPr>
+                <w:rFonts w:ascii="Consolas" w:cs="Consolas" w:eastAsia="맑은 고딕" w:hAnsi="Consolas"/>
+                <w:b w:val="false"/>
+                <w:bCs w:val="false"/>
+                <w:i w:val="false"/>
+                <w:iCs w:val="false"/>
+                <w:color w:val="24292F"/>
+                <w:sz w:val="17"/>
+                <w:szCs w:val="17"/>
+              </w:rPr>
+              <w:t xml:space="preserve">(</w:t>
+            </w:r>
+            <w:r>
+              <w:rPr>
+                <w:rFonts w:ascii="Consolas" w:cs="Consolas" w:eastAsia="맑은 고딕" w:hAnsi="Consolas"/>
+                <w:b w:val="false"/>
+                <w:bCs w:val="false"/>
+                <w:i w:val="false"/>
+                <w:iCs w:val="false"/>
+                <w:color w:val="098658"/>
+                <w:sz w:val="17"/>
+                <w:szCs w:val="17"/>
+              </w:rPr>
+              <w:t xml:space="preserve">1</w:t>
+            </w:r>
+            <w:r>
+              <w:rPr>
+                <w:rFonts w:ascii="Consolas" w:cs="Consolas" w:eastAsia="맑은 고딕" w:hAnsi="Consolas"/>
+                <w:b w:val="false"/>
+                <w:bCs w:val="false"/>
+                <w:i w:val="false"/>
+                <w:iCs w:val="false"/>
+                <w:color w:val="24292F"/>
+                <w:sz w:val="17"/>
+                <w:szCs w:val="17"/>
+              </w:rPr>
+              <w:t xml:space="preserve">, </w:t>
+            </w:r>
+            <w:r>
+              <w:rPr>
+                <w:rFonts w:ascii="Consolas" w:cs="Consolas" w:eastAsia="맑은 고딕" w:hAnsi="Consolas"/>
+                <w:b w:val="false"/>
+                <w:bCs w:val="false"/>
+                <w:i w:val="false"/>
+                <w:iCs w:val="false"/>
+                <w:color w:val="098658"/>
+                <w:sz w:val="17"/>
+                <w:szCs w:val="17"/>
+              </w:rPr>
+              <w:t xml:space="preserve">11</w:t>
+            </w:r>
+            <w:r>
+              <w:rPr>
+                <w:rFonts w:ascii="Consolas" w:cs="Consolas" w:eastAsia="맑은 고딕" w:hAnsi="Consolas"/>
+                <w:b w:val="false"/>
+                <w:bCs w:val="false"/>
+                <w:i w:val="false"/>
+                <w:iCs w:val="false"/>
+                <w:color w:val="24292F"/>
+                <w:sz w:val="17"/>
+                <w:szCs w:val="17"/>
+              </w:rPr>
+              <w:t xml:space="preserve">) </w:t>
+            </w:r>
+            <w:r>
+              <w:rPr>
+                <w:rFonts w:ascii="Consolas" w:cs="Consolas" w:eastAsia="맑은 고딕" w:hAnsi="Consolas"/>
+                <w:b/>
+                <w:bCs/>
+                <w:i w:val="false"/>
+                <w:iCs w:val="false"/>
+                <w:color w:val="0033B3"/>
+                <w:sz w:val="17"/>
+                <w:szCs w:val="17"/>
+              </w:rPr>
+              <w:t xml:space="preserve">if</w:t>
+            </w:r>
+            <w:r>
+              <w:rPr>
+                <w:rFonts w:ascii="Consolas" w:cs="Consolas" w:eastAsia="맑은 고딕" w:hAnsi="Consolas"/>
+                <w:b w:val="false"/>
+                <w:bCs w:val="false"/>
+                <w:i w:val="false"/>
+                <w:iCs w:val="false"/>
+                <w:color w:val="24292F"/>
+                <w:sz w:val="17"/>
+                <w:szCs w:val="17"/>
+              </w:rPr>
+              <w:t xml:space="preserve"> </w:t>
+            </w:r>
+            <w:r>
+              <w:rPr>
+                <w:rFonts w:ascii="Consolas" w:cs="Consolas" w:eastAsia="맑은 고딕" w:hAnsi="Consolas"/>
+                <w:b w:val="false"/>
+                <w:bCs w:val="false"/>
+                <w:i w:val="false"/>
+                <w:iCs w:val="false"/>
+                <w:color w:val="24292F"/>
+                <w:sz w:val="17"/>
+                <w:szCs w:val="17"/>
+              </w:rPr>
+              <w:t xml:space="preserve">x</w:t>
+            </w:r>
+            <w:r>
+              <w:rPr>
+                <w:rFonts w:ascii="Consolas" w:cs="Consolas" w:eastAsia="맑은 고딕" w:hAnsi="Consolas"/>
+                <w:b w:val="false"/>
+                <w:bCs w:val="false"/>
+                <w:i w:val="false"/>
+                <w:iCs w:val="false"/>
+                <w:color w:val="24292F"/>
+                <w:sz w:val="17"/>
+                <w:szCs w:val="17"/>
+              </w:rPr>
+              <w:t xml:space="preserve"> % </w:t>
+            </w:r>
+            <w:r>
+              <w:rPr>
+                <w:rFonts w:ascii="Consolas" w:cs="Consolas" w:eastAsia="맑은 고딕" w:hAnsi="Consolas"/>
+                <w:b w:val="false"/>
+                <w:bCs w:val="false"/>
+                <w:i w:val="false"/>
+                <w:iCs w:val="false"/>
+                <w:color w:val="098658"/>
+                <w:sz w:val="17"/>
+                <w:szCs w:val="17"/>
+              </w:rPr>
+              <w:t xml:space="preserve">2</w:t>
+            </w:r>
+            <w:r>
+              <w:rPr>
+                <w:rFonts w:ascii="Consolas" w:cs="Consolas" w:eastAsia="맑은 고딕" w:hAnsi="Consolas"/>
+                <w:b w:val="false"/>
+                <w:bCs w:val="false"/>
+                <w:i w:val="false"/>
+                <w:iCs w:val="false"/>
+                <w:color w:val="24292F"/>
+                <w:sz w:val="17"/>
+                <w:szCs w:val="17"/>
+              </w:rPr>
+              <w:t xml:space="preserve"> == </w:t>
+            </w:r>
+            <w:r>
+              <w:rPr>
+                <w:rFonts w:ascii="Consolas" w:cs="Consolas" w:eastAsia="맑은 고딕" w:hAnsi="Consolas"/>
+                <w:b w:val="false"/>
+                <w:bCs w:val="false"/>
+                <w:i w:val="false"/>
+                <w:iCs w:val="false"/>
+                <w:color w:val="098658"/>
+                <w:sz w:val="17"/>
+                <w:szCs w:val="17"/>
+              </w:rPr>
+              <w:t xml:space="preserve">0</w:t>
+            </w:r>
+            <w:r>
+              <w:rPr>
+                <w:rFonts w:ascii="Consolas" w:cs="Consolas" w:eastAsia="맑은 고딕" w:hAnsi="Consolas"/>
+                <w:b w:val="false"/>
+                <w:bCs w:val="false"/>
+                <w:i w:val="false"/>
+                <w:iCs w:val="false"/>
+                <w:color w:val="24292F"/>
+                <w:sz w:val="17"/>
+                <w:szCs w:val="17"/>
+              </w:rPr>
+              <w:t xml:space="preserve">]</w:t>
+            </w:r>
+          </w:p>
+          <w:p>
+            <w:pPr>
+              <w:spacing w:after="0" w:line="252"/>
+            </w:pPr>
+            <w:r>
+              <w:rPr>
+                <w:rFonts w:ascii="Consolas" w:cs="Consolas" w:eastAsia="맑은 고딕" w:hAnsi="Consolas"/>
+                <w:color w:val="A0A0A0"/>
+                <w:sz w:val="17"/>
+                <w:szCs w:val="17"/>
+              </w:rPr>
+              <w:t xml:space="preserve"> 8  </w:t>
+            </w:r>
+            <w:r>
+              <w:rPr>
+                <w:rFonts w:ascii="Consolas" w:cs="Consolas" w:eastAsia="맑은 고딕" w:hAnsi="Consolas"/>
+                <w:b w:val="false"/>
+                <w:bCs w:val="false"/>
+                <w:i w:val="false"/>
+                <w:iCs w:val="false"/>
+                <w:color w:val="795E26"/>
+                <w:sz w:val="17"/>
+                <w:szCs w:val="17"/>
+              </w:rPr>
+              <w:t xml:space="preserve">print</w:t>
+            </w:r>
+            <w:r>
+              <w:rPr>
+                <w:rFonts w:ascii="Consolas" w:cs="Consolas" w:eastAsia="맑은 고딕" w:hAnsi="Consolas"/>
+                <w:b w:val="false"/>
+                <w:bCs w:val="false"/>
+                <w:i w:val="false"/>
+                <w:iCs w:val="false"/>
+                <w:color w:val="24292F"/>
+                <w:sz w:val="17"/>
+                <w:szCs w:val="17"/>
+              </w:rPr>
+              <w:t xml:space="preserve">(</w:t>
+            </w:r>
+            <w:r>
+              <w:rPr>
+                <w:rFonts w:ascii="Consolas" w:cs="Consolas" w:eastAsia="맑은 고딕" w:hAnsi="Consolas"/>
+                <w:b w:val="false"/>
+                <w:bCs w:val="false"/>
+                <w:i w:val="false"/>
+                <w:iCs w:val="false"/>
+                <w:color w:val="24292F"/>
+                <w:sz w:val="17"/>
+                <w:szCs w:val="17"/>
+              </w:rPr>
+              <w:t xml:space="preserve">evens</w:t>
+            </w:r>
+            <w:r>
+              <w:rPr>
+                <w:rFonts w:ascii="Consolas" w:cs="Consolas" w:eastAsia="맑은 고딕" w:hAnsi="Consolas"/>
+                <w:b w:val="false"/>
+                <w:bCs w:val="false"/>
+                <w:i w:val="false"/>
+                <w:iCs w:val="false"/>
+                <w:color w:val="24292F"/>
+                <w:sz w:val="17"/>
+                <w:szCs w:val="17"/>
+              </w:rPr>
+              <w:t xml:space="preserve">)</w:t>
+            </w:r>
+          </w:p>
+          <w:p>
+            <w:pPr>
+              <w:spacing w:after="0" w:line="252"/>
+            </w:pPr>
+            <w:r>
+              <w:rPr>
+                <w:rFonts w:ascii="Consolas" w:cs="Consolas" w:eastAsia="맑은 고딕" w:hAnsi="Consolas"/>
+                <w:color w:val="A0A0A0"/>
+                <w:sz w:val="17"/>
+                <w:szCs w:val="17"/>
+              </w:rPr>
+              <w:t xml:space="preserve"> 9  </w:t>
+            </w:r>
+            <w:r>
+              <w:rPr>
+                <w:rFonts w:ascii="Consolas" w:cs="Consolas" w:eastAsia="맑은 고딕" w:hAnsi="Consolas"/>
+                <w:sz w:val="17"/>
+                <w:szCs w:val="17"/>
+              </w:rPr>
+              <w:t xml:space="preserve"> </w:t>
+            </w:r>
+          </w:p>
+          <w:p>
+            <w:pPr>
+              <w:spacing w:after="0" w:line="252"/>
+            </w:pPr>
+            <w:r>
+              <w:rPr>
+                <w:rFonts w:ascii="Consolas" w:cs="Consolas" w:eastAsia="맑은 고딕" w:hAnsi="Consolas"/>
+                <w:color w:val="A0A0A0"/>
+                <w:sz w:val="17"/>
+                <w:szCs w:val="17"/>
+              </w:rPr>
+              <w:t xml:space="preserve">10  </w:t>
+            </w:r>
+            <w:r>
+              <w:rPr>
+                <w:rFonts w:ascii="Consolas" w:cs="Consolas" w:eastAsia="맑은 고딕" w:hAnsi="Consolas"/>
+                <w:b w:val="false"/>
+                <w:bCs w:val="false"/>
+                <w:i w:val="false"/>
+                <w:iCs w:val="false"/>
+                <w:color w:val="24292F"/>
+                <w:sz w:val="17"/>
+                <w:szCs w:val="17"/>
+              </w:rPr>
+              <w:t xml:space="preserve">names</w:t>
+            </w:r>
+            <w:r>
+              <w:rPr>
+                <w:rFonts w:ascii="Consolas" w:cs="Consolas" w:eastAsia="맑은 고딕" w:hAnsi="Consolas"/>
+                <w:b w:val="false"/>
+                <w:bCs w:val="false"/>
+                <w:i w:val="false"/>
+                <w:iCs w:val="false"/>
+                <w:color w:val="24292F"/>
+                <w:sz w:val="17"/>
+                <w:szCs w:val="17"/>
+              </w:rPr>
+              <w:t xml:space="preserve"> = [</w:t>
+            </w:r>
+            <w:r>
+              <w:rPr>
+                <w:rFonts w:ascii="Consolas" w:cs="Consolas" w:eastAsia="맑은 고딕" w:hAnsi="Consolas"/>
+                <w:b w:val="false"/>
+                <w:bCs w:val="false"/>
+                <w:i w:val="false"/>
+                <w:iCs w:val="false"/>
+                <w:color w:val="A31515"/>
+                <w:sz w:val="17"/>
+                <w:szCs w:val="17"/>
+              </w:rPr>
+              <w:t xml:space="preserve">"kim"</w:t>
+            </w:r>
+            <w:r>
+              <w:rPr>
+                <w:rFonts w:ascii="Consolas" w:cs="Consolas" w:eastAsia="맑은 고딕" w:hAnsi="Consolas"/>
+                <w:b w:val="false"/>
+                <w:bCs w:val="false"/>
+                <w:i w:val="false"/>
+                <w:iCs w:val="false"/>
+                <w:color w:val="24292F"/>
+                <w:sz w:val="17"/>
+                <w:szCs w:val="17"/>
+              </w:rPr>
+              <w:t xml:space="preserve">, </w:t>
+            </w:r>
+            <w:r>
+              <w:rPr>
+                <w:rFonts w:ascii="Consolas" w:cs="Consolas" w:eastAsia="맑은 고딕" w:hAnsi="Consolas"/>
+                <w:b w:val="false"/>
+                <w:bCs w:val="false"/>
+                <w:i w:val="false"/>
+                <w:iCs w:val="false"/>
+                <w:color w:val="A31515"/>
+                <w:sz w:val="17"/>
+                <w:szCs w:val="17"/>
+              </w:rPr>
+              <w:t xml:space="preserve">"lee"</w:t>
+            </w:r>
+            <w:r>
+              <w:rPr>
+                <w:rFonts w:ascii="Consolas" w:cs="Consolas" w:eastAsia="맑은 고딕" w:hAnsi="Consolas"/>
+                <w:b w:val="false"/>
+                <w:bCs w:val="false"/>
+                <w:i w:val="false"/>
+                <w:iCs w:val="false"/>
+                <w:color w:val="24292F"/>
+                <w:sz w:val="17"/>
+                <w:szCs w:val="17"/>
+              </w:rPr>
+              <w:t xml:space="preserve">, </w:t>
+            </w:r>
+            <w:r>
+              <w:rPr>
+                <w:rFonts w:ascii="Consolas" w:cs="Consolas" w:eastAsia="맑은 고딕" w:hAnsi="Consolas"/>
+                <w:b w:val="false"/>
+                <w:bCs w:val="false"/>
+                <w:i w:val="false"/>
+                <w:iCs w:val="false"/>
+                <w:color w:val="A31515"/>
+                <w:sz w:val="17"/>
+                <w:szCs w:val="17"/>
+              </w:rPr>
+              <w:t xml:space="preserve">"park"</w:t>
+            </w:r>
+            <w:r>
+              <w:rPr>
+                <w:rFonts w:ascii="Consolas" w:cs="Consolas" w:eastAsia="맑은 고딕" w:hAnsi="Consolas"/>
+                <w:b w:val="false"/>
+                <w:bCs w:val="false"/>
+                <w:i w:val="false"/>
+                <w:iCs w:val="false"/>
+                <w:color w:val="24292F"/>
+                <w:sz w:val="17"/>
+                <w:szCs w:val="17"/>
+              </w:rPr>
+              <w:t xml:space="preserve">]</w:t>
+            </w:r>
+          </w:p>
+          <w:p>
+            <w:pPr>
+              <w:spacing w:after="0" w:line="252"/>
+            </w:pPr>
+            <w:r>
+              <w:rPr>
+                <w:rFonts w:ascii="Consolas" w:cs="Consolas" w:eastAsia="맑은 고딕" w:hAnsi="Consolas"/>
+                <w:color w:val="A0A0A0"/>
+                <w:sz w:val="17"/>
+                <w:szCs w:val="17"/>
+              </w:rPr>
+              <w:t xml:space="preserve">11  </w:t>
+            </w:r>
+            <w:r>
+              <w:rPr>
+                <w:rFonts w:ascii="Consolas" w:cs="Consolas" w:eastAsia="맑은 고딕" w:hAnsi="Consolas"/>
+                <w:b w:val="false"/>
+                <w:bCs w:val="false"/>
+                <w:i/>
+                <w:iCs/>
+                <w:color w:val="6A9955"/>
+                <w:sz w:val="17"/>
+                <w:szCs w:val="17"/>
+              </w:rPr>
+              <w:t xml:space="preserve"># 문자열에도 쓸 수 있어요: 모두 대문자로</w:t>
+            </w:r>
+          </w:p>
+          <w:p>
+            <w:pPr>
+              <w:spacing w:after="0" w:line="252"/>
+            </w:pPr>
+            <w:r>
+              <w:rPr>
+                <w:rFonts w:ascii="Consolas" w:cs="Consolas" w:eastAsia="맑은 고딕" w:hAnsi="Consolas"/>
+                <w:color w:val="A0A0A0"/>
+                <w:sz w:val="17"/>
+                <w:szCs w:val="17"/>
+              </w:rPr>
+              <w:t xml:space="preserve">12  </w:t>
+            </w:r>
+            <w:r>
+              <w:rPr>
+                <w:rFonts w:ascii="Consolas" w:cs="Consolas" w:eastAsia="맑은 고딕" w:hAnsi="Consolas"/>
+                <w:b w:val="false"/>
+                <w:bCs w:val="false"/>
+                <w:i w:val="false"/>
+                <w:iCs w:val="false"/>
+                <w:color w:val="24292F"/>
+                <w:sz w:val="17"/>
+                <w:szCs w:val="17"/>
+              </w:rPr>
+              <w:t xml:space="preserve">upper_names</w:t>
+            </w:r>
+            <w:r>
+              <w:rPr>
+                <w:rFonts w:ascii="Consolas" w:cs="Consolas" w:eastAsia="맑은 고딕" w:hAnsi="Consolas"/>
+                <w:b w:val="false"/>
+                <w:bCs w:val="false"/>
+                <w:i w:val="false"/>
+                <w:iCs w:val="false"/>
+                <w:color w:val="24292F"/>
+                <w:sz w:val="17"/>
+                <w:szCs w:val="17"/>
+              </w:rPr>
+              <w:t xml:space="preserve"> = [</w:t>
+            </w:r>
+            <w:r>
+              <w:rPr>
+                <w:rFonts w:ascii="Consolas" w:cs="Consolas" w:eastAsia="맑은 고딕" w:hAnsi="Consolas"/>
+                <w:b w:val="false"/>
+                <w:bCs w:val="false"/>
+                <w:i w:val="false"/>
+                <w:iCs w:val="false"/>
+                <w:color w:val="24292F"/>
+                <w:sz w:val="17"/>
+                <w:szCs w:val="17"/>
+              </w:rPr>
+              <w:t xml:space="preserve">n</w:t>
+            </w:r>
+            <w:r>
+              <w:rPr>
+                <w:rFonts w:ascii="Consolas" w:cs="Consolas" w:eastAsia="맑은 고딕" w:hAnsi="Consolas"/>
+                <w:b w:val="false"/>
+                <w:bCs w:val="false"/>
+                <w:i w:val="false"/>
+                <w:iCs w:val="false"/>
+                <w:color w:val="24292F"/>
+                <w:sz w:val="17"/>
+                <w:szCs w:val="17"/>
+              </w:rPr>
+              <w:t xml:space="preserve">.</w:t>
+            </w:r>
+            <w:r>
+              <w:rPr>
+                <w:rFonts w:ascii="Consolas" w:cs="Consolas" w:eastAsia="맑은 고딕" w:hAnsi="Consolas"/>
+                <w:b w:val="false"/>
+                <w:bCs w:val="false"/>
+                <w:i w:val="false"/>
+                <w:iCs w:val="false"/>
+                <w:color w:val="24292F"/>
+                <w:sz w:val="17"/>
+                <w:szCs w:val="17"/>
+              </w:rPr>
+              <w:t xml:space="preserve">upper</w:t>
+            </w:r>
+            <w:r>
+              <w:rPr>
+                <w:rFonts w:ascii="Consolas" w:cs="Consolas" w:eastAsia="맑은 고딕" w:hAnsi="Consolas"/>
+                <w:b w:val="false"/>
+                <w:bCs w:val="false"/>
+                <w:i w:val="false"/>
+                <w:iCs w:val="false"/>
+                <w:color w:val="24292F"/>
+                <w:sz w:val="17"/>
+                <w:szCs w:val="17"/>
+              </w:rPr>
+              <w:t xml:space="preserve">() </w:t>
+            </w:r>
+            <w:r>
+              <w:rPr>
+                <w:rFonts w:ascii="Consolas" w:cs="Consolas" w:eastAsia="맑은 고딕" w:hAnsi="Consolas"/>
+                <w:b/>
+                <w:bCs/>
+                <w:i w:val="false"/>
+                <w:iCs w:val="false"/>
+                <w:color w:val="0033B3"/>
+                <w:sz w:val="17"/>
+                <w:szCs w:val="17"/>
+              </w:rPr>
+              <w:t xml:space="preserve">for</w:t>
+            </w:r>
+            <w:r>
+              <w:rPr>
+                <w:rFonts w:ascii="Consolas" w:cs="Consolas" w:eastAsia="맑은 고딕" w:hAnsi="Consolas"/>
+                <w:b w:val="false"/>
+                <w:bCs w:val="false"/>
+                <w:i w:val="false"/>
+                <w:iCs w:val="false"/>
+                <w:color w:val="24292F"/>
+                <w:sz w:val="17"/>
+                <w:szCs w:val="17"/>
+              </w:rPr>
+              <w:t xml:space="preserve"> </w:t>
+            </w:r>
+            <w:r>
+              <w:rPr>
+                <w:rFonts w:ascii="Consolas" w:cs="Consolas" w:eastAsia="맑은 고딕" w:hAnsi="Consolas"/>
+                <w:b w:val="false"/>
+                <w:bCs w:val="false"/>
+                <w:i w:val="false"/>
+                <w:iCs w:val="false"/>
+                <w:color w:val="24292F"/>
+                <w:sz w:val="17"/>
+                <w:szCs w:val="17"/>
+              </w:rPr>
+              <w:t xml:space="preserve">n</w:t>
+            </w:r>
+            <w:r>
+              <w:rPr>
+                <w:rFonts w:ascii="Consolas" w:cs="Consolas" w:eastAsia="맑은 고딕" w:hAnsi="Consolas"/>
+                <w:b w:val="false"/>
+                <w:bCs w:val="false"/>
+                <w:i w:val="false"/>
+                <w:iCs w:val="false"/>
+                <w:color w:val="24292F"/>
+                <w:sz w:val="17"/>
+                <w:szCs w:val="17"/>
+              </w:rPr>
+              <w:t xml:space="preserve"> </w:t>
+            </w:r>
+            <w:r>
+              <w:rPr>
+                <w:rFonts w:ascii="Consolas" w:cs="Consolas" w:eastAsia="맑은 고딕" w:hAnsi="Consolas"/>
+                <w:b/>
+                <w:bCs/>
+                <w:i w:val="false"/>
+                <w:iCs w:val="false"/>
+                <w:color w:val="0033B3"/>
+                <w:sz w:val="17"/>
+                <w:szCs w:val="17"/>
+              </w:rPr>
+              <w:t xml:space="preserve">in</w:t>
+            </w:r>
+            <w:r>
+              <w:rPr>
+                <w:rFonts w:ascii="Consolas" w:cs="Consolas" w:eastAsia="맑은 고딕" w:hAnsi="Consolas"/>
+                <w:b w:val="false"/>
+                <w:bCs w:val="false"/>
+                <w:i w:val="false"/>
+                <w:iCs w:val="false"/>
+                <w:color w:val="24292F"/>
+                <w:sz w:val="17"/>
+                <w:szCs w:val="17"/>
+              </w:rPr>
+              <w:t xml:space="preserve"> </w:t>
+            </w:r>
+            <w:r>
+              <w:rPr>
+                <w:rFonts w:ascii="Consolas" w:cs="Consolas" w:eastAsia="맑은 고딕" w:hAnsi="Consolas"/>
+                <w:b w:val="false"/>
+                <w:bCs w:val="false"/>
+                <w:i w:val="false"/>
+                <w:iCs w:val="false"/>
+                <w:color w:val="24292F"/>
+                <w:sz w:val="17"/>
+                <w:szCs w:val="17"/>
+              </w:rPr>
+              <w:t xml:space="preserve">names</w:t>
+            </w:r>
+            <w:r>
+              <w:rPr>
+                <w:rFonts w:ascii="Consolas" w:cs="Consolas" w:eastAsia="맑은 고딕" w:hAnsi="Consolas"/>
+                <w:b w:val="false"/>
+                <w:bCs w:val="false"/>
+                <w:i w:val="false"/>
+                <w:iCs w:val="false"/>
+                <w:color w:val="24292F"/>
+                <w:sz w:val="17"/>
+                <w:szCs w:val="17"/>
+              </w:rPr>
+              <w:t xml:space="preserve">]</w:t>
+            </w:r>
+          </w:p>
+          <w:p>
+            <w:pPr>
+              <w:spacing w:after="0" w:line="252"/>
+            </w:pPr>
+            <w:r>
+              <w:rPr>
+                <w:rFonts w:ascii="Consolas" w:cs="Consolas" w:eastAsia="맑은 고딕" w:hAnsi="Consolas"/>
+                <w:color w:val="A0A0A0"/>
+                <w:sz w:val="17"/>
+                <w:szCs w:val="17"/>
+              </w:rPr>
+              <w:t xml:space="preserve">13  </w:t>
+            </w:r>
+            <w:r>
+              <w:rPr>
+                <w:rFonts w:ascii="Consolas" w:cs="Consolas" w:eastAsia="맑은 고딕" w:hAnsi="Consolas"/>
+                <w:b w:val="false"/>
+                <w:bCs w:val="false"/>
+                <w:i w:val="false"/>
+                <w:iCs w:val="false"/>
+                <w:color w:val="795E26"/>
+                <w:sz w:val="17"/>
+                <w:szCs w:val="17"/>
+              </w:rPr>
+              <w:t xml:space="preserve">print</w:t>
+            </w:r>
+            <w:r>
+              <w:rPr>
+                <w:rFonts w:ascii="Consolas" w:cs="Consolas" w:eastAsia="맑은 고딕" w:hAnsi="Consolas"/>
+                <w:b w:val="false"/>
+                <w:bCs w:val="false"/>
+                <w:i w:val="false"/>
+                <w:iCs w:val="false"/>
+                <w:color w:val="24292F"/>
+                <w:sz w:val="17"/>
+                <w:szCs w:val="17"/>
+              </w:rPr>
+              <w:t xml:space="preserve">(</w:t>
+            </w:r>
+            <w:r>
+              <w:rPr>
+                <w:rFonts w:ascii="Consolas" w:cs="Consolas" w:eastAsia="맑은 고딕" w:hAnsi="Consolas"/>
+                <w:b w:val="false"/>
+                <w:bCs w:val="false"/>
+                <w:i w:val="false"/>
+                <w:iCs w:val="false"/>
+                <w:color w:val="24292F"/>
+                <w:sz w:val="17"/>
+                <w:szCs w:val="17"/>
+              </w:rPr>
+              <w:t xml:space="preserve">upper_names</w:t>
+            </w:r>
+            <w:r>
+              <w:rPr>
+                <w:rFonts w:ascii="Consolas" w:cs="Consolas" w:eastAsia="맑은 고딕" w:hAnsi="Consolas"/>
+                <w:b w:val="false"/>
+                <w:bCs w:val="false"/>
+                <w:i w:val="false"/>
+                <w:iCs w:val="false"/>
+                <w:color w:val="24292F"/>
+                <w:sz w:val="17"/>
+                <w:szCs w:val="17"/>
+              </w:rPr>
+              <w:t xml:space="preserve">)</w:t>
+            </w:r>
+          </w:p>
+          <w:p>
+            <w:pPr>
+              <w:spacing w:after="0" w:line="252"/>
+            </w:pPr>
+            <w:r>
+              <w:rPr>
+                <w:rFonts w:ascii="Consolas" w:cs="Consolas" w:eastAsia="맑은 고딕" w:hAnsi="Consolas"/>
+                <w:color w:val="A0A0A0"/>
+                <w:sz w:val="17"/>
+                <w:szCs w:val="17"/>
+              </w:rPr>
+              <w:t xml:space="preserve">14  </w:t>
+            </w:r>
+            <w:r>
+              <w:rPr>
+                <w:rFonts w:ascii="Consolas" w:cs="Consolas" w:eastAsia="맑은 고딕" w:hAnsi="Consolas"/>
+                <w:sz w:val="17"/>
+                <w:szCs w:val="17"/>
+              </w:rPr>
+              <w:t xml:space="preserve"> </w:t>
+            </w:r>
+          </w:p>
+          <w:p>
+            <w:pPr>
+              <w:spacing w:after="0" w:line="252"/>
+            </w:pPr>
+            <w:r>
+              <w:rPr>
+                <w:rFonts w:ascii="Consolas" w:cs="Consolas" w:eastAsia="맑은 고딕" w:hAnsi="Consolas"/>
+                <w:color w:val="A0A0A0"/>
+                <w:sz w:val="17"/>
+                <w:szCs w:val="17"/>
+              </w:rPr>
+              <w:t xml:space="preserve">15  </w:t>
+            </w:r>
+            <w:r>
+              <w:rPr>
+                <w:rFonts w:ascii="Consolas" w:cs="Consolas" w:eastAsia="맑은 고딕" w:hAnsi="Consolas"/>
+                <w:b w:val="false"/>
+                <w:bCs w:val="false"/>
+                <w:i/>
+                <w:iCs/>
+                <w:color w:val="6A9955"/>
+                <w:sz w:val="17"/>
+                <w:szCs w:val="17"/>
+              </w:rPr>
+              <w:t xml:space="preserve"># 같은 일을 for 문으로 하면</w:t>
+            </w:r>
+          </w:p>
+          <w:p>
+            <w:pPr>
+              <w:spacing w:after="0" w:line="252"/>
+            </w:pPr>
+            <w:r>
+              <w:rPr>
+                <w:rFonts w:ascii="Consolas" w:cs="Consolas" w:eastAsia="맑은 고딕" w:hAnsi="Consolas"/>
+                <w:color w:val="A0A0A0"/>
+                <w:sz w:val="17"/>
+                <w:szCs w:val="17"/>
+              </w:rPr>
+              <w:t xml:space="preserve">16  </w:t>
+            </w:r>
+            <w:r>
+              <w:rPr>
+                <w:rFonts w:ascii="Consolas" w:cs="Consolas" w:eastAsia="맑은 고딕" w:hAnsi="Consolas"/>
+                <w:b w:val="false"/>
+                <w:bCs w:val="false"/>
+                <w:i w:val="false"/>
+                <w:iCs w:val="false"/>
+                <w:color w:val="24292F"/>
+                <w:sz w:val="17"/>
+                <w:szCs w:val="17"/>
+              </w:rPr>
+              <w:t xml:space="preserve">squares2</w:t>
+            </w:r>
+            <w:r>
+              <w:rPr>
+                <w:rFonts w:ascii="Consolas" w:cs="Consolas" w:eastAsia="맑은 고딕" w:hAnsi="Consolas"/>
+                <w:b w:val="false"/>
+                <w:bCs w:val="false"/>
+                <w:i w:val="false"/>
+                <w:iCs w:val="false"/>
+                <w:color w:val="24292F"/>
+                <w:sz w:val="17"/>
+                <w:szCs w:val="17"/>
+              </w:rPr>
+              <w:t xml:space="preserve"> = []</w:t>
+            </w:r>
+          </w:p>
+          <w:p>
+            <w:pPr>
+              <w:spacing w:after="0" w:line="252"/>
+            </w:pPr>
+            <w:r>
+              <w:rPr>
+                <w:rFonts w:ascii="Consolas" w:cs="Consolas" w:eastAsia="맑은 고딕" w:hAnsi="Consolas"/>
+                <w:color w:val="A0A0A0"/>
+                <w:sz w:val="17"/>
+                <w:szCs w:val="17"/>
+              </w:rPr>
+              <w:t xml:space="preserve">17  </w:t>
+            </w:r>
+            <w:r>
+              <w:rPr>
+                <w:rFonts w:ascii="Consolas" w:cs="Consolas" w:eastAsia="맑은 고딕" w:hAnsi="Consolas"/>
+                <w:b/>
+                <w:bCs/>
+                <w:i w:val="false"/>
+                <w:iCs w:val="false"/>
+                <w:color w:val="0033B3"/>
+                <w:sz w:val="17"/>
+                <w:szCs w:val="17"/>
+              </w:rPr>
+              <w:t xml:space="preserve">for</w:t>
+            </w:r>
+            <w:r>
+              <w:rPr>
+                <w:rFonts w:ascii="Consolas" w:cs="Consolas" w:eastAsia="맑은 고딕" w:hAnsi="Consolas"/>
+                <w:b w:val="false"/>
+                <w:bCs w:val="false"/>
+                <w:i w:val="false"/>
+                <w:iCs w:val="false"/>
+                <w:color w:val="24292F"/>
+                <w:sz w:val="17"/>
+                <w:szCs w:val="17"/>
+              </w:rPr>
+              <w:t xml:space="preserve"> </w:t>
+            </w:r>
+            <w:r>
+              <w:rPr>
+                <w:rFonts w:ascii="Consolas" w:cs="Consolas" w:eastAsia="맑은 고딕" w:hAnsi="Consolas"/>
+                <w:b w:val="false"/>
+                <w:bCs w:val="false"/>
+                <w:i w:val="false"/>
+                <w:iCs w:val="false"/>
+                <w:color w:val="24292F"/>
+                <w:sz w:val="17"/>
+                <w:szCs w:val="17"/>
+              </w:rPr>
+              <w:t xml:space="preserve">x</w:t>
+            </w:r>
+            <w:r>
+              <w:rPr>
+                <w:rFonts w:ascii="Consolas" w:cs="Consolas" w:eastAsia="맑은 고딕" w:hAnsi="Consolas"/>
+                <w:b w:val="false"/>
+                <w:bCs w:val="false"/>
+                <w:i w:val="false"/>
+                <w:iCs w:val="false"/>
+                <w:color w:val="24292F"/>
+                <w:sz w:val="17"/>
+                <w:szCs w:val="17"/>
+              </w:rPr>
+              <w:t xml:space="preserve"> </w:t>
+            </w:r>
+            <w:r>
+              <w:rPr>
+                <w:rFonts w:ascii="Consolas" w:cs="Consolas" w:eastAsia="맑은 고딕" w:hAnsi="Consolas"/>
+                <w:b/>
+                <w:bCs/>
+                <w:i w:val="false"/>
+                <w:iCs w:val="false"/>
+                <w:color w:val="0033B3"/>
+                <w:sz w:val="17"/>
+                <w:szCs w:val="17"/>
+              </w:rPr>
+              <w:t xml:space="preserve">in</w:t>
+            </w:r>
+            <w:r>
+              <w:rPr>
+                <w:rFonts w:ascii="Consolas" w:cs="Consolas" w:eastAsia="맑은 고딕" w:hAnsi="Consolas"/>
+                <w:b w:val="false"/>
+                <w:bCs w:val="false"/>
+                <w:i w:val="false"/>
+                <w:iCs w:val="false"/>
+                <w:color w:val="24292F"/>
+                <w:sz w:val="17"/>
+                <w:szCs w:val="17"/>
+              </w:rPr>
+              <w:t xml:space="preserve"> </w:t>
+            </w:r>
+            <w:r>
+              <w:rPr>
+                <w:rFonts w:ascii="Consolas" w:cs="Consolas" w:eastAsia="맑은 고딕" w:hAnsi="Consolas"/>
+                <w:b w:val="false"/>
+                <w:bCs w:val="false"/>
+                <w:i w:val="false"/>
+                <w:iCs w:val="false"/>
+                <w:color w:val="795E26"/>
+                <w:sz w:val="17"/>
+                <w:szCs w:val="17"/>
+              </w:rPr>
+              <w:t xml:space="preserve">range</w:t>
+            </w:r>
+            <w:r>
+              <w:rPr>
+                <w:rFonts w:ascii="Consolas" w:cs="Consolas" w:eastAsia="맑은 고딕" w:hAnsi="Consolas"/>
+                <w:b w:val="false"/>
+                <w:bCs w:val="false"/>
+                <w:i w:val="false"/>
+                <w:iCs w:val="false"/>
+                <w:color w:val="24292F"/>
+                <w:sz w:val="17"/>
+                <w:szCs w:val="17"/>
+              </w:rPr>
+              <w:t xml:space="preserve">(</w:t>
+            </w:r>
+            <w:r>
+              <w:rPr>
+                <w:rFonts w:ascii="Consolas" w:cs="Consolas" w:eastAsia="맑은 고딕" w:hAnsi="Consolas"/>
+                <w:b w:val="false"/>
+                <w:bCs w:val="false"/>
+                <w:i w:val="false"/>
+                <w:iCs w:val="false"/>
+                <w:color w:val="098658"/>
+                <w:sz w:val="17"/>
+                <w:szCs w:val="17"/>
+              </w:rPr>
+              <w:t xml:space="preserve">1</w:t>
+            </w:r>
+            <w:r>
+              <w:rPr>
+                <w:rFonts w:ascii="Consolas" w:cs="Consolas" w:eastAsia="맑은 고딕" w:hAnsi="Consolas"/>
+                <w:b w:val="false"/>
+                <w:bCs w:val="false"/>
+                <w:i w:val="false"/>
+                <w:iCs w:val="false"/>
+                <w:color w:val="24292F"/>
+                <w:sz w:val="17"/>
+                <w:szCs w:val="17"/>
+              </w:rPr>
+              <w:t xml:space="preserve">, </w:t>
+            </w:r>
+            <w:r>
+              <w:rPr>
+                <w:rFonts w:ascii="Consolas" w:cs="Consolas" w:eastAsia="맑은 고딕" w:hAnsi="Consolas"/>
+                <w:b w:val="false"/>
+                <w:bCs w:val="false"/>
+                <w:i w:val="false"/>
+                <w:iCs w:val="false"/>
+                <w:color w:val="098658"/>
+                <w:sz w:val="17"/>
+                <w:szCs w:val="17"/>
+              </w:rPr>
+              <w:t xml:space="preserve">6</w:t>
+            </w:r>
+            <w:r>
+              <w:rPr>
+                <w:rFonts w:ascii="Consolas" w:cs="Consolas" w:eastAsia="맑은 고딕" w:hAnsi="Consolas"/>
+                <w:b w:val="false"/>
+                <w:bCs w:val="false"/>
+                <w:i w:val="false"/>
+                <w:iCs w:val="false"/>
+                <w:color w:val="24292F"/>
+                <w:sz w:val="17"/>
+                <w:szCs w:val="17"/>
+              </w:rPr>
               <w:t xml:space="preserve">):</w:t>
             </w:r>
           </w:p>
@@ -14554,7 +14743,7 @@
                 <w:sz w:val="17"/>
                 <w:szCs w:val="17"/>
               </w:rPr>
-              <w:t xml:space="preserve">15  </w:t>
+              <w:t xml:space="preserve">18  </w:t>
             </w:r>
             <w:r>
               <w:rPr>
@@ -14685,7 +14874,7 @@
                 <w:sz w:val="17"/>
                 <w:szCs w:val="17"/>
               </w:rPr>
-              <w:t xml:space="preserve">16  </w:t>
+              <w:t xml:space="preserve">19  </w:t>
             </w:r>
             <w:r>
               <w:rPr>
@@ -14923,7 +15112,7 @@
                 <w:sz w:val="19"/>
                 <w:szCs w:val="19"/>
               </w:rPr>
-              <w:t xml:space="preserve">2</w:t>
+              <w:t xml:space="preserve">3</w:t>
             </w:r>
           </w:p>
         </w:tc>
@@ -15025,7 +15214,7 @@
                 <w:sz w:val="19"/>
                 <w:szCs w:val="19"/>
               </w:rPr>
-              <w:t xml:space="preserve">5</w:t>
+              <w:t xml:space="preserve">7</w:t>
             </w:r>
           </w:p>
         </w:tc>
@@ -15127,7 +15316,7 @@
                 <w:sz w:val="19"/>
                 <w:szCs w:val="19"/>
               </w:rPr>
-              <w:t xml:space="preserve">9</w:t>
+              <w:t xml:space="preserve">12</w:t>
             </w:r>
           </w:p>
         </w:tc>
@@ -15229,7 +15418,7 @@
                 <w:sz w:val="19"/>
                 <w:szCs w:val="19"/>
               </w:rPr>
-              <w:t xml:space="preserve">15</w:t>
+              <w:t xml:space="preserve">18</w:t>
             </w:r>
           </w:p>
         </w:tc>
